--- a/pluska2526/Notes/Set31PoissonDistributionsAndPropertiesOfExpectationAndVariance/Set31PoissonDistributionsAndPropertiesOfExpectationAndVariance.docx
+++ b/pluska2526/Notes/Set31PoissonDistributionsAndPropertiesOfExpectationAndVariance/Set31PoissonDistributionsAndPropertiesOfExpectationAndVariance.docx
@@ -588,7 +588,7 @@
                 <w:sz w:val="20"/>
                 <w:szCs w:val="20"/>
               </w:rPr>
-              <w:t>Use the properties of expected value and variance to analyze sums, shifts, and scaling of random variables</w:t>
+              <w:t>Reason about center and spread after transforming random variables</w:t>
             </w:r>
           </w:p>
         </w:tc>
@@ -1039,27 +1039,7 @@
           <w:sz w:val="20"/>
           <w:szCs w:val="20"/>
         </w:rPr>
-        <w:t xml:space="preserve">of the distribution. For example, if our expected number of customers between 1pm and 2pm is 7, then we would set the parameter for the Poisson distribution to be 7. The PMF for the </w:t>
-      </w:r>
-      <w:proofErr w:type="gramStart"/>
-      <w:r>
-        <w:rPr>
-          <w:rFonts w:asciiTheme="minorHAnsi" w:hAnsiTheme="minorHAnsi" w:cstheme="minorHAnsi"/>
-          <w:color w:val="10162F"/>
-          <w:sz w:val="20"/>
-          <w:szCs w:val="20"/>
-        </w:rPr>
-        <w:t>Poisson(</w:t>
-      </w:r>
-      <w:proofErr w:type="gramEnd"/>
-      <w:r>
-        <w:rPr>
-          <w:rFonts w:asciiTheme="minorHAnsi" w:hAnsiTheme="minorHAnsi" w:cstheme="minorHAnsi"/>
-          <w:color w:val="10162F"/>
-          <w:sz w:val="20"/>
-          <w:szCs w:val="20"/>
-        </w:rPr>
-        <w:t>7) distribution is as follows</w:t>
+        <w:t>of the distribution. For example, if our expected number of customers between 1pm and 2pm is 7, then we would set the parameter for the Poisson distribution to be 7. The PMF for the Poisson(7) distribution is as follows</w:t>
       </w:r>
       <w:r>
         <w:rPr>
@@ -1090,6 +1070,7 @@
       <w:r>
         <w:rPr>
           <w:rFonts w:asciiTheme="minorHAnsi" w:hAnsiTheme="minorHAnsi" w:cstheme="minorHAnsi"/>
+          <w:noProof/>
           <w:color w:val="10162F"/>
           <w:sz w:val="20"/>
           <w:szCs w:val="20"/>
@@ -1529,6 +1510,7 @@
       <w:r>
         <w:rPr>
           <w:rFonts w:ascii="Segoe UI" w:hAnsi="Segoe UI" w:cs="Segoe UI"/>
+          <w:noProof/>
           <w:color w:val="10162F"/>
           <w:sz w:val="26"/>
           <w:szCs w:val="26"/>
@@ -1592,7 +1574,6 @@
         <w:t xml:space="preserve">We can calculate the probability of exactly 6 times of rain using the </w:t>
       </w:r>
       <w:proofErr w:type="spellStart"/>
-      <w:proofErr w:type="gramStart"/>
       <w:r>
         <w:rPr>
           <w:rFonts w:asciiTheme="minorHAnsi" w:hAnsiTheme="minorHAnsi" w:cstheme="minorHAnsi"/>
@@ -1616,20 +1597,7 @@
           <w:szCs w:val="20"/>
           <w:shd w:val="clear" w:color="auto" w:fill="FFFFFF"/>
         </w:rPr>
-        <w:t>(</w:t>
-      </w:r>
-      <w:proofErr w:type="gramEnd"/>
-      <w:r>
-        <w:rPr>
-          <w:rFonts w:asciiTheme="minorHAnsi" w:hAnsiTheme="minorHAnsi" w:cstheme="minorHAnsi"/>
-          <w:i/>
-          <w:iCs/>
-          <w:color w:val="10162F"/>
-          <w:sz w:val="20"/>
-          <w:szCs w:val="20"/>
-          <w:shd w:val="clear" w:color="auto" w:fill="FFFFFF"/>
-        </w:rPr>
-        <w:t>)</w:t>
+        <w:t>()</w:t>
       </w:r>
       <w:r>
         <w:rPr>
@@ -1750,7 +1718,6 @@
               <w:t xml:space="preserve"> </w:t>
             </w:r>
             <w:proofErr w:type="spellStart"/>
-            <w:proofErr w:type="gramStart"/>
             <w:r>
               <w:rPr>
                 <w:rFonts w:ascii="Consolas" w:hAnsi="Consolas"/>
@@ -1761,7 +1728,6 @@
               <w:t>scipy.stats</w:t>
             </w:r>
             <w:proofErr w:type="spellEnd"/>
-            <w:proofErr w:type="gramEnd"/>
             <w:r>
               <w:rPr>
                 <w:rFonts w:ascii="Consolas" w:hAnsi="Consolas"/>
@@ -1832,7 +1798,6 @@
               </w:rPr>
             </w:pPr>
             <w:proofErr w:type="spellStart"/>
-            <w:proofErr w:type="gramStart"/>
             <w:r>
               <w:rPr>
                 <w:rFonts w:ascii="Consolas" w:hAnsi="Consolas"/>
@@ -1861,7 +1826,6 @@
               </w:rPr>
               <w:t>(</w:t>
             </w:r>
-            <w:proofErr w:type="gramEnd"/>
             <w:r>
               <w:rPr>
                 <w:rFonts w:ascii="Consolas" w:hAnsi="Consolas"/>
@@ -1952,7 +1916,6 @@
                 <w:szCs w:val="20"/>
               </w:rPr>
             </w:pPr>
-            <w:proofErr w:type="gramStart"/>
             <w:r>
               <w:rPr>
                 <w:rFonts w:ascii="Consolas" w:hAnsi="Consolas"/>
@@ -1960,17 +1923,7 @@
                 <w:sz w:val="21"/>
                 <w:szCs w:val="21"/>
               </w:rPr>
-              <w:t>np.float</w:t>
-            </w:r>
-            <w:proofErr w:type="gramEnd"/>
-            <w:r>
-              <w:rPr>
-                <w:rFonts w:ascii="Consolas" w:hAnsi="Consolas"/>
-                <w:color w:val="3B3B3B"/>
-                <w:sz w:val="21"/>
-                <w:szCs w:val="21"/>
-              </w:rPr>
-              <w:t>64(0.06305545800345125)</w:t>
+              <w:t>np.float64(0.06305545800345125)</w:t>
             </w:r>
           </w:p>
         </w:tc>
@@ -2132,7 +2085,6 @@
               <w:t xml:space="preserve"> </w:t>
             </w:r>
             <w:proofErr w:type="spellStart"/>
-            <w:proofErr w:type="gramStart"/>
             <w:r>
               <w:rPr>
                 <w:rFonts w:ascii="Consolas" w:hAnsi="Consolas"/>
@@ -2161,7 +2113,6 @@
               <w:t>stats</w:t>
             </w:r>
             <w:proofErr w:type="spellEnd"/>
-            <w:proofErr w:type="gramEnd"/>
             <w:r>
               <w:rPr>
                 <w:rFonts w:ascii="Consolas" w:hAnsi="Consolas"/>
@@ -2232,7 +2183,6 @@
               </w:rPr>
             </w:pPr>
             <w:proofErr w:type="spellStart"/>
-            <w:proofErr w:type="gramStart"/>
             <w:r>
               <w:rPr>
                 <w:rFonts w:ascii="Consolas" w:hAnsi="Consolas"/>
@@ -2288,7 +2238,6 @@
               </w:rPr>
               <w:t>(</w:t>
             </w:r>
-            <w:proofErr w:type="gramEnd"/>
             <w:r>
               <w:rPr>
                 <w:rFonts w:ascii="Consolas" w:hAnsi="Consolas"/>
@@ -2595,7 +2544,6 @@
                 <w:szCs w:val="20"/>
               </w:rPr>
             </w:pPr>
-            <w:proofErr w:type="gramStart"/>
             <w:r>
               <w:rPr>
                 <w:rFonts w:ascii="Consolas" w:hAnsi="Consolas" w:cstheme="minorHAnsi"/>
@@ -2603,17 +2551,7 @@
                 <w:sz w:val="20"/>
                 <w:szCs w:val="20"/>
               </w:rPr>
-              <w:t>np.float</w:t>
-            </w:r>
-            <w:proofErr w:type="gramEnd"/>
-            <w:r>
-              <w:rPr>
-                <w:rFonts w:ascii="Consolas" w:hAnsi="Consolas" w:cstheme="minorHAnsi"/>
-                <w:color w:val="10162F"/>
-                <w:sz w:val="20"/>
-                <w:szCs w:val="20"/>
-              </w:rPr>
-              <w:t>64(0.21976538076223123)</w:t>
+              <w:t>np.float64(0.21976538076223123)</w:t>
             </w:r>
           </w:p>
         </w:tc>
@@ -2912,7 +2850,6 @@
         <w:t xml:space="preserve">We can use the </w:t>
       </w:r>
       <w:proofErr w:type="spellStart"/>
-      <w:proofErr w:type="gramStart"/>
       <w:r>
         <w:rPr>
           <w:rFonts w:asciiTheme="minorHAnsi" w:hAnsiTheme="minorHAnsi" w:cstheme="minorHAnsi"/>
@@ -2934,9 +2871,18 @@
           <w:sz w:val="20"/>
           <w:szCs w:val="20"/>
         </w:rPr>
-        <w:t>(</w:t>
-      </w:r>
-      <w:proofErr w:type="gramEnd"/>
+        <w:t>()</w:t>
+      </w:r>
+      <w:r>
+        <w:rPr>
+          <w:rFonts w:asciiTheme="minorHAnsi" w:hAnsiTheme="minorHAnsi" w:cstheme="minorHAnsi"/>
+          <w:bCs/>
+          <w:sz w:val="20"/>
+          <w:szCs w:val="20"/>
+        </w:rPr>
+        <w:t xml:space="preserve"> method in the </w:t>
+      </w:r>
+      <w:proofErr w:type="spellStart"/>
       <w:r>
         <w:rPr>
           <w:rFonts w:asciiTheme="minorHAnsi" w:hAnsiTheme="minorHAnsi" w:cstheme="minorHAnsi"/>
@@ -2946,8 +2892,9 @@
           <w:sz w:val="20"/>
           <w:szCs w:val="20"/>
         </w:rPr>
-        <w:t>)</w:t>
-      </w:r>
+        <w:t>scipy.stats</w:t>
+      </w:r>
+      <w:proofErr w:type="spellEnd"/>
       <w:r>
         <w:rPr>
           <w:rFonts w:asciiTheme="minorHAnsi" w:hAnsiTheme="minorHAnsi" w:cstheme="minorHAnsi"/>
@@ -2955,72 +2902,38 @@
           <w:sz w:val="20"/>
           <w:szCs w:val="20"/>
         </w:rPr>
-        <w:t xml:space="preserve"> method in the </w:t>
-      </w:r>
-      <w:proofErr w:type="spellStart"/>
-      <w:r>
+        <w:t xml:space="preserve"> library to evaluate the probability of observing a specific number or less given the expected value of a distribution. </w:t>
+      </w:r>
+    </w:p>
+    <w:p>
+      <w:pPr>
         <w:rPr>
           <w:rFonts w:asciiTheme="minorHAnsi" w:hAnsiTheme="minorHAnsi" w:cstheme="minorHAnsi"/>
           <w:bCs/>
-          <w:i/>
-          <w:iCs/>
-          <w:sz w:val="20"/>
-          <w:szCs w:val="20"/>
-        </w:rPr>
-        <w:t>scipy.stats</w:t>
-      </w:r>
-      <w:proofErr w:type="spellEnd"/>
-      <w:r>
-        <w:rPr>
-          <w:rFonts w:asciiTheme="minorHAnsi" w:hAnsiTheme="minorHAnsi" w:cstheme="minorHAnsi"/>
-          <w:bCs/>
-          <w:sz w:val="20"/>
-          <w:szCs w:val="20"/>
-        </w:rPr>
-        <w:t xml:space="preserve"> library to evaluate the probability of observing a specific number or less given the expected value of a distribution. </w:t>
-      </w:r>
-    </w:p>
-    <w:p>
-      <w:pPr>
-        <w:rPr>
-          <w:rFonts w:asciiTheme="minorHAnsi" w:hAnsiTheme="minorHAnsi" w:cstheme="minorHAnsi"/>
-          <w:bCs/>
-          <w:sz w:val="20"/>
-          <w:szCs w:val="20"/>
-        </w:rPr>
-      </w:pPr>
-    </w:p>
-    <w:p>
-      <w:pPr>
-        <w:rPr>
-          <w:rFonts w:asciiTheme="minorHAnsi" w:hAnsiTheme="minorHAnsi" w:cstheme="minorHAnsi"/>
-          <w:color w:val="10162F"/>
-          <w:sz w:val="20"/>
-          <w:szCs w:val="20"/>
-          <w:shd w:val="clear" w:color="auto" w:fill="FFFFFF"/>
-        </w:rPr>
-      </w:pPr>
-      <w:proofErr w:type="gramStart"/>
-      <w:r>
-        <w:rPr>
-          <w:rFonts w:asciiTheme="minorHAnsi" w:hAnsiTheme="minorHAnsi" w:cstheme="minorHAnsi"/>
-          <w:color w:val="10162F"/>
-          <w:sz w:val="20"/>
-          <w:szCs w:val="20"/>
-          <w:shd w:val="clear" w:color="auto" w:fill="FFFFFF"/>
-        </w:rPr>
-        <w:t>Let’s</w:t>
-      </w:r>
-      <w:proofErr w:type="gramEnd"/>
-      <w:r>
-        <w:rPr>
-          <w:rFonts w:asciiTheme="minorHAnsi" w:hAnsiTheme="minorHAnsi" w:cstheme="minorHAnsi"/>
-          <w:color w:val="10162F"/>
-          <w:sz w:val="20"/>
-          <w:szCs w:val="20"/>
-          <w:shd w:val="clear" w:color="auto" w:fill="FFFFFF"/>
-        </w:rPr>
-        <w:t xml:space="preserve"> return to our rain example with </w:t>
+          <w:sz w:val="20"/>
+          <w:szCs w:val="20"/>
+        </w:rPr>
+      </w:pPr>
+    </w:p>
+    <w:p>
+      <w:pPr>
+        <w:rPr>
+          <w:rFonts w:asciiTheme="minorHAnsi" w:hAnsiTheme="minorHAnsi" w:cstheme="minorHAnsi"/>
+          <w:color w:val="10162F"/>
+          <w:sz w:val="20"/>
+          <w:szCs w:val="20"/>
+          <w:shd w:val="clear" w:color="auto" w:fill="FFFFFF"/>
+        </w:rPr>
+      </w:pPr>
+      <w:r>
+        <w:rPr>
+          <w:rFonts w:asciiTheme="minorHAnsi" w:hAnsiTheme="minorHAnsi" w:cstheme="minorHAnsi"/>
+          <w:color w:val="10162F"/>
+          <w:sz w:val="20"/>
+          <w:szCs w:val="20"/>
+          <w:shd w:val="clear" w:color="auto" w:fill="FFFFFF"/>
+        </w:rPr>
+        <w:t xml:space="preserve">Let’s return to our rain example with </w:t>
       </w:r>
       <w:r>
         <w:rPr>
@@ -3065,6 +2978,7 @@
       <w:r>
         <w:rPr>
           <w:rFonts w:ascii="Segoe UI" w:hAnsi="Segoe UI" w:cs="Segoe UI"/>
+          <w:noProof/>
           <w:color w:val="10162F"/>
           <w:sz w:val="26"/>
           <w:szCs w:val="26"/>
@@ -3142,9 +3056,8 @@
           <w:sz w:val="20"/>
           <w:szCs w:val="20"/>
         </w:rPr>
-        <w:t xml:space="preserve"> we wanted to calculate the probability of observing 6 or fewer rain events in the next 30 </w:t>
-      </w:r>
-      <w:proofErr w:type="gramStart"/>
+        <w:t xml:space="preserve"> we wanted to calculate the probability of observing 6 or fewer rain events in the next 30 days</w:t>
+      </w:r>
       <w:r>
         <w:rPr>
           <w:rFonts w:asciiTheme="minorHAnsi" w:hAnsiTheme="minorHAnsi" w:cstheme="minorHAnsi"/>
@@ -3152,26 +3065,7 @@
           <w:sz w:val="20"/>
           <w:szCs w:val="20"/>
         </w:rPr>
-        <w:t>days</w:t>
-      </w:r>
-      <w:r>
-        <w:rPr>
-          <w:rFonts w:asciiTheme="minorHAnsi" w:hAnsiTheme="minorHAnsi" w:cstheme="minorHAnsi"/>
-          <w:bCs/>
-          <w:sz w:val="20"/>
-          <w:szCs w:val="20"/>
-        </w:rPr>
-        <w:t>.</w:t>
-      </w:r>
-      <w:proofErr w:type="gramEnd"/>
-      <w:r>
-        <w:rPr>
-          <w:rFonts w:asciiTheme="minorHAnsi" w:hAnsiTheme="minorHAnsi" w:cstheme="minorHAnsi"/>
-          <w:bCs/>
-          <w:sz w:val="20"/>
-          <w:szCs w:val="20"/>
-        </w:rPr>
-        <w:t xml:space="preserve"> </w:t>
+        <w:t xml:space="preserve">. </w:t>
       </w:r>
     </w:p>
     <w:p>
@@ -3246,7 +3140,6 @@
               </w:rPr>
             </w:pPr>
             <w:proofErr w:type="spellStart"/>
-            <w:proofErr w:type="gramStart"/>
             <w:r>
               <w:rPr>
                 <w:rFonts w:ascii="Consolas" w:hAnsi="Consolas"/>
@@ -3302,7 +3195,6 @@
               </w:rPr>
               <w:t>(</w:t>
             </w:r>
-            <w:proofErr w:type="gramEnd"/>
             <w:r>
               <w:rPr>
                 <w:rFonts w:ascii="Consolas" w:hAnsi="Consolas"/>
@@ -3403,7 +3295,6 @@
                 <w:szCs w:val="20"/>
               </w:rPr>
             </w:pPr>
-            <w:proofErr w:type="gramStart"/>
             <w:r>
               <w:rPr>
                 <w:rFonts w:ascii="Consolas" w:hAnsi="Consolas"/>
@@ -3411,17 +3302,7 @@
                 <w:sz w:val="21"/>
                 <w:szCs w:val="21"/>
               </w:rPr>
-              <w:t>np.float</w:t>
-            </w:r>
-            <w:proofErr w:type="gramEnd"/>
-            <w:r>
-              <w:rPr>
-                <w:rFonts w:ascii="Consolas" w:hAnsi="Consolas"/>
-                <w:color w:val="3B3B3B"/>
-                <w:sz w:val="21"/>
-                <w:szCs w:val="21"/>
-              </w:rPr>
-              <w:t>64(0.130141420882483)</w:t>
+              <w:t>np.float64(0.130141420882483)</w:t>
             </w:r>
           </w:p>
         </w:tc>
@@ -3594,7 +3475,6 @@
               <w:t xml:space="preserve">1 - </w:t>
             </w:r>
             <w:proofErr w:type="spellStart"/>
-            <w:proofErr w:type="gramStart"/>
             <w:r>
               <w:rPr>
                 <w:rFonts w:ascii="Consolas" w:hAnsi="Consolas"/>
@@ -3650,7 +3530,6 @@
               </w:rPr>
               <w:t>(</w:t>
             </w:r>
-            <w:proofErr w:type="gramEnd"/>
             <w:r>
               <w:rPr>
                 <w:rFonts w:ascii="Consolas" w:hAnsi="Consolas"/>
@@ -3751,7 +3630,6 @@
                 <w:szCs w:val="20"/>
               </w:rPr>
             </w:pPr>
-            <w:proofErr w:type="gramStart"/>
             <w:r>
               <w:rPr>
                 <w:rFonts w:ascii="Consolas" w:hAnsi="Consolas"/>
@@ -3759,17 +3637,7 @@
                 <w:sz w:val="21"/>
                 <w:szCs w:val="21"/>
               </w:rPr>
-              <w:t>np.float</w:t>
-            </w:r>
-            <w:proofErr w:type="gramEnd"/>
-            <w:r>
-              <w:rPr>
-                <w:rFonts w:ascii="Consolas" w:hAnsi="Consolas"/>
-                <w:color w:val="3B3B3B"/>
-                <w:sz w:val="21"/>
-                <w:szCs w:val="21"/>
-              </w:rPr>
-              <w:t>64(0.30322385369689386)</w:t>
+              <w:t>np.float64(0.30322385369689386)</w:t>
             </w:r>
           </w:p>
         </w:tc>
@@ -3818,7 +3686,6 @@
         <w:t xml:space="preserve">Note that we used 11 in the statement above even though 12 was the value given in the prompt. We wanted to calculate the probability of observing 12 or more rains, which includes 12. </w:t>
       </w:r>
       <w:proofErr w:type="spellStart"/>
-      <w:proofErr w:type="gramStart"/>
       <w:r>
         <w:rPr>
           <w:rFonts w:asciiTheme="minorHAnsi" w:hAnsiTheme="minorHAnsi" w:cstheme="minorHAnsi"/>
@@ -3840,19 +3707,7 @@
           <w:sz w:val="20"/>
           <w:szCs w:val="20"/>
         </w:rPr>
-        <w:t>(</w:t>
-      </w:r>
-      <w:proofErr w:type="gramEnd"/>
-      <w:r>
-        <w:rPr>
-          <w:rFonts w:asciiTheme="minorHAnsi" w:hAnsiTheme="minorHAnsi" w:cstheme="minorHAnsi"/>
-          <w:i/>
-          <w:iCs/>
-          <w:color w:val="10162F"/>
-          <w:sz w:val="20"/>
-          <w:szCs w:val="20"/>
-        </w:rPr>
-        <w:t>11, 10)</w:t>
+        <w:t>(11, 10)</w:t>
       </w:r>
       <w:r>
         <w:rPr>
@@ -4081,7 +3936,6 @@
               </w:rPr>
             </w:pPr>
             <w:proofErr w:type="spellStart"/>
-            <w:proofErr w:type="gramStart"/>
             <w:r>
               <w:rPr>
                 <w:rFonts w:ascii="Consolas" w:hAnsi="Consolas"/>
@@ -4137,7 +3991,6 @@
               </w:rPr>
               <w:t>(</w:t>
             </w:r>
-            <w:proofErr w:type="gramEnd"/>
             <w:r>
               <w:rPr>
                 <w:rFonts w:ascii="Consolas" w:hAnsi="Consolas"/>
@@ -4348,7 +4201,6 @@
                 <w:szCs w:val="20"/>
               </w:rPr>
             </w:pPr>
-            <w:proofErr w:type="gramStart"/>
             <w:r>
               <w:rPr>
                 <w:rFonts w:ascii="Consolas" w:hAnsi="Consolas"/>
@@ -4356,17 +4208,7 @@
                 <w:sz w:val="21"/>
                 <w:szCs w:val="21"/>
               </w:rPr>
-              <w:t>np.float</w:t>
-            </w:r>
-            <w:proofErr w:type="gramEnd"/>
-            <w:r>
-              <w:rPr>
-                <w:rFonts w:ascii="Consolas" w:hAnsi="Consolas"/>
-                <w:color w:val="3B3B3B"/>
-                <w:sz w:val="21"/>
-                <w:szCs w:val="21"/>
-              </w:rPr>
-              <w:t>64(0.29603734909303947)</w:t>
+              <w:t>np.float64(0.29603734909303947)</w:t>
             </w:r>
           </w:p>
         </w:tc>
@@ -4719,25 +4561,14 @@
           <w:szCs w:val="20"/>
         </w:rPr>
       </w:pPr>
-      <w:proofErr w:type="gramStart"/>
-      <w:r>
-        <w:rPr>
-          <w:rFonts w:asciiTheme="minorHAnsi" w:hAnsiTheme="minorHAnsi" w:cstheme="minorHAnsi"/>
-          <w:color w:val="10162F"/>
-          <w:sz w:val="20"/>
-          <w:szCs w:val="20"/>
-        </w:rPr>
-        <w:t>Let’s</w:t>
-      </w:r>
-      <w:proofErr w:type="gramEnd"/>
-      <w:r>
-        <w:rPr>
-          <w:rFonts w:asciiTheme="minorHAnsi" w:hAnsiTheme="minorHAnsi" w:cstheme="minorHAnsi"/>
-          <w:color w:val="10162F"/>
-          <w:sz w:val="20"/>
-          <w:szCs w:val="20"/>
-        </w:rPr>
-        <w:t xml:space="preserve"> put this into context: let’s say we are salespeople, and after many weeks of work, we calculate our average to be 10 sales per week. If we take this value to be our expected value of a Poisson Distribution</w:t>
+      <w:r>
+        <w:rPr>
+          <w:rFonts w:asciiTheme="minorHAnsi" w:hAnsiTheme="minorHAnsi" w:cstheme="minorHAnsi"/>
+          <w:color w:val="10162F"/>
+          <w:sz w:val="20"/>
+          <w:szCs w:val="20"/>
+        </w:rPr>
+        <w:t>Let’s put this into context: let’s say we are salespeople, and after many weeks of work, we calculate our average to be 10 sales per week. If we take this value to be our expected value of a Poisson Distribution</w:t>
       </w:r>
       <w:r>
         <w:rPr>
@@ -4778,6 +4609,7 @@
       <w:r>
         <w:rPr>
           <w:rFonts w:asciiTheme="minorHAnsi" w:hAnsiTheme="minorHAnsi" w:cstheme="minorHAnsi"/>
+          <w:noProof/>
           <w:color w:val="002060"/>
           <w:sz w:val="20"/>
           <w:szCs w:val="20"/>
@@ -4875,48 +4707,16 @@
           <w:shd w:val="clear" w:color="auto" w:fill="FFFFFF"/>
         </w:rPr>
       </w:pPr>
-      <w:proofErr w:type="gramStart"/>
-      <w:r>
-        <w:rPr>
-          <w:rFonts w:asciiTheme="minorHAnsi" w:hAnsiTheme="minorHAnsi" w:cstheme="minorHAnsi"/>
-          <w:sz w:val="20"/>
-          <w:szCs w:val="20"/>
-          <w:shd w:val="clear" w:color="auto" w:fill="FFFFFF"/>
-        </w:rPr>
-        <w:t>Let’s</w:t>
-      </w:r>
-      <w:proofErr w:type="gramEnd"/>
-      <w:r>
-        <w:rPr>
-          <w:rFonts w:asciiTheme="minorHAnsi" w:hAnsiTheme="minorHAnsi" w:cstheme="minorHAnsi"/>
-          <w:sz w:val="20"/>
-          <w:szCs w:val="20"/>
-          <w:shd w:val="clear" w:color="auto" w:fill="FFFFFF"/>
-        </w:rPr>
-        <w:t xml:space="preserve"> look at this another way. </w:t>
-      </w:r>
-      <w:proofErr w:type="gramStart"/>
-      <w:r>
-        <w:rPr>
-          <w:rFonts w:asciiTheme="minorHAnsi" w:hAnsiTheme="minorHAnsi" w:cstheme="minorHAnsi"/>
-          <w:sz w:val="20"/>
-          <w:szCs w:val="20"/>
-          <w:shd w:val="clear" w:color="auto" w:fill="FFFFFF"/>
-        </w:rPr>
-        <w:t>Let’s</w:t>
-      </w:r>
-      <w:proofErr w:type="gramEnd"/>
-      <w:r>
-        <w:rPr>
-          <w:rFonts w:asciiTheme="minorHAnsi" w:hAnsiTheme="minorHAnsi" w:cstheme="minorHAnsi"/>
-          <w:sz w:val="20"/>
-          <w:szCs w:val="20"/>
-          <w:shd w:val="clear" w:color="auto" w:fill="FFFFFF"/>
-        </w:rPr>
-        <w:t xml:space="preserve"> take a sample of 1000 random values from the Poisson distribution with the expected value of 10. We can use the </w:t>
+      <w:r>
+        <w:rPr>
+          <w:rFonts w:asciiTheme="minorHAnsi" w:hAnsiTheme="minorHAnsi" w:cstheme="minorHAnsi"/>
+          <w:sz w:val="20"/>
+          <w:szCs w:val="20"/>
+          <w:shd w:val="clear" w:color="auto" w:fill="FFFFFF"/>
+        </w:rPr>
+        <w:t xml:space="preserve">Let’s look at this another way. Let’s take a sample of 1000 random values from the Poisson distribution with the expected value of 10. We can use the </w:t>
       </w:r>
       <w:proofErr w:type="spellStart"/>
-      <w:proofErr w:type="gramStart"/>
       <w:r>
         <w:rPr>
           <w:rFonts w:asciiTheme="minorHAnsi" w:hAnsiTheme="minorHAnsi" w:cstheme="minorHAnsi"/>
@@ -4938,19 +4738,7 @@
           <w:szCs w:val="20"/>
           <w:shd w:val="clear" w:color="auto" w:fill="FFFFFF"/>
         </w:rPr>
-        <w:t>(</w:t>
-      </w:r>
-      <w:proofErr w:type="gramEnd"/>
-      <w:r>
-        <w:rPr>
-          <w:rFonts w:asciiTheme="minorHAnsi" w:hAnsiTheme="minorHAnsi" w:cstheme="minorHAnsi"/>
-          <w:i/>
-          <w:iCs/>
-          <w:sz w:val="20"/>
-          <w:szCs w:val="20"/>
-          <w:shd w:val="clear" w:color="auto" w:fill="FFFFFF"/>
-        </w:rPr>
-        <w:t>)</w:t>
+        <w:t>()</w:t>
       </w:r>
       <w:r>
         <w:rPr>
@@ -5161,7 +4949,6 @@
               <w:t xml:space="preserve"> </w:t>
             </w:r>
             <w:proofErr w:type="spellStart"/>
-            <w:proofErr w:type="gramStart"/>
             <w:r>
               <w:rPr>
                 <w:rFonts w:ascii="Consolas" w:hAnsi="Consolas"/>
@@ -5217,7 +5004,6 @@
               </w:rPr>
               <w:t>(</w:t>
             </w:r>
-            <w:proofErr w:type="gramEnd"/>
             <w:r>
               <w:rPr>
                 <w:rFonts w:ascii="Consolas" w:hAnsi="Consolas"/>
@@ -5356,27 +5142,7 @@
                 <w:sz w:val="21"/>
                 <w:szCs w:val="21"/>
               </w:rPr>
-              <w:t xml:space="preserve">[ 8 </w:t>
-            </w:r>
-            <w:proofErr w:type="gramStart"/>
-            <w:r>
-              <w:rPr>
-                <w:rFonts w:ascii="Consolas" w:hAnsi="Consolas"/>
-                <w:color w:val="3B3B3B"/>
-                <w:sz w:val="21"/>
-                <w:szCs w:val="21"/>
-              </w:rPr>
-              <w:t>13  9</w:t>
-            </w:r>
-            <w:proofErr w:type="gramEnd"/>
-            <w:r>
-              <w:rPr>
-                <w:rFonts w:ascii="Consolas" w:hAnsi="Consolas"/>
-                <w:color w:val="3B3B3B"/>
-                <w:sz w:val="21"/>
-                <w:szCs w:val="21"/>
-              </w:rPr>
-              <w:t xml:space="preserve">  7 10  8  3 12 12  9  9  8 11 10 12 12 12 16 10  9 11  9 11 12</w:t>
+              <w:t>[ 8 13  9  7 10  8  3 12 12  9  9  8 11 10 12 12 12 16 10  9 11  9 11 12</w:t>
             </w:r>
           </w:p>
           <w:p>
@@ -5395,27 +5161,7 @@
                 <w:sz w:val="21"/>
                 <w:szCs w:val="21"/>
               </w:rPr>
-              <w:t xml:space="preserve">  </w:t>
-            </w:r>
-            <w:proofErr w:type="gramStart"/>
-            <w:r>
-              <w:rPr>
-                <w:rFonts w:ascii="Consolas" w:hAnsi="Consolas"/>
-                <w:color w:val="3B3B3B"/>
-                <w:sz w:val="21"/>
-                <w:szCs w:val="21"/>
-              </w:rPr>
-              <w:t>3  5</w:t>
-            </w:r>
-            <w:proofErr w:type="gramEnd"/>
-            <w:r>
-              <w:rPr>
-                <w:rFonts w:ascii="Consolas" w:hAnsi="Consolas"/>
-                <w:color w:val="3B3B3B"/>
-                <w:sz w:val="21"/>
-                <w:szCs w:val="21"/>
-              </w:rPr>
-              <w:t xml:space="preserve">  5 12  9 15 14  5 21  8  9  8 11  9 14 13 14  8 10  7  9  2  8  7</w:t>
+              <w:t xml:space="preserve">  3  5  5 12  9 15 14  5 21  8  9  8 11  9 14 13 14  8 10  7  9  2  8  7</w:t>
             </w:r>
           </w:p>
           <w:p>
@@ -5462,27 +5208,7 @@
                 <w:sz w:val="21"/>
                 <w:szCs w:val="21"/>
               </w:rPr>
-              <w:t xml:space="preserve">12 10 10 11 </w:t>
-            </w:r>
-            <w:proofErr w:type="gramStart"/>
-            <w:r>
-              <w:rPr>
-                <w:rFonts w:ascii="Consolas" w:hAnsi="Consolas"/>
-                <w:color w:val="3B3B3B"/>
-                <w:sz w:val="21"/>
-                <w:szCs w:val="21"/>
-              </w:rPr>
-              <w:t>11  8</w:t>
-            </w:r>
-            <w:proofErr w:type="gramEnd"/>
-            <w:r>
-              <w:rPr>
-                <w:rFonts w:ascii="Consolas" w:hAnsi="Consolas"/>
-                <w:color w:val="3B3B3B"/>
-                <w:sz w:val="21"/>
-                <w:szCs w:val="21"/>
-              </w:rPr>
-              <w:t xml:space="preserve">  9  8 11  8  8  7  8 15 16  9 17  6  9  6 11 16 12 13</w:t>
+              <w:t>12 10 10 11 11  8  9  8 11  8  8  7  8 15 16  9 17  6  9  6 11 16 12 13</w:t>
             </w:r>
           </w:p>
           <w:p>
@@ -5501,27 +5227,7 @@
                 <w:sz w:val="21"/>
                 <w:szCs w:val="21"/>
               </w:rPr>
-              <w:t xml:space="preserve"> </w:t>
-            </w:r>
-            <w:proofErr w:type="gramStart"/>
-            <w:r>
-              <w:rPr>
-                <w:rFonts w:ascii="Consolas" w:hAnsi="Consolas"/>
-                <w:color w:val="3B3B3B"/>
-                <w:sz w:val="21"/>
-                <w:szCs w:val="21"/>
-              </w:rPr>
-              <w:t>15  8</w:t>
-            </w:r>
-            <w:proofErr w:type="gramEnd"/>
-            <w:r>
-              <w:rPr>
-                <w:rFonts w:ascii="Consolas" w:hAnsi="Consolas"/>
-                <w:color w:val="3B3B3B"/>
-                <w:sz w:val="21"/>
-                <w:szCs w:val="21"/>
-              </w:rPr>
-              <w:t xml:space="preserve"> 10  9  7 16 13 13  2  9 10 14  8  9  5 10 10  8 15  7  6 14  4 12</w:t>
+              <w:t xml:space="preserve"> 15  8 10  9  7 16 13 13  2  9 10 14  8  9  5 10 10  8 15  7  6 14  4 12</w:t>
             </w:r>
           </w:p>
           <w:p>
@@ -5542,27 +5248,7 @@
                 <w:sz w:val="21"/>
                 <w:szCs w:val="21"/>
               </w:rPr>
-              <w:t xml:space="preserve"> 15 </w:t>
-            </w:r>
-            <w:proofErr w:type="gramStart"/>
-            <w:r>
-              <w:rPr>
-                <w:rFonts w:ascii="Consolas" w:hAnsi="Consolas"/>
-                <w:color w:val="3B3B3B"/>
-                <w:sz w:val="21"/>
-                <w:szCs w:val="21"/>
-              </w:rPr>
-              <w:t>15  8</w:t>
-            </w:r>
-            <w:proofErr w:type="gramEnd"/>
-            <w:r>
-              <w:rPr>
-                <w:rFonts w:ascii="Consolas" w:hAnsi="Consolas"/>
-                <w:color w:val="3B3B3B"/>
-                <w:sz w:val="21"/>
-                <w:szCs w:val="21"/>
-              </w:rPr>
-              <w:t xml:space="preserve">  8 12  9 15  8  6 11  7 11 13 14 11  8]</w:t>
+              <w:t xml:space="preserve"> 15 15  8  8 12  9 15  8  6 11  7 11 13 14 11  8]</w:t>
             </w:r>
           </w:p>
         </w:tc>
@@ -5611,6 +5297,7 @@
       <w:r>
         <w:rPr>
           <w:rFonts w:asciiTheme="minorHAnsi" w:hAnsiTheme="minorHAnsi" w:cstheme="minorHAnsi"/>
+          <w:noProof/>
           <w:sz w:val="20"/>
           <w:szCs w:val="20"/>
           <w:shd w:val="clear" w:color="auto" w:fill="FFFFFF"/>
@@ -5801,7 +5488,6 @@
               <w:t xml:space="preserve"> </w:t>
             </w:r>
             <w:proofErr w:type="spellStart"/>
-            <w:proofErr w:type="gramStart"/>
             <w:r>
               <w:rPr>
                 <w:rFonts w:ascii="Consolas" w:hAnsi="Consolas"/>
@@ -5857,7 +5543,6 @@
               </w:rPr>
               <w:t>(</w:t>
             </w:r>
-            <w:proofErr w:type="gramEnd"/>
             <w:r>
               <w:rPr>
                 <w:rFonts w:ascii="Consolas" w:hAnsi="Consolas"/>
@@ -5961,7 +5646,6 @@
               <w:t>(</w:t>
             </w:r>
             <w:proofErr w:type="spellStart"/>
-            <w:proofErr w:type="gramStart"/>
             <w:r>
               <w:rPr>
                 <w:rFonts w:ascii="Consolas" w:hAnsi="Consolas"/>
@@ -5981,7 +5665,6 @@
               <w:t>.mean</w:t>
             </w:r>
             <w:proofErr w:type="spellEnd"/>
-            <w:proofErr w:type="gramEnd"/>
             <w:r>
               <w:rPr>
                 <w:rFonts w:ascii="Consolas" w:hAnsi="Consolas"/>
@@ -6042,7 +5725,6 @@
               <w:t xml:space="preserve"> </w:t>
             </w:r>
             <w:proofErr w:type="spellStart"/>
-            <w:proofErr w:type="gramStart"/>
             <w:r>
               <w:rPr>
                 <w:rFonts w:ascii="Consolas" w:hAnsi="Consolas"/>
@@ -6098,7 +5780,6 @@
               </w:rPr>
               <w:t>(</w:t>
             </w:r>
-            <w:proofErr w:type="gramEnd"/>
             <w:r>
               <w:rPr>
                 <w:rFonts w:ascii="Consolas" w:hAnsi="Consolas"/>
@@ -6202,7 +5883,6 @@
               <w:t>(</w:t>
             </w:r>
             <w:proofErr w:type="spellStart"/>
-            <w:proofErr w:type="gramStart"/>
             <w:r>
               <w:rPr>
                 <w:rFonts w:ascii="Consolas" w:hAnsi="Consolas"/>
@@ -6222,7 +5902,6 @@
               <w:t>.mean</w:t>
             </w:r>
             <w:proofErr w:type="spellEnd"/>
-            <w:proofErr w:type="gramEnd"/>
             <w:r>
               <w:rPr>
                 <w:rFonts w:ascii="Consolas" w:hAnsi="Consolas"/>
@@ -6283,7 +5962,6 @@
               <w:t xml:space="preserve"> </w:t>
             </w:r>
             <w:proofErr w:type="spellStart"/>
-            <w:proofErr w:type="gramStart"/>
             <w:r>
               <w:rPr>
                 <w:rFonts w:ascii="Consolas" w:hAnsi="Consolas"/>
@@ -6339,7 +6017,6 @@
               </w:rPr>
               <w:t>(</w:t>
             </w:r>
-            <w:proofErr w:type="gramEnd"/>
             <w:r>
               <w:rPr>
                 <w:rFonts w:ascii="Consolas" w:hAnsi="Consolas"/>
@@ -6443,7 +6120,6 @@
               <w:t>(</w:t>
             </w:r>
             <w:proofErr w:type="spellStart"/>
-            <w:proofErr w:type="gramStart"/>
             <w:r>
               <w:rPr>
                 <w:rFonts w:ascii="Consolas" w:hAnsi="Consolas"/>
@@ -6463,7 +6139,6 @@
               <w:t>.mean</w:t>
             </w:r>
             <w:proofErr w:type="spellEnd"/>
-            <w:proofErr w:type="gramEnd"/>
             <w:r>
               <w:rPr>
                 <w:rFonts w:ascii="Consolas" w:hAnsi="Consolas"/>
@@ -6524,7 +6199,6 @@
               <w:t xml:space="preserve"> </w:t>
             </w:r>
             <w:proofErr w:type="spellStart"/>
-            <w:proofErr w:type="gramStart"/>
             <w:r>
               <w:rPr>
                 <w:rFonts w:ascii="Consolas" w:hAnsi="Consolas"/>
@@ -6580,7 +6254,6 @@
               </w:rPr>
               <w:t>(</w:t>
             </w:r>
-            <w:proofErr w:type="gramEnd"/>
             <w:r>
               <w:rPr>
                 <w:rFonts w:ascii="Consolas" w:hAnsi="Consolas"/>
@@ -6684,7 +6357,6 @@
               <w:t>(</w:t>
             </w:r>
             <w:proofErr w:type="spellStart"/>
-            <w:proofErr w:type="gramStart"/>
             <w:r>
               <w:rPr>
                 <w:rFonts w:ascii="Consolas" w:hAnsi="Consolas"/>
@@ -6704,7 +6376,6 @@
               <w:t>.mean</w:t>
             </w:r>
             <w:proofErr w:type="spellEnd"/>
-            <w:proofErr w:type="gramEnd"/>
             <w:r>
               <w:rPr>
                 <w:rFonts w:ascii="Consolas" w:hAnsi="Consolas"/>
@@ -7257,6 +6928,7 @@
       <w:r>
         <w:rPr>
           <w:rFonts w:asciiTheme="minorHAnsi" w:hAnsiTheme="minorHAnsi" w:cstheme="minorHAnsi"/>
+          <w:noProof/>
           <w:sz w:val="20"/>
           <w:szCs w:val="20"/>
           <w:shd w:val="clear" w:color="auto" w:fill="FFFFFF"/>
@@ -7310,6 +6982,7 @@
       <w:r>
         <w:rPr>
           <w:rFonts w:asciiTheme="minorHAnsi" w:hAnsiTheme="minorHAnsi" w:cstheme="minorHAnsi"/>
+          <w:noProof/>
           <w:sz w:val="20"/>
           <w:szCs w:val="20"/>
           <w:shd w:val="clear" w:color="auto" w:fill="FFFFFF"/>
@@ -7400,7 +7073,6 @@
         <w:t xml:space="preserve">We can calculate the variance of a sample using the </w:t>
       </w:r>
       <w:proofErr w:type="spellStart"/>
-      <w:proofErr w:type="gramStart"/>
       <w:r>
         <w:rPr>
           <w:rFonts w:asciiTheme="minorHAnsi" w:hAnsiTheme="minorHAnsi" w:cstheme="minorHAnsi"/>
@@ -7422,19 +7094,7 @@
           <w:szCs w:val="20"/>
           <w:shd w:val="clear" w:color="auto" w:fill="FFFFFF"/>
         </w:rPr>
-        <w:t>(</w:t>
-      </w:r>
-      <w:proofErr w:type="gramEnd"/>
-      <w:r>
-        <w:rPr>
-          <w:rFonts w:asciiTheme="minorHAnsi" w:hAnsiTheme="minorHAnsi" w:cstheme="minorHAnsi"/>
-          <w:i/>
-          <w:iCs/>
-          <w:sz w:val="20"/>
-          <w:szCs w:val="20"/>
-          <w:shd w:val="clear" w:color="auto" w:fill="FFFFFF"/>
-        </w:rPr>
-        <w:t>)</w:t>
+        <w:t>()</w:t>
       </w:r>
       <w:r>
         <w:rPr>
@@ -7562,7 +7222,6 @@
               <w:t xml:space="preserve"> </w:t>
             </w:r>
             <w:proofErr w:type="spellStart"/>
-            <w:proofErr w:type="gramStart"/>
             <w:r>
               <w:rPr>
                 <w:rFonts w:ascii="Consolas" w:hAnsi="Consolas"/>
@@ -7618,7 +7277,6 @@
               </w:rPr>
               <w:t>(</w:t>
             </w:r>
-            <w:proofErr w:type="gramEnd"/>
             <w:r>
               <w:rPr>
                 <w:rFonts w:ascii="Consolas" w:hAnsi="Consolas"/>
@@ -7830,7 +7488,6 @@
               <w:t xml:space="preserve"> </w:t>
             </w:r>
             <w:proofErr w:type="spellStart"/>
-            <w:proofErr w:type="gramStart"/>
             <w:r>
               <w:rPr>
                 <w:rFonts w:ascii="Consolas" w:hAnsi="Consolas"/>
@@ -7886,7 +7543,6 @@
               </w:rPr>
               <w:t>(</w:t>
             </w:r>
-            <w:proofErr w:type="gramEnd"/>
             <w:r>
               <w:rPr>
                 <w:rFonts w:ascii="Consolas" w:hAnsi="Consolas"/>
@@ -8098,7 +7754,6 @@
               <w:t xml:space="preserve"> </w:t>
             </w:r>
             <w:proofErr w:type="spellStart"/>
-            <w:proofErr w:type="gramStart"/>
             <w:r>
               <w:rPr>
                 <w:rFonts w:ascii="Consolas" w:hAnsi="Consolas"/>
@@ -8154,7 +7809,6 @@
               </w:rPr>
               <w:t>(</w:t>
             </w:r>
-            <w:proofErr w:type="gramEnd"/>
             <w:r>
               <w:rPr>
                 <w:rFonts w:ascii="Consolas" w:hAnsi="Consolas"/>
@@ -8677,27 +8331,7 @@
           <w:szCs w:val="20"/>
           <w:shd w:val="clear" w:color="auto" w:fill="FFFFFF"/>
         </w:rPr>
-        <w:t xml:space="preserve">Consider the following scenario: we flip a fair coin 10 times and count the number of heads we observe. How many heads would you expect to see? You might naturally think 5, and you would be right! What we are doing is calculating the expected value without even realizing it. We take the </w:t>
-      </w:r>
-      <w:proofErr w:type="gramStart"/>
-      <w:r>
-        <w:rPr>
-          <w:rFonts w:asciiTheme="minorHAnsi" w:hAnsiTheme="minorHAnsi" w:cstheme="minorHAnsi"/>
-          <w:sz w:val="20"/>
-          <w:szCs w:val="20"/>
-          <w:shd w:val="clear" w:color="auto" w:fill="FFFFFF"/>
-        </w:rPr>
-        <w:t>10 coin</w:t>
-      </w:r>
-      <w:proofErr w:type="gramEnd"/>
-      <w:r>
-        <w:rPr>
-          <w:rFonts w:asciiTheme="minorHAnsi" w:hAnsiTheme="minorHAnsi" w:cstheme="minorHAnsi"/>
-          <w:sz w:val="20"/>
-          <w:szCs w:val="20"/>
-          <w:shd w:val="clear" w:color="auto" w:fill="FFFFFF"/>
-        </w:rPr>
-        <w:t xml:space="preserve"> flips and multiply it by the chance of getting heads, or one-half, getting the answer of 5 heads. And that is exactly the equation for the expected value of the binomial distribution:</w:t>
+        <w:t>Consider the following scenario: we flip a fair coin 10 times and count the number of heads we observe. How many heads would you expect to see? You might naturally think 5, and you would be right! What we are doing is calculating the expected value without even realizing it. We take the 10 coin flips and multiply it by the chance of getting heads, or one-half, getting the answer of 5 heads. And that is exactly the equation for the expected value of the binomial distribution:</w:t>
       </w:r>
     </w:p>
     <w:p>
@@ -8740,7 +8374,6 @@
           <w:bdr w:val="none" w:sz="0" w:space="0" w:color="auto" w:frame="1"/>
         </w:rPr>
       </w:pPr>
-      <w:proofErr w:type="gramStart"/>
       <w:r>
         <w:rPr>
           <w:rFonts w:ascii="Cambria Math" w:hAnsi="Cambria Math" w:cstheme="minorHAnsi"/>
@@ -8749,18 +8382,7 @@
           <w:szCs w:val="20"/>
           <w:bdr w:val="none" w:sz="0" w:space="0" w:color="auto" w:frame="1"/>
         </w:rPr>
-        <w:t>Expected(</w:t>
-      </w:r>
-      <w:proofErr w:type="gramEnd"/>
-      <w:r>
-        <w:rPr>
-          <w:rFonts w:ascii="Cambria Math" w:hAnsi="Cambria Math" w:cstheme="minorHAnsi"/>
-          <w:color w:val="10162F"/>
-          <w:sz w:val="20"/>
-          <w:szCs w:val="20"/>
-          <w:bdr w:val="none" w:sz="0" w:space="0" w:color="auto" w:frame="1"/>
-        </w:rPr>
-        <w:t># of Heads) = E(X) = n × p</w:t>
+        <w:t>Expected(# of Heads) = E(X) = n × p</w:t>
       </w:r>
     </w:p>
     <w:p>
@@ -9118,45 +8740,14 @@
           <w:shd w:val="clear" w:color="auto" w:fill="FFFFFF"/>
         </w:rPr>
       </w:pPr>
-      <w:proofErr w:type="gramStart"/>
-      <w:r>
-        <w:rPr>
-          <w:rFonts w:asciiTheme="minorHAnsi" w:hAnsiTheme="minorHAnsi" w:cstheme="minorHAnsi"/>
-          <w:sz w:val="20"/>
-          <w:szCs w:val="20"/>
-          <w:shd w:val="clear" w:color="auto" w:fill="FFFFFF"/>
-        </w:rPr>
-        <w:t>Let’s</w:t>
-      </w:r>
-      <w:proofErr w:type="gramEnd"/>
-      <w:r>
-        <w:rPr>
-          <w:rFonts w:asciiTheme="minorHAnsi" w:hAnsiTheme="minorHAnsi" w:cstheme="minorHAnsi"/>
-          <w:sz w:val="20"/>
-          <w:szCs w:val="20"/>
-          <w:shd w:val="clear" w:color="auto" w:fill="FFFFFF"/>
-        </w:rPr>
-        <w:t xml:space="preserve"> look at a different example. </w:t>
-      </w:r>
-      <w:proofErr w:type="gramStart"/>
-      <w:r>
-        <w:rPr>
-          <w:rFonts w:asciiTheme="minorHAnsi" w:hAnsiTheme="minorHAnsi" w:cstheme="minorHAnsi"/>
-          <w:sz w:val="20"/>
-          <w:szCs w:val="20"/>
-          <w:shd w:val="clear" w:color="auto" w:fill="FFFFFF"/>
-        </w:rPr>
-        <w:t>Let’s</w:t>
-      </w:r>
-      <w:proofErr w:type="gramEnd"/>
-      <w:r>
-        <w:rPr>
-          <w:rFonts w:asciiTheme="minorHAnsi" w:hAnsiTheme="minorHAnsi" w:cstheme="minorHAnsi"/>
-          <w:sz w:val="20"/>
-          <w:szCs w:val="20"/>
-          <w:shd w:val="clear" w:color="auto" w:fill="FFFFFF"/>
-        </w:rPr>
-        <w:t xml:space="preserve"> say we forgot to study, and we are going to guess B on all 20 questions of a multiple-choice quiz. If we assume that every letter option (A, B, C, and D) has the same probability of being the right answer for each question, how many questions would we expect to get correct? n would equal 20, because there are 20 questions, and p would equal 0.25, because there is a 1 in 4 chance that B will be the right answer. Using the equation, we can calculate:</w:t>
+      <w:r>
+        <w:rPr>
+          <w:rFonts w:asciiTheme="minorHAnsi" w:hAnsiTheme="minorHAnsi" w:cstheme="minorHAnsi"/>
+          <w:sz w:val="20"/>
+          <w:szCs w:val="20"/>
+          <w:shd w:val="clear" w:color="auto" w:fill="FFFFFF"/>
+        </w:rPr>
+        <w:t>Let’s look at a different example. Let’s say we forgot to study, and we are going to guess B on all 20 questions of a multiple-choice quiz. If we assume that every letter option (A, B, C, and D) has the same probability of being the right answer for each question, how many questions would we expect to get correct? n would equal 20, because there are 20 questions, and p would equal 0.25, because there is a 1 in 4 chance that B will be the right answer. Using the equation, we can calculate:</w:t>
       </w:r>
     </w:p>
     <w:p>
@@ -9545,27 +9136,7 @@
           <w:szCs w:val="20"/>
           <w:shd w:val="clear" w:color="auto" w:fill="FFFFFF"/>
         </w:rPr>
-        <w:t xml:space="preserve">Variance for the Binomial distribution is similarly calculated to the expected value using the n (# of trials) and p (probability of success) parameters. </w:t>
-      </w:r>
-      <w:proofErr w:type="gramStart"/>
-      <w:r>
-        <w:rPr>
-          <w:rFonts w:asciiTheme="minorHAnsi" w:hAnsiTheme="minorHAnsi" w:cstheme="minorHAnsi"/>
-          <w:sz w:val="20"/>
-          <w:szCs w:val="20"/>
-          <w:shd w:val="clear" w:color="auto" w:fill="FFFFFF"/>
-        </w:rPr>
-        <w:t>Let’s</w:t>
-      </w:r>
-      <w:proofErr w:type="gramEnd"/>
-      <w:r>
-        <w:rPr>
-          <w:rFonts w:asciiTheme="minorHAnsi" w:hAnsiTheme="minorHAnsi" w:cstheme="minorHAnsi"/>
-          <w:sz w:val="20"/>
-          <w:szCs w:val="20"/>
-          <w:shd w:val="clear" w:color="auto" w:fill="FFFFFF"/>
-        </w:rPr>
-        <w:t xml:space="preserve"> use the 10 fair coin flips example to try to understand how variance is calculated. Each coin flip has a certain probability of landing as heads or tails: 0.5 and 0.5, respectively.</w:t>
+        <w:t>Variance for the Binomial distribution is similarly calculated to the expected value using the n (# of trials) and p (probability of success) parameters. Let’s use the 10 fair coin flips example to try to understand how variance is calculated. Each coin flip has a certain probability of landing as heads or tails: 0.5 and 0.5, respectively.</w:t>
       </w:r>
     </w:p>
     <w:p>
@@ -9632,27 +9203,7 @@
           <w:szCs w:val="20"/>
           <w:shd w:val="clear" w:color="auto" w:fill="FFFFFF"/>
         </w:rPr>
-        <w:t xml:space="preserve">The variance of a single coin flip will be the probability that the success happens times the probability that it does not </w:t>
-      </w:r>
-      <w:proofErr w:type="gramStart"/>
-      <w:r>
-        <w:rPr>
-          <w:rFonts w:asciiTheme="minorHAnsi" w:hAnsiTheme="minorHAnsi" w:cstheme="minorHAnsi"/>
-          <w:sz w:val="20"/>
-          <w:szCs w:val="20"/>
-          <w:shd w:val="clear" w:color="auto" w:fill="FFFFFF"/>
-        </w:rPr>
-        <w:t>happen:</w:t>
-      </w:r>
-      <w:proofErr w:type="gramEnd"/>
-      <w:r>
-        <w:rPr>
-          <w:rFonts w:asciiTheme="minorHAnsi" w:hAnsiTheme="minorHAnsi" w:cstheme="minorHAnsi"/>
-          <w:sz w:val="20"/>
-          <w:szCs w:val="20"/>
-          <w:shd w:val="clear" w:color="auto" w:fill="FFFFFF"/>
-        </w:rPr>
-        <w:t xml:space="preserve"> p·(1-p), or 0.5 x 0.5. Because we have n = 10 number of coin flips, the variance of a single fair coin flip is multiplied by the number of flips. Thus</w:t>
+        <w:t>The variance of a single coin flip will be the probability that the success happens times the probability that it does not happen: p·(1-p), or 0.5 x 0.5. Because we have n = 10 number of coin flips, the variance of a single fair coin flip is multiplied by the number of flips. Thus</w:t>
       </w:r>
       <w:r>
         <w:rPr>
@@ -9713,7 +9264,6 @@
           <w:bdr w:val="none" w:sz="0" w:space="0" w:color="auto" w:frame="1"/>
         </w:rPr>
       </w:pPr>
-      <w:proofErr w:type="gramStart"/>
       <w:r>
         <w:rPr>
           <w:rFonts w:ascii="Cambria Math" w:hAnsi="Cambria Math"/>
@@ -9722,18 +9272,7 @@
           <w:szCs w:val="20"/>
           <w:bdr w:val="none" w:sz="0" w:space="0" w:color="auto" w:frame="1"/>
         </w:rPr>
-        <w:t>Variance(</w:t>
-      </w:r>
-      <w:proofErr w:type="gramEnd"/>
-      <w:r>
-        <w:rPr>
-          <w:rFonts w:ascii="Cambria Math" w:hAnsi="Cambria Math"/>
-          <w:color w:val="10162F"/>
-          <w:sz w:val="20"/>
-          <w:szCs w:val="20"/>
-          <w:bdr w:val="none" w:sz="0" w:space="0" w:color="auto" w:frame="1"/>
-        </w:rPr>
-        <w:t># of Heads )= Var(X) = n × p × (1 − p)</w:t>
+        <w:t>Variance(# of Heads )= Var(X) = n × p × (1 − p)</w:t>
       </w:r>
     </w:p>
     <w:p>
@@ -9766,7 +9305,6 @@
           <w:szCs w:val="20"/>
         </w:rPr>
       </w:pPr>
-      <w:proofErr w:type="gramStart"/>
       <w:r>
         <w:rPr>
           <w:rFonts w:ascii="Cambria Math" w:hAnsi="Cambria Math"/>
@@ -9775,18 +9313,7 @@
           <w:szCs w:val="20"/>
           <w:bdr w:val="none" w:sz="0" w:space="0" w:color="auto" w:frame="1"/>
         </w:rPr>
-        <w:t>Variance(</w:t>
-      </w:r>
-      <w:proofErr w:type="gramEnd"/>
-      <w:r>
-        <w:rPr>
-          <w:rFonts w:ascii="Cambria Math" w:hAnsi="Cambria Math"/>
-          <w:color w:val="10162F"/>
-          <w:sz w:val="20"/>
-          <w:szCs w:val="20"/>
-          <w:bdr w:val="none" w:sz="0" w:space="0" w:color="auto" w:frame="1"/>
-        </w:rPr>
-        <w:t># of Heads) = 10 × 0.5 × (1 − 0.5) = 2.5</w:t>
+        <w:t>Variance(# of Heads) = 10 × 0.5 × (1 − 0.5) = 2.5</w:t>
       </w:r>
     </w:p>
     <w:p>
@@ -9818,25 +9345,14 @@
           <w:szCs w:val="20"/>
         </w:rPr>
       </w:pPr>
-      <w:proofErr w:type="gramStart"/>
-      <w:r>
-        <w:rPr>
-          <w:rFonts w:asciiTheme="minorHAnsi" w:hAnsiTheme="minorHAnsi" w:cstheme="minorHAnsi"/>
-          <w:color w:val="10162F"/>
-          <w:sz w:val="20"/>
-          <w:szCs w:val="20"/>
-        </w:rPr>
-        <w:t>Let’s</w:t>
-      </w:r>
-      <w:proofErr w:type="gramEnd"/>
-      <w:r>
-        <w:rPr>
-          <w:rFonts w:asciiTheme="minorHAnsi" w:hAnsiTheme="minorHAnsi" w:cstheme="minorHAnsi"/>
-          <w:color w:val="10162F"/>
-          <w:sz w:val="20"/>
-          <w:szCs w:val="20"/>
-        </w:rPr>
-        <w:t xml:space="preserve"> consider our 20 multiple choice quiz again. The variance around getting an individual question correct would be p·(1-p), or 0.25 x 0.75. We then multiply this variance for all 20 questions in the quiz and get, </w:t>
+      <w:r>
+        <w:rPr>
+          <w:rFonts w:asciiTheme="minorHAnsi" w:hAnsiTheme="minorHAnsi" w:cstheme="minorHAnsi"/>
+          <w:color w:val="10162F"/>
+          <w:sz w:val="20"/>
+          <w:szCs w:val="20"/>
+        </w:rPr>
+        <w:t xml:space="preserve">Let’s consider our 20 multiple choice quiz again. The variance around getting an individual question correct would be p·(1-p), or 0.25 x 0.75. We then multiply this variance for all 20 questions in the quiz and get, </w:t>
       </w:r>
     </w:p>
     <w:p>
@@ -9869,7 +9385,6 @@
           <w:szCs w:val="20"/>
         </w:rPr>
       </w:pPr>
-      <w:proofErr w:type="gramStart"/>
       <w:r>
         <w:rPr>
           <w:rStyle w:val="mord"/>
@@ -9892,7 +9407,6 @@
         </w:rPr>
         <w:t>(</w:t>
       </w:r>
-      <w:proofErr w:type="gramEnd"/>
       <w:r>
         <w:rPr>
           <w:rStyle w:val="mord"/>
@@ -10240,7 +9754,7 @@
                 <w:sz w:val="20"/>
                 <w:szCs w:val="20"/>
               </w:rPr>
-              <w:t>Use the properties of expected value and variance to analyze sums, shifts, and scaling of random variables</w:t>
+              <w:t>Reason about center and spread after transforming random variables</w:t>
             </w:r>
           </w:p>
         </w:tc>
@@ -10308,6 +9822,146 @@
           <w:szCs w:val="20"/>
         </w:rPr>
         <w:t xml:space="preserve"> Concepts</w:t>
+      </w:r>
+    </w:p>
+    <w:p>
+      <w:pPr>
+        <w:pStyle w:val="NormalWeb"/>
+        <w:rPr>
+          <w:rFonts w:asciiTheme="minorHAnsi" w:hAnsiTheme="minorHAnsi" w:cstheme="minorHAnsi"/>
+          <w:sz w:val="20"/>
+          <w:szCs w:val="20"/>
+        </w:rPr>
+      </w:pPr>
+      <w:r>
+        <w:rPr>
+          <w:rFonts w:asciiTheme="minorHAnsi" w:hAnsiTheme="minorHAnsi" w:cstheme="minorHAnsi"/>
+          <w:sz w:val="20"/>
+          <w:szCs w:val="20"/>
+        </w:rPr>
+        <w:t xml:space="preserve">So far, we have used the Poisson distribution to model event counts and used expected value and variance to describe the center and spread of a distribution. </w:t>
+      </w:r>
+      <w:r>
+        <w:rPr>
+          <w:rFonts w:asciiTheme="minorHAnsi" w:hAnsiTheme="minorHAnsi" w:cstheme="minorHAnsi"/>
+          <w:sz w:val="20"/>
+          <w:szCs w:val="20"/>
+        </w:rPr>
+        <w:t xml:space="preserve"> </w:t>
+      </w:r>
+      <w:r>
+        <w:rPr>
+          <w:rFonts w:asciiTheme="minorHAnsi" w:hAnsiTheme="minorHAnsi" w:cstheme="minorHAnsi"/>
+          <w:sz w:val="20"/>
+          <w:szCs w:val="20"/>
+        </w:rPr>
+        <w:t>In data science, we often do more than just model one random variable. We also:</w:t>
+      </w:r>
+    </w:p>
+    <w:p>
+      <w:pPr>
+        <w:pStyle w:val="NormalWeb"/>
+        <w:numPr>
+          <w:ilvl w:val="0"/>
+          <w:numId w:val="4"/>
+        </w:numPr>
+        <w:rPr>
+          <w:rFonts w:asciiTheme="minorHAnsi" w:hAnsiTheme="minorHAnsi" w:cstheme="minorHAnsi"/>
+          <w:sz w:val="20"/>
+          <w:szCs w:val="20"/>
+        </w:rPr>
+      </w:pPr>
+      <w:r>
+        <w:rPr>
+          <w:rFonts w:asciiTheme="minorHAnsi" w:hAnsiTheme="minorHAnsi" w:cstheme="minorHAnsi"/>
+          <w:sz w:val="20"/>
+          <w:szCs w:val="20"/>
+        </w:rPr>
+        <w:t>combine counts from different sources</w:t>
+      </w:r>
+    </w:p>
+    <w:p>
+      <w:pPr>
+        <w:pStyle w:val="NormalWeb"/>
+        <w:numPr>
+          <w:ilvl w:val="0"/>
+          <w:numId w:val="4"/>
+        </w:numPr>
+        <w:rPr>
+          <w:rFonts w:asciiTheme="minorHAnsi" w:hAnsiTheme="minorHAnsi" w:cstheme="minorHAnsi"/>
+          <w:sz w:val="20"/>
+          <w:szCs w:val="20"/>
+        </w:rPr>
+      </w:pPr>
+      <w:r>
+        <w:rPr>
+          <w:rFonts w:asciiTheme="minorHAnsi" w:hAnsiTheme="minorHAnsi" w:cstheme="minorHAnsi"/>
+          <w:sz w:val="20"/>
+          <w:szCs w:val="20"/>
+        </w:rPr>
+        <w:t>rescale values into new units</w:t>
+      </w:r>
+    </w:p>
+    <w:p>
+      <w:pPr>
+        <w:pStyle w:val="NormalWeb"/>
+        <w:numPr>
+          <w:ilvl w:val="0"/>
+          <w:numId w:val="4"/>
+        </w:numPr>
+        <w:rPr>
+          <w:rFonts w:asciiTheme="minorHAnsi" w:hAnsiTheme="minorHAnsi" w:cstheme="minorHAnsi"/>
+          <w:sz w:val="20"/>
+          <w:szCs w:val="20"/>
+        </w:rPr>
+      </w:pPr>
+      <w:r>
+        <w:rPr>
+          <w:rFonts w:asciiTheme="minorHAnsi" w:hAnsiTheme="minorHAnsi" w:cstheme="minorHAnsi"/>
+          <w:sz w:val="20"/>
+          <w:szCs w:val="20"/>
+        </w:rPr>
+        <w:t>add constants to correct or adjust measurements</w:t>
+      </w:r>
+    </w:p>
+    <w:p>
+      <w:pPr>
+        <w:pStyle w:val="NormalWeb"/>
+        <w:numPr>
+          <w:ilvl w:val="0"/>
+          <w:numId w:val="4"/>
+        </w:numPr>
+        <w:rPr>
+          <w:rFonts w:asciiTheme="minorHAnsi" w:hAnsiTheme="minorHAnsi" w:cstheme="minorHAnsi"/>
+          <w:sz w:val="20"/>
+          <w:szCs w:val="20"/>
+        </w:rPr>
+      </w:pPr>
+      <w:r>
+        <w:rPr>
+          <w:rFonts w:asciiTheme="minorHAnsi" w:hAnsiTheme="minorHAnsi" w:cstheme="minorHAnsi"/>
+          <w:sz w:val="20"/>
+          <w:szCs w:val="20"/>
+        </w:rPr>
+        <w:t>estimate how much variability to expect after combining or transforming data</w:t>
+      </w:r>
+    </w:p>
+    <w:p>
+      <w:pPr>
+        <w:pStyle w:val="NormalWeb"/>
+        <w:rPr>
+          <w:rFonts w:asciiTheme="minorHAnsi" w:hAnsiTheme="minorHAnsi" w:cstheme="minorHAnsi"/>
+          <w:sz w:val="20"/>
+          <w:szCs w:val="20"/>
+        </w:rPr>
+      </w:pPr>
+      <w:r>
+        <w:rPr>
+          <w:rFonts w:asciiTheme="minorHAnsi" w:hAnsiTheme="minorHAnsi" w:cstheme="minorHAnsi"/>
+          <w:sz w:val="20"/>
+          <w:szCs w:val="20"/>
+        </w:rPr>
+        <w:t>These ideas help us interpret models, compare datasets, and understand how uncertainty changes when data is transformed. This is useful whether the original variable follows a binomial, normal, or Poisson distribution</w:t>
       </w:r>
     </w:p>
     <w:p>
@@ -10335,9 +9989,20 @@
           <w:rFonts w:asciiTheme="minorHAnsi" w:hAnsiTheme="minorHAnsi" w:cstheme="minorHAnsi"/>
           <w:sz w:val="20"/>
           <w:szCs w:val="20"/>
-          <w:shd w:val="clear" w:color="auto" w:fill="FFFFFF"/>
-        </w:rPr>
-      </w:pPr>
+          <w:u w:val="single"/>
+          <w:shd w:val="clear" w:color="auto" w:fill="FFFFFF"/>
+        </w:rPr>
+      </w:pPr>
+      <w:r>
+        <w:rPr>
+          <w:rFonts w:asciiTheme="minorHAnsi" w:hAnsiTheme="minorHAnsi" w:cstheme="minorHAnsi"/>
+          <w:sz w:val="20"/>
+          <w:szCs w:val="20"/>
+          <w:u w:val="single"/>
+          <w:shd w:val="clear" w:color="auto" w:fill="FFFFFF"/>
+        </w:rPr>
+        <w:t>Expected values add</w:t>
+      </w:r>
     </w:p>
     <w:p>
       <w:pPr>
@@ -10362,180 +10027,15 @@
         </w:tabs>
         <w:rPr>
           <w:rFonts w:asciiTheme="minorHAnsi" w:hAnsiTheme="minorHAnsi" w:cstheme="minorHAnsi"/>
-          <w:color w:val="10162F"/>
-          <w:sz w:val="20"/>
-          <w:szCs w:val="20"/>
-          <w:shd w:val="clear" w:color="auto" w:fill="FFFFFF"/>
-        </w:rPr>
-      </w:pPr>
-      <w:r>
-        <w:rPr>
-          <w:rFonts w:asciiTheme="minorHAnsi" w:hAnsiTheme="minorHAnsi" w:cstheme="minorHAnsi"/>
-          <w:color w:val="10162F"/>
-          <w:sz w:val="20"/>
-          <w:szCs w:val="20"/>
-          <w:shd w:val="clear" w:color="auto" w:fill="FFFFFF"/>
-        </w:rPr>
-        <w:t xml:space="preserve">We have learned about several different types of distributions in this lesson and the previous: </w:t>
-      </w:r>
-      <w:r>
-        <w:rPr>
-          <w:rFonts w:asciiTheme="minorHAnsi" w:hAnsiTheme="minorHAnsi" w:cstheme="minorHAnsi"/>
-          <w:color w:val="10162F"/>
-          <w:sz w:val="20"/>
-          <w:szCs w:val="20"/>
-          <w:shd w:val="clear" w:color="auto" w:fill="FFFFFF"/>
-        </w:rPr>
-        <w:t>binomial distributions, normal distributions, and Poisson distributions.</w:t>
-      </w:r>
-      <w:r>
-        <w:rPr>
-          <w:rFonts w:asciiTheme="minorHAnsi" w:hAnsiTheme="minorHAnsi" w:cstheme="minorHAnsi"/>
-          <w:color w:val="10162F"/>
-          <w:sz w:val="20"/>
-          <w:szCs w:val="20"/>
-          <w:shd w:val="clear" w:color="auto" w:fill="FFFFFF"/>
-        </w:rPr>
-        <w:t xml:space="preserve"> </w:t>
-      </w:r>
-      <w:r>
-        <w:rPr>
-          <w:rFonts w:asciiTheme="minorHAnsi" w:hAnsiTheme="minorHAnsi" w:cstheme="minorHAnsi"/>
-          <w:color w:val="10162F"/>
-          <w:sz w:val="20"/>
-          <w:szCs w:val="20"/>
-          <w:shd w:val="clear" w:color="auto" w:fill="FFFFFF"/>
-        </w:rPr>
-        <w:t>There are several properties of expectation and variance that are consistent through all distributions</w:t>
-      </w:r>
-      <w:r>
-        <w:rPr>
-          <w:rFonts w:asciiTheme="minorHAnsi" w:hAnsiTheme="minorHAnsi" w:cstheme="minorHAnsi"/>
-          <w:color w:val="10162F"/>
-          <w:sz w:val="20"/>
-          <w:szCs w:val="20"/>
-          <w:shd w:val="clear" w:color="auto" w:fill="FFFFFF"/>
-        </w:rPr>
-        <w:t xml:space="preserve">, </w:t>
-      </w:r>
-    </w:p>
-    <w:p>
-      <w:pPr>
-        <w:shd w:val="clear" w:color="auto" w:fill="FFFFFF"/>
-        <w:tabs>
-          <w:tab w:val="left" w:pos="916"/>
-          <w:tab w:val="left" w:pos="1832"/>
-          <w:tab w:val="left" w:pos="2748"/>
-          <w:tab w:val="left" w:pos="3664"/>
-          <w:tab w:val="left" w:pos="4580"/>
-          <w:tab w:val="left" w:pos="5496"/>
-          <w:tab w:val="left" w:pos="6412"/>
-          <w:tab w:val="left" w:pos="7328"/>
-          <w:tab w:val="left" w:pos="8244"/>
-          <w:tab w:val="left" w:pos="9160"/>
-          <w:tab w:val="left" w:pos="10076"/>
-          <w:tab w:val="left" w:pos="10992"/>
-          <w:tab w:val="left" w:pos="11908"/>
-          <w:tab w:val="left" w:pos="12824"/>
-          <w:tab w:val="left" w:pos="13740"/>
-          <w:tab w:val="left" w:pos="14656"/>
-        </w:tabs>
-        <w:rPr>
-          <w:rFonts w:asciiTheme="minorHAnsi" w:hAnsiTheme="minorHAnsi" w:cstheme="minorHAnsi"/>
-          <w:color w:val="10162F"/>
-          <w:sz w:val="20"/>
-          <w:szCs w:val="20"/>
-          <w:shd w:val="clear" w:color="auto" w:fill="FFFFFF"/>
-        </w:rPr>
-      </w:pPr>
-    </w:p>
-    <w:p>
-      <w:pPr>
-        <w:shd w:val="clear" w:color="auto" w:fill="FFFFFF"/>
-        <w:tabs>
-          <w:tab w:val="left" w:pos="916"/>
-          <w:tab w:val="left" w:pos="1832"/>
-          <w:tab w:val="left" w:pos="2748"/>
-          <w:tab w:val="left" w:pos="3664"/>
-          <w:tab w:val="left" w:pos="4580"/>
-          <w:tab w:val="left" w:pos="5496"/>
-          <w:tab w:val="left" w:pos="6412"/>
-          <w:tab w:val="left" w:pos="7328"/>
-          <w:tab w:val="left" w:pos="8244"/>
-          <w:tab w:val="left" w:pos="9160"/>
-          <w:tab w:val="left" w:pos="10076"/>
-          <w:tab w:val="left" w:pos="10992"/>
-          <w:tab w:val="left" w:pos="11908"/>
-          <w:tab w:val="left" w:pos="12824"/>
-          <w:tab w:val="left" w:pos="13740"/>
-          <w:tab w:val="left" w:pos="14656"/>
-        </w:tabs>
-        <w:rPr>
-          <w:rFonts w:asciiTheme="minorHAnsi" w:hAnsiTheme="minorHAnsi" w:cstheme="minorHAnsi"/>
           <w:sz w:val="20"/>
           <w:szCs w:val="20"/>
           <w:u w:val="single"/>
           <w:shd w:val="clear" w:color="auto" w:fill="FFFFFF"/>
         </w:rPr>
       </w:pPr>
-      <w:r>
-        <w:rPr>
-          <w:rFonts w:asciiTheme="minorHAnsi" w:hAnsiTheme="minorHAnsi" w:cstheme="minorHAnsi"/>
-          <w:sz w:val="20"/>
-          <w:szCs w:val="20"/>
-          <w:u w:val="single"/>
-          <w:shd w:val="clear" w:color="auto" w:fill="FFFFFF"/>
-        </w:rPr>
-        <w:t>Properties of Expect</w:t>
-      </w:r>
-      <w:r>
-        <w:rPr>
-          <w:rFonts w:asciiTheme="minorHAnsi" w:hAnsiTheme="minorHAnsi" w:cstheme="minorHAnsi"/>
-          <w:sz w:val="20"/>
-          <w:szCs w:val="20"/>
-          <w:u w:val="single"/>
-          <w:shd w:val="clear" w:color="auto" w:fill="FFFFFF"/>
-        </w:rPr>
-        <w:t>ed Values</w:t>
-      </w:r>
-    </w:p>
-    <w:p>
-      <w:pPr>
-        <w:shd w:val="clear" w:color="auto" w:fill="FFFFFF"/>
-        <w:tabs>
-          <w:tab w:val="left" w:pos="916"/>
-          <w:tab w:val="left" w:pos="1832"/>
-          <w:tab w:val="left" w:pos="2748"/>
-          <w:tab w:val="left" w:pos="3664"/>
-          <w:tab w:val="left" w:pos="4580"/>
-          <w:tab w:val="left" w:pos="5496"/>
-          <w:tab w:val="left" w:pos="6412"/>
-          <w:tab w:val="left" w:pos="7328"/>
-          <w:tab w:val="left" w:pos="8244"/>
-          <w:tab w:val="left" w:pos="9160"/>
-          <w:tab w:val="left" w:pos="10076"/>
-          <w:tab w:val="left" w:pos="10992"/>
-          <w:tab w:val="left" w:pos="11908"/>
-          <w:tab w:val="left" w:pos="12824"/>
-          <w:tab w:val="left" w:pos="13740"/>
-          <w:tab w:val="left" w:pos="14656"/>
-        </w:tabs>
-        <w:rPr>
-          <w:rFonts w:asciiTheme="minorHAnsi" w:hAnsiTheme="minorHAnsi" w:cstheme="minorHAnsi"/>
-          <w:sz w:val="20"/>
-          <w:szCs w:val="20"/>
-          <w:u w:val="single"/>
-          <w:shd w:val="clear" w:color="auto" w:fill="FFFFFF"/>
-        </w:rPr>
-      </w:pPr>
-    </w:p>
-    <w:p>
-      <w:pPr>
-        <w:pStyle w:val="ListParagraph"/>
-        <w:numPr>
-          <w:ilvl w:val="0"/>
-          <w:numId w:val="2"/>
-        </w:numPr>
+    </w:p>
+    <w:p>
+      <w:pPr>
         <w:shd w:val="clear" w:color="auto" w:fill="FFFFFF"/>
         <w:tabs>
           <w:tab w:val="left" w:pos="916"/>
@@ -10568,56 +10068,8 @@
           <w:rFonts w:asciiTheme="minorHAnsi" w:hAnsiTheme="minorHAnsi" w:cstheme="minorHAnsi"/>
           <w:sz w:val="20"/>
           <w:szCs w:val="20"/>
-          <w:shd w:val="clear" w:color="auto" w:fill="FFFFFF"/>
-        </w:rPr>
-        <w:t xml:space="preserve">The expected value </w:t>
-      </w:r>
-      <w:r>
-        <w:rPr>
-          <w:rFonts w:asciiTheme="minorHAnsi" w:hAnsiTheme="minorHAnsi" w:cstheme="minorHAnsi"/>
-          <w:sz w:val="20"/>
-          <w:szCs w:val="20"/>
-          <w:shd w:val="clear" w:color="auto" w:fill="FFFFFF"/>
-        </w:rPr>
-        <w:t>two</w:t>
-      </w:r>
-      <w:r>
-        <w:rPr>
-          <w:rFonts w:asciiTheme="minorHAnsi" w:hAnsiTheme="minorHAnsi" w:cstheme="minorHAnsi"/>
-          <w:sz w:val="20"/>
-          <w:szCs w:val="20"/>
-          <w:shd w:val="clear" w:color="auto" w:fill="FFFFFF"/>
-        </w:rPr>
-        <w:t xml:space="preserve"> random variables </w:t>
-      </w:r>
-      <w:proofErr w:type="gramStart"/>
-      <w:r>
-        <w:rPr>
-          <w:rFonts w:asciiTheme="minorHAnsi" w:hAnsiTheme="minorHAnsi" w:cstheme="minorHAnsi"/>
-          <w:sz w:val="20"/>
-          <w:szCs w:val="20"/>
-          <w:shd w:val="clear" w:color="auto" w:fill="FFFFFF"/>
-        </w:rPr>
-        <w:t>is</w:t>
-      </w:r>
-      <w:proofErr w:type="gramEnd"/>
-      <w:r>
-        <w:rPr>
-          <w:rFonts w:asciiTheme="minorHAnsi" w:hAnsiTheme="minorHAnsi" w:cstheme="minorHAnsi"/>
-          <w:sz w:val="20"/>
-          <w:szCs w:val="20"/>
-          <w:shd w:val="clear" w:color="auto" w:fill="FFFFFF"/>
-        </w:rPr>
-        <w:t xml:space="preserve"> the sum of each expected value separately</w:t>
-      </w:r>
-      <w:r>
-        <w:rPr>
-          <w:rFonts w:asciiTheme="minorHAnsi" w:hAnsiTheme="minorHAnsi" w:cstheme="minorHAnsi"/>
-          <w:sz w:val="20"/>
-          <w:szCs w:val="20"/>
-          <w:shd w:val="clear" w:color="auto" w:fill="FFFFFF"/>
-        </w:rPr>
-        <w:t>,</w:t>
+        </w:rPr>
+        <w:t>If two random variables represent two separate counts, then the expected total is the sum of the two expected values:</w:t>
       </w:r>
     </w:p>
     <w:p>
@@ -10687,29 +10139,7 @@
           <w:szCs w:val="20"/>
           <w:bdr w:val="none" w:sz="0" w:space="0" w:color="auto" w:frame="1"/>
         </w:rPr>
-        <w:t>E(X+</w:t>
-      </w:r>
-      <w:proofErr w:type="gramStart"/>
-      <w:r>
-        <w:rPr>
-          <w:rFonts w:ascii="Cambria Math" w:hAnsi="Cambria Math"/>
-          <w:color w:val="10162F"/>
-          <w:sz w:val="20"/>
-          <w:szCs w:val="20"/>
-          <w:bdr w:val="none" w:sz="0" w:space="0" w:color="auto" w:frame="1"/>
-        </w:rPr>
-        <w:t>Y)=</w:t>
-      </w:r>
-      <w:proofErr w:type="gramEnd"/>
-      <w:r>
-        <w:rPr>
-          <w:rFonts w:ascii="Cambria Math" w:hAnsi="Cambria Math"/>
-          <w:color w:val="10162F"/>
-          <w:sz w:val="20"/>
-          <w:szCs w:val="20"/>
-          <w:bdr w:val="none" w:sz="0" w:space="0" w:color="auto" w:frame="1"/>
-        </w:rPr>
-        <w:t>E(X)+E(Y)</w:t>
+        <w:t>E(X+Y)=E(X)+E(Y)</w:t>
       </w:r>
     </w:p>
     <w:p>
@@ -10772,16 +10202,6 @@
           <w:shd w:val="clear" w:color="auto" w:fill="FFFFFF"/>
         </w:rPr>
       </w:pPr>
-      <w:r>
-        <w:rPr>
-          <w:rFonts w:asciiTheme="minorHAnsi" w:hAnsiTheme="minorHAnsi" w:cstheme="minorHAnsi"/>
-          <w:color w:val="10162F"/>
-          <w:sz w:val="20"/>
-          <w:szCs w:val="20"/>
-          <w:shd w:val="clear" w:color="auto" w:fill="FFFFFF"/>
-        </w:rPr>
-        <w:t>For example, if we wanted to count the total number of heads between 10 fair quarter flips and 6 fair nickel flips, the expected value combined would be 5 heads (from the quarters) and 3 heads (from the nickels) so 8 heads overall.</w:t>
-      </w:r>
     </w:p>
     <w:p>
       <w:pPr>
@@ -10807,12 +10227,24 @@
         <w:ind w:left="360"/>
         <w:rPr>
           <w:rFonts w:asciiTheme="minorHAnsi" w:hAnsiTheme="minorHAnsi" w:cstheme="minorHAnsi"/>
-          <w:color w:val="10162F"/>
-          <w:sz w:val="20"/>
-          <w:szCs w:val="20"/>
-          <w:shd w:val="clear" w:color="auto" w:fill="FFFFFF"/>
-        </w:rPr>
-      </w:pPr>
+          <w:b/>
+          <w:bCs/>
+          <w:color w:val="10162F"/>
+          <w:sz w:val="20"/>
+          <w:szCs w:val="20"/>
+          <w:shd w:val="clear" w:color="auto" w:fill="FFFFFF"/>
+        </w:rPr>
+      </w:pPr>
+      <w:r>
+        <w:rPr>
+          <w:rFonts w:asciiTheme="minorHAnsi" w:hAnsiTheme="minorHAnsi" w:cstheme="minorHAnsi"/>
+          <w:b/>
+          <w:bCs/>
+          <w:sz w:val="20"/>
+          <w:szCs w:val="20"/>
+        </w:rPr>
+        <w:t>Data science example</w:t>
+      </w:r>
     </w:p>
     <w:p>
       <w:pPr>
@@ -10875,6 +10307,16 @@
           <w:shd w:val="clear" w:color="auto" w:fill="FFFFFF"/>
         </w:rPr>
       </w:pPr>
+      <w:r>
+        <w:rPr>
+          <w:rFonts w:asciiTheme="minorHAnsi" w:hAnsiTheme="minorHAnsi" w:cstheme="minorHAnsi"/>
+          <w:color w:val="10162F"/>
+          <w:sz w:val="20"/>
+          <w:szCs w:val="20"/>
+          <w:shd w:val="clear" w:color="auto" w:fill="FFFFFF"/>
+        </w:rPr>
+        <w:t>Suppose a website gets an average of 120 signups per day from search traffic and 45 signups per day from email traffic.</w:t>
+      </w:r>
     </w:p>
     <w:p>
       <w:pPr>
@@ -10937,6 +10379,56 @@
           <w:shd w:val="clear" w:color="auto" w:fill="FFFFFF"/>
         </w:rPr>
       </w:pPr>
+      <w:r>
+        <w:rPr>
+          <w:rFonts w:asciiTheme="minorHAnsi" w:hAnsiTheme="minorHAnsi" w:cstheme="minorHAnsi"/>
+          <w:color w:val="10162F"/>
+          <w:sz w:val="20"/>
+          <w:szCs w:val="20"/>
+          <w:shd w:val="clear" w:color="auto" w:fill="FFFFFF"/>
+        </w:rPr>
+        <w:t xml:space="preserve">If </w:t>
+      </w:r>
+      <w:r>
+        <w:rPr>
+          <w:rFonts w:ascii="Cambria Math" w:hAnsi="Cambria Math" w:cstheme="minorHAnsi"/>
+          <w:color w:val="10162F"/>
+          <w:sz w:val="20"/>
+          <w:szCs w:val="20"/>
+          <w:shd w:val="clear" w:color="auto" w:fill="FFFFFF"/>
+        </w:rPr>
+        <w:t>X</w:t>
+      </w:r>
+      <w:r>
+        <w:rPr>
+          <w:rFonts w:asciiTheme="minorHAnsi" w:hAnsiTheme="minorHAnsi" w:cstheme="minorHAnsi"/>
+          <w:color w:val="10162F"/>
+          <w:sz w:val="20"/>
+          <w:szCs w:val="20"/>
+          <w:shd w:val="clear" w:color="auto" w:fill="FFFFFF"/>
+        </w:rPr>
+        <w:t xml:space="preserve"> is daily signups from search and </w:t>
+      </w:r>
+      <w:r>
+        <w:rPr>
+          <w:rFonts w:ascii="Cambria Math" w:hAnsi="Cambria Math" w:cstheme="minorHAnsi"/>
+          <w:color w:val="10162F"/>
+          <w:sz w:val="20"/>
+          <w:szCs w:val="20"/>
+          <w:shd w:val="clear" w:color="auto" w:fill="FFFFFF"/>
+        </w:rPr>
+        <w:t>Y</w:t>
+      </w:r>
+      <w:r>
+        <w:rPr>
+          <w:rFonts w:asciiTheme="minorHAnsi" w:hAnsiTheme="minorHAnsi" w:cstheme="minorHAnsi"/>
+          <w:color w:val="10162F"/>
+          <w:sz w:val="20"/>
+          <w:szCs w:val="20"/>
+          <w:shd w:val="clear" w:color="auto" w:fill="FFFFFF"/>
+        </w:rPr>
+        <w:t xml:space="preserve"> is daily signups from email, then</w:t>
+      </w:r>
     </w:p>
     <w:p>
       <w:pPr>
@@ -10971,97 +10463,246 @@
     </w:p>
     <w:p>
       <w:pPr>
-        <w:pStyle w:val="g-md-li"/>
-        <w:numPr>
-          <w:ilvl w:val="0"/>
-          <w:numId w:val="2"/>
-        </w:numPr>
         <w:shd w:val="clear" w:color="auto" w:fill="FFFFFF"/>
-        <w:spacing w:before="0" w:beforeAutospacing="0" w:after="0" w:afterAutospacing="0"/>
+        <w:tabs>
+          <w:tab w:val="left" w:pos="916"/>
+          <w:tab w:val="left" w:pos="1832"/>
+          <w:tab w:val="left" w:pos="2748"/>
+          <w:tab w:val="left" w:pos="3664"/>
+          <w:tab w:val="left" w:pos="4580"/>
+          <w:tab w:val="left" w:pos="5496"/>
+          <w:tab w:val="left" w:pos="6412"/>
+          <w:tab w:val="left" w:pos="7328"/>
+          <w:tab w:val="left" w:pos="8244"/>
+          <w:tab w:val="left" w:pos="9160"/>
+          <w:tab w:val="left" w:pos="10076"/>
+          <w:tab w:val="left" w:pos="10992"/>
+          <w:tab w:val="left" w:pos="11908"/>
+          <w:tab w:val="left" w:pos="12824"/>
+          <w:tab w:val="left" w:pos="13740"/>
+          <w:tab w:val="left" w:pos="14656"/>
+        </w:tabs>
         <w:ind w:left="360"/>
-        <w:rPr>
-          <w:rFonts w:asciiTheme="minorHAnsi" w:hAnsiTheme="minorHAnsi" w:cstheme="minorHAnsi"/>
-          <w:color w:val="10162F"/>
-          <w:sz w:val="20"/>
-          <w:szCs w:val="20"/>
-        </w:rPr>
-      </w:pPr>
-      <w:r>
-        <w:rPr>
-          <w:rFonts w:asciiTheme="minorHAnsi" w:hAnsiTheme="minorHAnsi" w:cstheme="minorHAnsi"/>
-          <w:color w:val="10162F"/>
-          <w:sz w:val="20"/>
-          <w:szCs w:val="20"/>
-        </w:rPr>
-        <w:t>Multiplying a random variable by a constant </w:t>
-      </w:r>
-      <w:r>
-        <w:rPr>
-          <w:rStyle w:val="Emphasis"/>
-          <w:rFonts w:asciiTheme="minorHAnsi" w:hAnsiTheme="minorHAnsi" w:cstheme="minorHAnsi"/>
-          <w:color w:val="10162F"/>
-          <w:sz w:val="20"/>
-          <w:szCs w:val="20"/>
-        </w:rPr>
-        <w:t>a</w:t>
-      </w:r>
-      <w:r>
-        <w:rPr>
-          <w:rFonts w:asciiTheme="minorHAnsi" w:hAnsiTheme="minorHAnsi" w:cstheme="minorHAnsi"/>
-          <w:color w:val="10162F"/>
-          <w:sz w:val="20"/>
-          <w:szCs w:val="20"/>
-        </w:rPr>
-        <w:t> </w:t>
-      </w:r>
-      <w:proofErr w:type="gramStart"/>
-      <w:r>
-        <w:rPr>
-          <w:rFonts w:asciiTheme="minorHAnsi" w:hAnsiTheme="minorHAnsi" w:cstheme="minorHAnsi"/>
-          <w:color w:val="10162F"/>
-          <w:sz w:val="20"/>
-          <w:szCs w:val="20"/>
-        </w:rPr>
-        <w:t>changes</w:t>
-      </w:r>
-      <w:proofErr w:type="gramEnd"/>
-      <w:r>
-        <w:rPr>
-          <w:rFonts w:asciiTheme="minorHAnsi" w:hAnsiTheme="minorHAnsi" w:cstheme="minorHAnsi"/>
-          <w:color w:val="10162F"/>
-          <w:sz w:val="20"/>
-          <w:szCs w:val="20"/>
-        </w:rPr>
-        <w:t xml:space="preserve"> the expected value to be </w:t>
-      </w:r>
-      <w:r>
-        <w:rPr>
-          <w:rStyle w:val="Emphasis"/>
-          <w:rFonts w:asciiTheme="minorHAnsi" w:hAnsiTheme="minorHAnsi" w:cstheme="minorHAnsi"/>
-          <w:color w:val="10162F"/>
-          <w:sz w:val="20"/>
-          <w:szCs w:val="20"/>
-        </w:rPr>
-        <w:t>a</w:t>
-      </w:r>
-      <w:r>
-        <w:rPr>
-          <w:rFonts w:asciiTheme="minorHAnsi" w:hAnsiTheme="minorHAnsi" w:cstheme="minorHAnsi"/>
-          <w:color w:val="10162F"/>
-          <w:sz w:val="20"/>
-          <w:szCs w:val="20"/>
-        </w:rPr>
-        <w:t> times the expected value of the random variable</w:t>
-      </w:r>
-      <w:r>
-        <w:rPr>
-          <w:rFonts w:asciiTheme="minorHAnsi" w:hAnsiTheme="minorHAnsi" w:cstheme="minorHAnsi"/>
-          <w:color w:val="10162F"/>
-          <w:sz w:val="20"/>
-          <w:szCs w:val="20"/>
-        </w:rPr>
-        <w:t xml:space="preserve">, </w:t>
-      </w:r>
+        <w:jc w:val="center"/>
+        <w:rPr>
+          <w:rFonts w:ascii="Cambria Math" w:hAnsi="Cambria Math" w:cstheme="minorHAnsi"/>
+          <w:color w:val="10162F"/>
+          <w:sz w:val="20"/>
+          <w:szCs w:val="20"/>
+          <w:shd w:val="clear" w:color="auto" w:fill="FFFFFF"/>
+        </w:rPr>
+      </w:pPr>
+      <w:r>
+        <w:rPr>
+          <w:rFonts w:ascii="Cambria Math" w:hAnsi="Cambria Math" w:cstheme="minorHAnsi"/>
+          <w:color w:val="10162F"/>
+          <w:sz w:val="20"/>
+          <w:szCs w:val="20"/>
+          <w:shd w:val="clear" w:color="auto" w:fill="FFFFFF"/>
+        </w:rPr>
+        <w:t>E(X + Y) = 120 + 45 = 165</w:t>
+      </w:r>
+    </w:p>
+    <w:p>
+      <w:pPr>
+        <w:shd w:val="clear" w:color="auto" w:fill="FFFFFF"/>
+        <w:tabs>
+          <w:tab w:val="left" w:pos="916"/>
+          <w:tab w:val="left" w:pos="1832"/>
+          <w:tab w:val="left" w:pos="2748"/>
+          <w:tab w:val="left" w:pos="3664"/>
+          <w:tab w:val="left" w:pos="4580"/>
+          <w:tab w:val="left" w:pos="5496"/>
+          <w:tab w:val="left" w:pos="6412"/>
+          <w:tab w:val="left" w:pos="7328"/>
+          <w:tab w:val="left" w:pos="8244"/>
+          <w:tab w:val="left" w:pos="9160"/>
+          <w:tab w:val="left" w:pos="10076"/>
+          <w:tab w:val="left" w:pos="10992"/>
+          <w:tab w:val="left" w:pos="11908"/>
+          <w:tab w:val="left" w:pos="12824"/>
+          <w:tab w:val="left" w:pos="13740"/>
+          <w:tab w:val="left" w:pos="14656"/>
+        </w:tabs>
+        <w:ind w:left="360"/>
+        <w:rPr>
+          <w:rFonts w:asciiTheme="minorHAnsi" w:hAnsiTheme="minorHAnsi" w:cstheme="minorHAnsi"/>
+          <w:color w:val="10162F"/>
+          <w:sz w:val="20"/>
+          <w:szCs w:val="20"/>
+          <w:shd w:val="clear" w:color="auto" w:fill="FFFFFF"/>
+        </w:rPr>
+      </w:pPr>
+    </w:p>
+    <w:p>
+      <w:pPr>
+        <w:shd w:val="clear" w:color="auto" w:fill="FFFFFF"/>
+        <w:tabs>
+          <w:tab w:val="left" w:pos="916"/>
+          <w:tab w:val="left" w:pos="1832"/>
+          <w:tab w:val="left" w:pos="2748"/>
+          <w:tab w:val="left" w:pos="3664"/>
+          <w:tab w:val="left" w:pos="4580"/>
+          <w:tab w:val="left" w:pos="5496"/>
+          <w:tab w:val="left" w:pos="6412"/>
+          <w:tab w:val="left" w:pos="7328"/>
+          <w:tab w:val="left" w:pos="8244"/>
+          <w:tab w:val="left" w:pos="9160"/>
+          <w:tab w:val="left" w:pos="10076"/>
+          <w:tab w:val="left" w:pos="10992"/>
+          <w:tab w:val="left" w:pos="11908"/>
+          <w:tab w:val="left" w:pos="12824"/>
+          <w:tab w:val="left" w:pos="13740"/>
+          <w:tab w:val="left" w:pos="14656"/>
+        </w:tabs>
+        <w:rPr>
+          <w:rFonts w:asciiTheme="minorHAnsi" w:hAnsiTheme="minorHAnsi" w:cstheme="minorHAnsi"/>
+          <w:color w:val="10162F"/>
+          <w:sz w:val="20"/>
+          <w:szCs w:val="20"/>
+          <w:shd w:val="clear" w:color="auto" w:fill="FFFFFF"/>
+        </w:rPr>
+      </w:pPr>
+    </w:p>
+    <w:p>
+      <w:pPr>
+        <w:shd w:val="clear" w:color="auto" w:fill="FFFFFF"/>
+        <w:tabs>
+          <w:tab w:val="left" w:pos="916"/>
+          <w:tab w:val="left" w:pos="1832"/>
+          <w:tab w:val="left" w:pos="2748"/>
+          <w:tab w:val="left" w:pos="3664"/>
+          <w:tab w:val="left" w:pos="4580"/>
+          <w:tab w:val="left" w:pos="5496"/>
+          <w:tab w:val="left" w:pos="6412"/>
+          <w:tab w:val="left" w:pos="7328"/>
+          <w:tab w:val="left" w:pos="8244"/>
+          <w:tab w:val="left" w:pos="9160"/>
+          <w:tab w:val="left" w:pos="10076"/>
+          <w:tab w:val="left" w:pos="10992"/>
+          <w:tab w:val="left" w:pos="11908"/>
+          <w:tab w:val="left" w:pos="12824"/>
+          <w:tab w:val="left" w:pos="13740"/>
+          <w:tab w:val="left" w:pos="14656"/>
+        </w:tabs>
+        <w:rPr>
+          <w:rFonts w:asciiTheme="minorHAnsi" w:hAnsiTheme="minorHAnsi" w:cstheme="minorHAnsi"/>
+          <w:sz w:val="20"/>
+          <w:szCs w:val="20"/>
+          <w:u w:val="single"/>
+          <w:shd w:val="clear" w:color="auto" w:fill="FFFFFF"/>
+        </w:rPr>
+      </w:pPr>
+      <w:r>
+        <w:rPr>
+          <w:rFonts w:asciiTheme="minorHAnsi" w:hAnsiTheme="minorHAnsi" w:cstheme="minorHAnsi"/>
+          <w:sz w:val="20"/>
+          <w:szCs w:val="20"/>
+          <w:u w:val="single"/>
+          <w:shd w:val="clear" w:color="auto" w:fill="FFFFFF"/>
+        </w:rPr>
+        <w:t>Scaling changes the expected value</w:t>
+      </w:r>
+    </w:p>
+    <w:p>
+      <w:pPr>
+        <w:shd w:val="clear" w:color="auto" w:fill="FFFFFF"/>
+        <w:tabs>
+          <w:tab w:val="left" w:pos="916"/>
+          <w:tab w:val="left" w:pos="1832"/>
+          <w:tab w:val="left" w:pos="2748"/>
+          <w:tab w:val="left" w:pos="3664"/>
+          <w:tab w:val="left" w:pos="4580"/>
+          <w:tab w:val="left" w:pos="5496"/>
+          <w:tab w:val="left" w:pos="6412"/>
+          <w:tab w:val="left" w:pos="7328"/>
+          <w:tab w:val="left" w:pos="8244"/>
+          <w:tab w:val="left" w:pos="9160"/>
+          <w:tab w:val="left" w:pos="10076"/>
+          <w:tab w:val="left" w:pos="10992"/>
+          <w:tab w:val="left" w:pos="11908"/>
+          <w:tab w:val="left" w:pos="12824"/>
+          <w:tab w:val="left" w:pos="13740"/>
+          <w:tab w:val="left" w:pos="14656"/>
+        </w:tabs>
+        <w:rPr>
+          <w:rFonts w:asciiTheme="minorHAnsi" w:hAnsiTheme="minorHAnsi" w:cstheme="minorHAnsi"/>
+          <w:color w:val="10162F"/>
+          <w:sz w:val="20"/>
+          <w:szCs w:val="20"/>
+          <w:shd w:val="clear" w:color="auto" w:fill="FFFFFF"/>
+        </w:rPr>
+      </w:pPr>
+    </w:p>
+    <w:p>
+      <w:pPr>
+        <w:shd w:val="clear" w:color="auto" w:fill="FFFFFF"/>
+        <w:tabs>
+          <w:tab w:val="left" w:pos="916"/>
+          <w:tab w:val="left" w:pos="1832"/>
+          <w:tab w:val="left" w:pos="2748"/>
+          <w:tab w:val="left" w:pos="3664"/>
+          <w:tab w:val="left" w:pos="4580"/>
+          <w:tab w:val="left" w:pos="5496"/>
+          <w:tab w:val="left" w:pos="6412"/>
+          <w:tab w:val="left" w:pos="7328"/>
+          <w:tab w:val="left" w:pos="8244"/>
+          <w:tab w:val="left" w:pos="9160"/>
+          <w:tab w:val="left" w:pos="10076"/>
+          <w:tab w:val="left" w:pos="10992"/>
+          <w:tab w:val="left" w:pos="11908"/>
+          <w:tab w:val="left" w:pos="12824"/>
+          <w:tab w:val="left" w:pos="13740"/>
+          <w:tab w:val="left" w:pos="14656"/>
+        </w:tabs>
+        <w:ind w:left="360"/>
+        <w:rPr>
+          <w:rFonts w:asciiTheme="minorHAnsi" w:hAnsiTheme="minorHAnsi" w:cstheme="minorHAnsi"/>
+          <w:color w:val="10162F"/>
+          <w:sz w:val="20"/>
+          <w:szCs w:val="20"/>
+          <w:shd w:val="clear" w:color="auto" w:fill="FFFFFF"/>
+        </w:rPr>
+      </w:pPr>
+      <w:r>
+        <w:rPr>
+          <w:rFonts w:asciiTheme="minorHAnsi" w:hAnsiTheme="minorHAnsi" w:cstheme="minorHAnsi"/>
+          <w:sz w:val="20"/>
+          <w:szCs w:val="20"/>
+        </w:rPr>
+        <w:t>If every value is multiplied by a constant, the expected value is multiplied by that constant too:</w:t>
+      </w:r>
+    </w:p>
+    <w:p>
+      <w:pPr>
+        <w:shd w:val="clear" w:color="auto" w:fill="FFFFFF"/>
+        <w:tabs>
+          <w:tab w:val="left" w:pos="916"/>
+          <w:tab w:val="left" w:pos="1832"/>
+          <w:tab w:val="left" w:pos="2748"/>
+          <w:tab w:val="left" w:pos="3664"/>
+          <w:tab w:val="left" w:pos="4580"/>
+          <w:tab w:val="left" w:pos="5496"/>
+          <w:tab w:val="left" w:pos="6412"/>
+          <w:tab w:val="left" w:pos="7328"/>
+          <w:tab w:val="left" w:pos="8244"/>
+          <w:tab w:val="left" w:pos="9160"/>
+          <w:tab w:val="left" w:pos="10076"/>
+          <w:tab w:val="left" w:pos="10992"/>
+          <w:tab w:val="left" w:pos="11908"/>
+          <w:tab w:val="left" w:pos="12824"/>
+          <w:tab w:val="left" w:pos="13740"/>
+          <w:tab w:val="left" w:pos="14656"/>
+        </w:tabs>
+        <w:ind w:left="360"/>
+        <w:rPr>
+          <w:rFonts w:asciiTheme="minorHAnsi" w:hAnsiTheme="minorHAnsi" w:cstheme="minorHAnsi"/>
+          <w:color w:val="10162F"/>
+          <w:sz w:val="20"/>
+          <w:szCs w:val="20"/>
+          <w:shd w:val="clear" w:color="auto" w:fill="FFFFFF"/>
+        </w:rPr>
+      </w:pPr>
     </w:p>
     <w:p>
       <w:pPr>
@@ -11203,19 +10844,23 @@
         <w:ind w:left="360"/>
         <w:rPr>
           <w:rFonts w:asciiTheme="minorHAnsi" w:hAnsiTheme="minorHAnsi" w:cstheme="minorHAnsi"/>
-          <w:color w:val="10162F"/>
-          <w:sz w:val="20"/>
-          <w:szCs w:val="20"/>
-        </w:rPr>
-      </w:pPr>
-      <w:r>
-        <w:rPr>
-          <w:rFonts w:asciiTheme="minorHAnsi" w:hAnsiTheme="minorHAnsi" w:cstheme="minorHAnsi"/>
-          <w:color w:val="10162F"/>
-          <w:sz w:val="20"/>
-          <w:szCs w:val="20"/>
-        </w:rPr>
-        <w:t>For example, the expected number of heads from 10 fair coin flips is 5. If we wanted to calculate the number of heads from this event run 4 times (40 total coin flips), the expected value would now be 4 times the original expected value, or 20.</w:t>
+          <w:b/>
+          <w:bCs/>
+          <w:color w:val="10162F"/>
+          <w:sz w:val="20"/>
+          <w:szCs w:val="20"/>
+          <w:shd w:val="clear" w:color="auto" w:fill="FFFFFF"/>
+        </w:rPr>
+      </w:pPr>
+      <w:r>
+        <w:rPr>
+          <w:rFonts w:asciiTheme="minorHAnsi" w:hAnsiTheme="minorHAnsi" w:cstheme="minorHAnsi"/>
+          <w:b/>
+          <w:bCs/>
+          <w:sz w:val="20"/>
+          <w:szCs w:val="20"/>
+        </w:rPr>
+        <w:t>Data science example</w:t>
       </w:r>
     </w:p>
     <w:p>
@@ -11239,75 +10884,282 @@
           <w:tab w:val="left" w:pos="13740"/>
           <w:tab w:val="left" w:pos="14656"/>
         </w:tabs>
-        <w:rPr>
-          <w:rFonts w:asciiTheme="minorHAnsi" w:hAnsiTheme="minorHAnsi" w:cstheme="minorHAnsi"/>
-          <w:color w:val="10162F"/>
-          <w:sz w:val="20"/>
-          <w:szCs w:val="20"/>
-        </w:rPr>
-      </w:pPr>
-    </w:p>
-    <w:p>
-      <w:pPr>
-        <w:pStyle w:val="g-md-li"/>
-        <w:numPr>
-          <w:ilvl w:val="0"/>
-          <w:numId w:val="2"/>
-        </w:numPr>
+        <w:ind w:left="360"/>
+        <w:rPr>
+          <w:rFonts w:asciiTheme="minorHAnsi" w:hAnsiTheme="minorHAnsi" w:cstheme="minorHAnsi"/>
+          <w:color w:val="10162F"/>
+          <w:sz w:val="20"/>
+          <w:szCs w:val="20"/>
+          <w:shd w:val="clear" w:color="auto" w:fill="FFFFFF"/>
+        </w:rPr>
+      </w:pPr>
+    </w:p>
+    <w:p>
+      <w:pPr>
         <w:shd w:val="clear" w:color="auto" w:fill="FFFFFF"/>
-        <w:spacing w:before="0" w:beforeAutospacing="0" w:after="0" w:afterAutospacing="0"/>
+        <w:tabs>
+          <w:tab w:val="left" w:pos="916"/>
+          <w:tab w:val="left" w:pos="1832"/>
+          <w:tab w:val="left" w:pos="2748"/>
+          <w:tab w:val="left" w:pos="3664"/>
+          <w:tab w:val="left" w:pos="4580"/>
+          <w:tab w:val="left" w:pos="5496"/>
+          <w:tab w:val="left" w:pos="6412"/>
+          <w:tab w:val="left" w:pos="7328"/>
+          <w:tab w:val="left" w:pos="8244"/>
+          <w:tab w:val="left" w:pos="9160"/>
+          <w:tab w:val="left" w:pos="10076"/>
+          <w:tab w:val="left" w:pos="10992"/>
+          <w:tab w:val="left" w:pos="11908"/>
+          <w:tab w:val="left" w:pos="12824"/>
+          <w:tab w:val="left" w:pos="13740"/>
+          <w:tab w:val="left" w:pos="14656"/>
+        </w:tabs>
         <w:ind w:left="360"/>
         <w:rPr>
           <w:rFonts w:asciiTheme="minorHAnsi" w:hAnsiTheme="minorHAnsi" w:cstheme="minorHAnsi"/>
           <w:color w:val="10162F"/>
           <w:sz w:val="20"/>
           <w:szCs w:val="20"/>
-        </w:rPr>
-      </w:pPr>
-      <w:r>
-        <w:rPr>
-          <w:rFonts w:asciiTheme="minorHAnsi" w:hAnsiTheme="minorHAnsi" w:cstheme="minorHAnsi"/>
-          <w:color w:val="10162F"/>
-          <w:sz w:val="20"/>
-          <w:szCs w:val="20"/>
-        </w:rPr>
-        <w:t>Adding a constant </w:t>
-      </w:r>
-      <w:proofErr w:type="spellStart"/>
-      <w:r>
-        <w:rPr>
-          <w:rStyle w:val="Emphasis"/>
-          <w:rFonts w:asciiTheme="minorHAnsi" w:hAnsiTheme="minorHAnsi" w:cstheme="minorHAnsi"/>
-          <w:color w:val="10162F"/>
-          <w:sz w:val="20"/>
-          <w:szCs w:val="20"/>
-        </w:rPr>
-        <w:t>a</w:t>
-      </w:r>
-      <w:proofErr w:type="spellEnd"/>
-      <w:r>
-        <w:rPr>
-          <w:rFonts w:asciiTheme="minorHAnsi" w:hAnsiTheme="minorHAnsi" w:cstheme="minorHAnsi"/>
-          <w:color w:val="10162F"/>
-          <w:sz w:val="20"/>
-          <w:szCs w:val="20"/>
-        </w:rPr>
-        <w:t> to the distribution changes the expected value by the value </w:t>
-      </w:r>
-      <w:r>
-        <w:rPr>
-          <w:rStyle w:val="Emphasis"/>
-          <w:rFonts w:asciiTheme="minorHAnsi" w:hAnsiTheme="minorHAnsi" w:cstheme="minorHAnsi"/>
-          <w:color w:val="10162F"/>
-          <w:sz w:val="20"/>
-          <w:szCs w:val="20"/>
-        </w:rPr>
-        <w:t>a</w:t>
-      </w:r>
-      <w:r>
-        <w:rPr>
-          <w:rFonts w:asciiTheme="minorHAnsi" w:hAnsiTheme="minorHAnsi" w:cstheme="minorHAnsi"/>
-          <w:color w:val="10162F"/>
+          <w:shd w:val="clear" w:color="auto" w:fill="FFFFFF"/>
+        </w:rPr>
+      </w:pPr>
+      <w:r>
+        <w:rPr>
+          <w:rFonts w:asciiTheme="minorHAnsi" w:hAnsiTheme="minorHAnsi" w:cstheme="minorHAnsi"/>
+          <w:color w:val="10162F"/>
+          <w:sz w:val="20"/>
+          <w:szCs w:val="20"/>
+          <w:shd w:val="clear" w:color="auto" w:fill="FFFFFF"/>
+        </w:rPr>
+        <w:t xml:space="preserve">Suppose </w:t>
+      </w:r>
+      <w:r>
+        <w:rPr>
+          <w:rFonts w:ascii="Cambria Math" w:hAnsi="Cambria Math" w:cstheme="minorHAnsi"/>
+          <w:color w:val="10162F"/>
+          <w:sz w:val="20"/>
+          <w:szCs w:val="20"/>
+          <w:shd w:val="clear" w:color="auto" w:fill="FFFFFF"/>
+        </w:rPr>
+        <w:t>X</w:t>
+      </w:r>
+      <w:r>
+        <w:rPr>
+          <w:rFonts w:asciiTheme="minorHAnsi" w:hAnsiTheme="minorHAnsi" w:cstheme="minorHAnsi"/>
+          <w:color w:val="10162F"/>
+          <w:sz w:val="20"/>
+          <w:szCs w:val="20"/>
+          <w:shd w:val="clear" w:color="auto" w:fill="FFFFFF"/>
+        </w:rPr>
+        <w:t xml:space="preserve"> is the number of purchases in an hour, and each purchase is worth $8 in profit.  Then total hourly profit is </w:t>
+      </w:r>
+      <w:r>
+        <w:rPr>
+          <w:rFonts w:ascii="Cambria Math" w:hAnsi="Cambria Math" w:cstheme="minorHAnsi"/>
+          <w:color w:val="10162F"/>
+          <w:sz w:val="20"/>
+          <w:szCs w:val="20"/>
+          <w:shd w:val="clear" w:color="auto" w:fill="FFFFFF"/>
+        </w:rPr>
+        <w:t>8X</w:t>
+      </w:r>
+      <w:r>
+        <w:rPr>
+          <w:rFonts w:asciiTheme="minorHAnsi" w:hAnsiTheme="minorHAnsi" w:cstheme="minorHAnsi"/>
+          <w:color w:val="10162F"/>
+          <w:sz w:val="20"/>
+          <w:szCs w:val="20"/>
+          <w:shd w:val="clear" w:color="auto" w:fill="FFFFFF"/>
+        </w:rPr>
+        <w:t xml:space="preserve">, so </w:t>
+      </w:r>
+    </w:p>
+    <w:p>
+      <w:pPr>
+        <w:shd w:val="clear" w:color="auto" w:fill="FFFFFF"/>
+        <w:tabs>
+          <w:tab w:val="left" w:pos="916"/>
+          <w:tab w:val="left" w:pos="1832"/>
+          <w:tab w:val="left" w:pos="2748"/>
+          <w:tab w:val="left" w:pos="3664"/>
+          <w:tab w:val="left" w:pos="4580"/>
+          <w:tab w:val="left" w:pos="5496"/>
+          <w:tab w:val="left" w:pos="6412"/>
+          <w:tab w:val="left" w:pos="7328"/>
+          <w:tab w:val="left" w:pos="8244"/>
+          <w:tab w:val="left" w:pos="9160"/>
+          <w:tab w:val="left" w:pos="10076"/>
+          <w:tab w:val="left" w:pos="10992"/>
+          <w:tab w:val="left" w:pos="11908"/>
+          <w:tab w:val="left" w:pos="12824"/>
+          <w:tab w:val="left" w:pos="13740"/>
+          <w:tab w:val="left" w:pos="14656"/>
+        </w:tabs>
+        <w:ind w:left="360"/>
+        <w:rPr>
+          <w:rFonts w:asciiTheme="minorHAnsi" w:hAnsiTheme="minorHAnsi" w:cstheme="minorHAnsi"/>
+          <w:color w:val="10162F"/>
+          <w:sz w:val="20"/>
+          <w:szCs w:val="20"/>
+          <w:shd w:val="clear" w:color="auto" w:fill="FFFFFF"/>
+        </w:rPr>
+      </w:pPr>
+    </w:p>
+    <w:p>
+      <w:pPr>
+        <w:shd w:val="clear" w:color="auto" w:fill="FFFFFF"/>
+        <w:tabs>
+          <w:tab w:val="left" w:pos="916"/>
+          <w:tab w:val="left" w:pos="1832"/>
+          <w:tab w:val="left" w:pos="2748"/>
+          <w:tab w:val="left" w:pos="3664"/>
+          <w:tab w:val="left" w:pos="4580"/>
+          <w:tab w:val="left" w:pos="5496"/>
+          <w:tab w:val="left" w:pos="6412"/>
+          <w:tab w:val="left" w:pos="7328"/>
+          <w:tab w:val="left" w:pos="8244"/>
+          <w:tab w:val="left" w:pos="9160"/>
+          <w:tab w:val="left" w:pos="10076"/>
+          <w:tab w:val="left" w:pos="10992"/>
+          <w:tab w:val="left" w:pos="11908"/>
+          <w:tab w:val="left" w:pos="12824"/>
+          <w:tab w:val="left" w:pos="13740"/>
+          <w:tab w:val="left" w:pos="14656"/>
+        </w:tabs>
+        <w:ind w:left="360"/>
+        <w:rPr>
+          <w:rFonts w:asciiTheme="minorHAnsi" w:hAnsiTheme="minorHAnsi" w:cstheme="minorHAnsi"/>
+          <w:color w:val="10162F"/>
+          <w:sz w:val="20"/>
+          <w:szCs w:val="20"/>
+          <w:shd w:val="clear" w:color="auto" w:fill="FFFFFF"/>
+        </w:rPr>
+      </w:pPr>
+    </w:p>
+    <w:p>
+      <w:pPr>
+        <w:shd w:val="clear" w:color="auto" w:fill="FFFFFF"/>
+        <w:tabs>
+          <w:tab w:val="left" w:pos="916"/>
+          <w:tab w:val="left" w:pos="1832"/>
+          <w:tab w:val="left" w:pos="2748"/>
+          <w:tab w:val="left" w:pos="3664"/>
+          <w:tab w:val="left" w:pos="4580"/>
+          <w:tab w:val="left" w:pos="5496"/>
+          <w:tab w:val="left" w:pos="6412"/>
+          <w:tab w:val="left" w:pos="7328"/>
+          <w:tab w:val="left" w:pos="8244"/>
+          <w:tab w:val="left" w:pos="9160"/>
+          <w:tab w:val="left" w:pos="10076"/>
+          <w:tab w:val="left" w:pos="10992"/>
+          <w:tab w:val="left" w:pos="11908"/>
+          <w:tab w:val="left" w:pos="12824"/>
+          <w:tab w:val="left" w:pos="13740"/>
+          <w:tab w:val="left" w:pos="14656"/>
+        </w:tabs>
+        <w:ind w:left="360"/>
+        <w:jc w:val="center"/>
+        <w:rPr>
+          <w:rFonts w:ascii="Cambria Math" w:hAnsi="Cambria Math" w:cstheme="minorHAnsi"/>
+          <w:color w:val="10162F"/>
+          <w:sz w:val="20"/>
+          <w:szCs w:val="20"/>
+          <w:shd w:val="clear" w:color="auto" w:fill="FFFFFF"/>
+        </w:rPr>
+      </w:pPr>
+      <w:r>
+        <w:rPr>
+          <w:rFonts w:ascii="Cambria Math" w:hAnsi="Cambria Math" w:cstheme="minorHAnsi"/>
+          <w:color w:val="10162F"/>
+          <w:sz w:val="20"/>
+          <w:szCs w:val="20"/>
+          <w:shd w:val="clear" w:color="auto" w:fill="FFFFFF"/>
+        </w:rPr>
+        <w:t>E(</w:t>
+      </w:r>
+      <w:r>
+        <w:rPr>
+          <w:rFonts w:ascii="Cambria Math" w:hAnsi="Cambria Math" w:cstheme="minorHAnsi"/>
+          <w:color w:val="10162F"/>
+          <w:sz w:val="20"/>
+          <w:szCs w:val="20"/>
+          <w:shd w:val="clear" w:color="auto" w:fill="FFFFFF"/>
+        </w:rPr>
+        <w:t>8X) = 8E(X)</w:t>
+      </w:r>
+    </w:p>
+    <w:p>
+      <w:pPr>
+        <w:shd w:val="clear" w:color="auto" w:fill="FFFFFF"/>
+        <w:tabs>
+          <w:tab w:val="left" w:pos="916"/>
+          <w:tab w:val="left" w:pos="1832"/>
+          <w:tab w:val="left" w:pos="2748"/>
+          <w:tab w:val="left" w:pos="3664"/>
+          <w:tab w:val="left" w:pos="4580"/>
+          <w:tab w:val="left" w:pos="5496"/>
+          <w:tab w:val="left" w:pos="6412"/>
+          <w:tab w:val="left" w:pos="7328"/>
+          <w:tab w:val="left" w:pos="8244"/>
+          <w:tab w:val="left" w:pos="9160"/>
+          <w:tab w:val="left" w:pos="10076"/>
+          <w:tab w:val="left" w:pos="10992"/>
+          <w:tab w:val="left" w:pos="11908"/>
+          <w:tab w:val="left" w:pos="12824"/>
+          <w:tab w:val="left" w:pos="13740"/>
+          <w:tab w:val="left" w:pos="14656"/>
+        </w:tabs>
+        <w:ind w:left="360"/>
+        <w:jc w:val="center"/>
+        <w:rPr>
+          <w:rFonts w:ascii="Cambria Math" w:hAnsi="Cambria Math" w:cstheme="minorHAnsi"/>
+          <w:color w:val="10162F"/>
+          <w:sz w:val="20"/>
+          <w:szCs w:val="20"/>
+          <w:shd w:val="clear" w:color="auto" w:fill="FFFFFF"/>
+        </w:rPr>
+      </w:pPr>
+    </w:p>
+    <w:p>
+      <w:pPr>
+        <w:shd w:val="clear" w:color="auto" w:fill="FFFFFF"/>
+        <w:tabs>
+          <w:tab w:val="left" w:pos="916"/>
+          <w:tab w:val="left" w:pos="1832"/>
+          <w:tab w:val="left" w:pos="2748"/>
+          <w:tab w:val="left" w:pos="3664"/>
+          <w:tab w:val="left" w:pos="4580"/>
+          <w:tab w:val="left" w:pos="5496"/>
+          <w:tab w:val="left" w:pos="6412"/>
+          <w:tab w:val="left" w:pos="7328"/>
+          <w:tab w:val="left" w:pos="8244"/>
+          <w:tab w:val="left" w:pos="9160"/>
+          <w:tab w:val="left" w:pos="10076"/>
+          <w:tab w:val="left" w:pos="10992"/>
+          <w:tab w:val="left" w:pos="11908"/>
+          <w:tab w:val="left" w:pos="12824"/>
+          <w:tab w:val="left" w:pos="13740"/>
+          <w:tab w:val="left" w:pos="14656"/>
+        </w:tabs>
+        <w:ind w:left="360"/>
+        <w:rPr>
+          <w:rFonts w:asciiTheme="minorHAnsi" w:hAnsiTheme="minorHAnsi" w:cstheme="minorHAnsi"/>
+          <w:sz w:val="20"/>
+          <w:szCs w:val="20"/>
+        </w:rPr>
+      </w:pPr>
+      <w:r>
+        <w:rPr>
+          <w:rFonts w:asciiTheme="minorHAnsi" w:hAnsiTheme="minorHAnsi" w:cstheme="minorHAnsi"/>
+          <w:sz w:val="20"/>
+          <w:szCs w:val="20"/>
+        </w:rPr>
+        <w:t>If the expected number of purchases is 20, then expected profit is</w:t>
+      </w:r>
+      <w:r>
+        <w:rPr>
+          <w:rFonts w:asciiTheme="minorHAnsi" w:hAnsiTheme="minorHAnsi" w:cstheme="minorHAnsi"/>
           <w:sz w:val="20"/>
           <w:szCs w:val="20"/>
         </w:rPr>
@@ -11316,15 +11168,246 @@
     </w:p>
     <w:p>
       <w:pPr>
-        <w:pStyle w:val="g-md-li"/>
         <w:shd w:val="clear" w:color="auto" w:fill="FFFFFF"/>
-        <w:spacing w:before="0" w:beforeAutospacing="0" w:after="0" w:afterAutospacing="0"/>
+        <w:tabs>
+          <w:tab w:val="left" w:pos="916"/>
+          <w:tab w:val="left" w:pos="1832"/>
+          <w:tab w:val="left" w:pos="2748"/>
+          <w:tab w:val="left" w:pos="3664"/>
+          <w:tab w:val="left" w:pos="4580"/>
+          <w:tab w:val="left" w:pos="5496"/>
+          <w:tab w:val="left" w:pos="6412"/>
+          <w:tab w:val="left" w:pos="7328"/>
+          <w:tab w:val="left" w:pos="8244"/>
+          <w:tab w:val="left" w:pos="9160"/>
+          <w:tab w:val="left" w:pos="10076"/>
+          <w:tab w:val="left" w:pos="10992"/>
+          <w:tab w:val="left" w:pos="11908"/>
+          <w:tab w:val="left" w:pos="12824"/>
+          <w:tab w:val="left" w:pos="13740"/>
+          <w:tab w:val="left" w:pos="14656"/>
+        </w:tabs>
         <w:ind w:left="360"/>
         <w:rPr>
           <w:rFonts w:asciiTheme="minorHAnsi" w:hAnsiTheme="minorHAnsi" w:cstheme="minorHAnsi"/>
-          <w:color w:val="10162F"/>
-          <w:sz w:val="20"/>
-          <w:szCs w:val="20"/>
+          <w:sz w:val="20"/>
+          <w:szCs w:val="20"/>
+        </w:rPr>
+      </w:pPr>
+    </w:p>
+    <w:p>
+      <w:pPr>
+        <w:shd w:val="clear" w:color="auto" w:fill="FFFFFF"/>
+        <w:tabs>
+          <w:tab w:val="left" w:pos="916"/>
+          <w:tab w:val="left" w:pos="1832"/>
+          <w:tab w:val="left" w:pos="2748"/>
+          <w:tab w:val="left" w:pos="3664"/>
+          <w:tab w:val="left" w:pos="4580"/>
+          <w:tab w:val="left" w:pos="5496"/>
+          <w:tab w:val="left" w:pos="6412"/>
+          <w:tab w:val="left" w:pos="7328"/>
+          <w:tab w:val="left" w:pos="8244"/>
+          <w:tab w:val="left" w:pos="9160"/>
+          <w:tab w:val="left" w:pos="10076"/>
+          <w:tab w:val="left" w:pos="10992"/>
+          <w:tab w:val="left" w:pos="11908"/>
+          <w:tab w:val="left" w:pos="12824"/>
+          <w:tab w:val="left" w:pos="13740"/>
+          <w:tab w:val="left" w:pos="14656"/>
+        </w:tabs>
+        <w:ind w:left="360"/>
+        <w:jc w:val="center"/>
+        <w:rPr>
+          <w:rFonts w:ascii="Cambria Math" w:hAnsi="Cambria Math" w:cstheme="minorHAnsi"/>
+          <w:color w:val="10162F"/>
+          <w:sz w:val="20"/>
+          <w:szCs w:val="20"/>
+          <w:shd w:val="clear" w:color="auto" w:fill="FFFFFF"/>
+        </w:rPr>
+      </w:pPr>
+      <w:r>
+        <w:rPr>
+          <w:rFonts w:ascii="Cambria Math" w:hAnsi="Cambria Math" w:cstheme="minorHAnsi"/>
+          <w:sz w:val="20"/>
+          <w:szCs w:val="20"/>
+        </w:rPr>
+        <w:t>8 * 20 = $160</w:t>
+      </w:r>
+    </w:p>
+    <w:p>
+      <w:pPr>
+        <w:shd w:val="clear" w:color="auto" w:fill="FFFFFF"/>
+        <w:tabs>
+          <w:tab w:val="left" w:pos="916"/>
+          <w:tab w:val="left" w:pos="1832"/>
+          <w:tab w:val="left" w:pos="2748"/>
+          <w:tab w:val="left" w:pos="3664"/>
+          <w:tab w:val="left" w:pos="4580"/>
+          <w:tab w:val="left" w:pos="5496"/>
+          <w:tab w:val="left" w:pos="6412"/>
+          <w:tab w:val="left" w:pos="7328"/>
+          <w:tab w:val="left" w:pos="8244"/>
+          <w:tab w:val="left" w:pos="9160"/>
+          <w:tab w:val="left" w:pos="10076"/>
+          <w:tab w:val="left" w:pos="10992"/>
+          <w:tab w:val="left" w:pos="11908"/>
+          <w:tab w:val="left" w:pos="12824"/>
+          <w:tab w:val="left" w:pos="13740"/>
+          <w:tab w:val="left" w:pos="14656"/>
+        </w:tabs>
+        <w:ind w:left="360"/>
+        <w:rPr>
+          <w:rFonts w:asciiTheme="minorHAnsi" w:hAnsiTheme="minorHAnsi" w:cstheme="minorHAnsi"/>
+          <w:color w:val="10162F"/>
+          <w:sz w:val="20"/>
+          <w:szCs w:val="20"/>
+          <w:shd w:val="clear" w:color="auto" w:fill="FFFFFF"/>
+        </w:rPr>
+      </w:pPr>
+    </w:p>
+    <w:p>
+      <w:pPr>
+        <w:shd w:val="clear" w:color="auto" w:fill="FFFFFF"/>
+        <w:tabs>
+          <w:tab w:val="left" w:pos="916"/>
+          <w:tab w:val="left" w:pos="1832"/>
+          <w:tab w:val="left" w:pos="2748"/>
+          <w:tab w:val="left" w:pos="3664"/>
+          <w:tab w:val="left" w:pos="4580"/>
+          <w:tab w:val="left" w:pos="5496"/>
+          <w:tab w:val="left" w:pos="6412"/>
+          <w:tab w:val="left" w:pos="7328"/>
+          <w:tab w:val="left" w:pos="8244"/>
+          <w:tab w:val="left" w:pos="9160"/>
+          <w:tab w:val="left" w:pos="10076"/>
+          <w:tab w:val="left" w:pos="10992"/>
+          <w:tab w:val="left" w:pos="11908"/>
+          <w:tab w:val="left" w:pos="12824"/>
+          <w:tab w:val="left" w:pos="13740"/>
+          <w:tab w:val="left" w:pos="14656"/>
+        </w:tabs>
+        <w:rPr>
+          <w:rFonts w:asciiTheme="minorHAnsi" w:hAnsiTheme="minorHAnsi" w:cstheme="minorHAnsi"/>
+          <w:color w:val="10162F"/>
+          <w:sz w:val="20"/>
+          <w:szCs w:val="20"/>
+          <w:u w:val="single"/>
+          <w:shd w:val="clear" w:color="auto" w:fill="FFFFFF"/>
+        </w:rPr>
+      </w:pPr>
+      <w:r>
+        <w:rPr>
+          <w:rFonts w:asciiTheme="minorHAnsi" w:hAnsiTheme="minorHAnsi" w:cstheme="minorHAnsi"/>
+          <w:color w:val="10162F"/>
+          <w:sz w:val="20"/>
+          <w:szCs w:val="20"/>
+          <w:u w:val="single"/>
+          <w:shd w:val="clear" w:color="auto" w:fill="FFFFFF"/>
+        </w:rPr>
+        <w:t>Adding a constant shifts the mean</w:t>
+      </w:r>
+    </w:p>
+    <w:p>
+      <w:pPr>
+        <w:shd w:val="clear" w:color="auto" w:fill="FFFFFF"/>
+        <w:tabs>
+          <w:tab w:val="left" w:pos="916"/>
+          <w:tab w:val="left" w:pos="1832"/>
+          <w:tab w:val="left" w:pos="2748"/>
+          <w:tab w:val="left" w:pos="3664"/>
+          <w:tab w:val="left" w:pos="4580"/>
+          <w:tab w:val="left" w:pos="5496"/>
+          <w:tab w:val="left" w:pos="6412"/>
+          <w:tab w:val="left" w:pos="7328"/>
+          <w:tab w:val="left" w:pos="8244"/>
+          <w:tab w:val="left" w:pos="9160"/>
+          <w:tab w:val="left" w:pos="10076"/>
+          <w:tab w:val="left" w:pos="10992"/>
+          <w:tab w:val="left" w:pos="11908"/>
+          <w:tab w:val="left" w:pos="12824"/>
+          <w:tab w:val="left" w:pos="13740"/>
+          <w:tab w:val="left" w:pos="14656"/>
+        </w:tabs>
+        <w:ind w:left="360"/>
+        <w:rPr>
+          <w:rFonts w:asciiTheme="minorHAnsi" w:hAnsiTheme="minorHAnsi" w:cstheme="minorHAnsi"/>
+          <w:color w:val="10162F"/>
+          <w:sz w:val="20"/>
+          <w:szCs w:val="20"/>
+          <w:shd w:val="clear" w:color="auto" w:fill="FFFFFF"/>
+        </w:rPr>
+      </w:pPr>
+    </w:p>
+    <w:p>
+      <w:pPr>
+        <w:shd w:val="clear" w:color="auto" w:fill="FFFFFF"/>
+        <w:tabs>
+          <w:tab w:val="left" w:pos="916"/>
+          <w:tab w:val="left" w:pos="1832"/>
+          <w:tab w:val="left" w:pos="2748"/>
+          <w:tab w:val="left" w:pos="3664"/>
+          <w:tab w:val="left" w:pos="4580"/>
+          <w:tab w:val="left" w:pos="5496"/>
+          <w:tab w:val="left" w:pos="6412"/>
+          <w:tab w:val="left" w:pos="7328"/>
+          <w:tab w:val="left" w:pos="8244"/>
+          <w:tab w:val="left" w:pos="9160"/>
+          <w:tab w:val="left" w:pos="10076"/>
+          <w:tab w:val="left" w:pos="10992"/>
+          <w:tab w:val="left" w:pos="11908"/>
+          <w:tab w:val="left" w:pos="12824"/>
+          <w:tab w:val="left" w:pos="13740"/>
+          <w:tab w:val="left" w:pos="14656"/>
+        </w:tabs>
+        <w:ind w:left="360"/>
+        <w:rPr>
+          <w:rFonts w:asciiTheme="minorHAnsi" w:hAnsiTheme="minorHAnsi" w:cstheme="minorHAnsi"/>
+          <w:color w:val="10162F"/>
+          <w:sz w:val="20"/>
+          <w:szCs w:val="20"/>
+          <w:shd w:val="clear" w:color="auto" w:fill="FFFFFF"/>
+        </w:rPr>
+      </w:pPr>
+      <w:r>
+        <w:rPr>
+          <w:rFonts w:asciiTheme="minorHAnsi" w:hAnsiTheme="minorHAnsi" w:cstheme="minorHAnsi"/>
+          <w:color w:val="10162F"/>
+          <w:sz w:val="20"/>
+          <w:szCs w:val="20"/>
+          <w:shd w:val="clear" w:color="auto" w:fill="FFFFFF"/>
+        </w:rPr>
+        <w:t>If a constant is added to every value, the expected value shifts by that constant:</w:t>
+      </w:r>
+    </w:p>
+    <w:p>
+      <w:pPr>
+        <w:shd w:val="clear" w:color="auto" w:fill="FFFFFF"/>
+        <w:tabs>
+          <w:tab w:val="left" w:pos="916"/>
+          <w:tab w:val="left" w:pos="1832"/>
+          <w:tab w:val="left" w:pos="2748"/>
+          <w:tab w:val="left" w:pos="3664"/>
+          <w:tab w:val="left" w:pos="4580"/>
+          <w:tab w:val="left" w:pos="5496"/>
+          <w:tab w:val="left" w:pos="6412"/>
+          <w:tab w:val="left" w:pos="7328"/>
+          <w:tab w:val="left" w:pos="8244"/>
+          <w:tab w:val="left" w:pos="9160"/>
+          <w:tab w:val="left" w:pos="10076"/>
+          <w:tab w:val="left" w:pos="10992"/>
+          <w:tab w:val="left" w:pos="11908"/>
+          <w:tab w:val="left" w:pos="12824"/>
+          <w:tab w:val="left" w:pos="13740"/>
+          <w:tab w:val="left" w:pos="14656"/>
+        </w:tabs>
+        <w:ind w:left="360"/>
+        <w:rPr>
+          <w:rFonts w:asciiTheme="minorHAnsi" w:hAnsiTheme="minorHAnsi" w:cstheme="minorHAnsi"/>
+          <w:color w:val="10162F"/>
+          <w:sz w:val="20"/>
+          <w:szCs w:val="20"/>
+          <w:shd w:val="clear" w:color="auto" w:fill="FFFFFF"/>
         </w:rPr>
       </w:pPr>
     </w:p>
@@ -11388,7 +11471,6 @@
         </w:rPr>
         <w:t>+</w:t>
       </w:r>
-      <w:proofErr w:type="gramStart"/>
       <w:r>
         <w:rPr>
           <w:rStyle w:val="mord"/>
@@ -11423,7 +11505,6 @@
         </w:rPr>
         <w:t>=</w:t>
       </w:r>
-      <w:proofErr w:type="gramEnd"/>
       <w:r>
         <w:rPr>
           <w:rStyle w:val="mord"/>
@@ -11493,179 +11574,545 @@
     </w:p>
     <w:p>
       <w:pPr>
-        <w:pStyle w:val="g-md-li"/>
-        <w:shd w:val="clear" w:color="auto" w:fill="FFFFFF"/>
-        <w:spacing w:before="0" w:beforeAutospacing="0" w:after="0" w:afterAutospacing="0"/>
-        <w:ind w:left="360"/>
-        <w:rPr>
-          <w:rFonts w:asciiTheme="minorHAnsi" w:hAnsiTheme="minorHAnsi" w:cstheme="minorHAnsi"/>
-          <w:color w:val="10162F"/>
-          <w:sz w:val="20"/>
-          <w:szCs w:val="20"/>
-          <w:shd w:val="clear" w:color="auto" w:fill="FFFFFF"/>
-        </w:rPr>
-      </w:pPr>
-    </w:p>
-    <w:p>
-      <w:pPr>
-        <w:pStyle w:val="g-md-li"/>
-        <w:shd w:val="clear" w:color="auto" w:fill="FFFFFF"/>
-        <w:spacing w:before="0" w:beforeAutospacing="0" w:after="0" w:afterAutospacing="0"/>
-        <w:ind w:left="360"/>
-        <w:rPr>
-          <w:rFonts w:asciiTheme="minorHAnsi" w:hAnsiTheme="minorHAnsi" w:cstheme="minorHAnsi"/>
-          <w:color w:val="10162F"/>
-          <w:sz w:val="20"/>
-          <w:szCs w:val="20"/>
-          <w:shd w:val="clear" w:color="auto" w:fill="FFFFFF"/>
-        </w:rPr>
-      </w:pPr>
-      <w:r>
-        <w:rPr>
-          <w:rFonts w:asciiTheme="minorHAnsi" w:hAnsiTheme="minorHAnsi" w:cstheme="minorHAnsi"/>
-          <w:color w:val="10162F"/>
-          <w:sz w:val="20"/>
-          <w:szCs w:val="20"/>
-          <w:shd w:val="clear" w:color="auto" w:fill="FFFFFF"/>
-        </w:rPr>
-        <w:t xml:space="preserve">For example, if </w:t>
-      </w:r>
-      <w:r>
-        <w:rPr>
-          <w:rFonts w:asciiTheme="minorHAnsi" w:hAnsiTheme="minorHAnsi" w:cstheme="minorHAnsi"/>
-          <w:color w:val="10162F"/>
-          <w:sz w:val="20"/>
-          <w:szCs w:val="20"/>
-          <w:shd w:val="clear" w:color="auto" w:fill="FFFFFF"/>
-        </w:rPr>
-        <w:t>a test was given and graded, and the average grade was 78 out of 100 points. If the teacher decided to curve the grade by adding 2 points to everyone’s grade, the average would now be 80 points.</w:t>
-      </w:r>
-    </w:p>
-    <w:p>
-      <w:pPr>
-        <w:pStyle w:val="g-md-li"/>
-        <w:shd w:val="clear" w:color="auto" w:fill="FFFFFF"/>
-        <w:spacing w:before="0" w:beforeAutospacing="0" w:after="0" w:afterAutospacing="0"/>
-        <w:ind w:left="360"/>
-        <w:rPr>
-          <w:rFonts w:asciiTheme="minorHAnsi" w:hAnsiTheme="minorHAnsi" w:cstheme="minorHAnsi"/>
-          <w:color w:val="10162F"/>
-          <w:sz w:val="20"/>
-          <w:szCs w:val="20"/>
-          <w:shd w:val="clear" w:color="auto" w:fill="FFFFFF"/>
-        </w:rPr>
-      </w:pPr>
-    </w:p>
-    <w:p>
-      <w:pPr>
-        <w:pStyle w:val="g-md-li"/>
-        <w:shd w:val="clear" w:color="auto" w:fill="FFFFFF"/>
-        <w:spacing w:before="0" w:beforeAutospacing="0" w:after="0" w:afterAutospacing="0"/>
-        <w:rPr>
-          <w:rFonts w:asciiTheme="minorHAnsi" w:hAnsiTheme="minorHAnsi" w:cstheme="minorHAnsi"/>
-          <w:color w:val="10162F"/>
-          <w:sz w:val="20"/>
-          <w:szCs w:val="20"/>
-          <w:u w:val="single"/>
-        </w:rPr>
-      </w:pPr>
-      <w:r>
-        <w:rPr>
-          <w:rFonts w:asciiTheme="minorHAnsi" w:hAnsiTheme="minorHAnsi" w:cstheme="minorHAnsi"/>
-          <w:color w:val="10162F"/>
-          <w:sz w:val="20"/>
-          <w:szCs w:val="20"/>
-          <w:u w:val="single"/>
-        </w:rPr>
-        <w:t>Properties of Variance</w:t>
-      </w:r>
-    </w:p>
-    <w:p>
-      <w:pPr>
-        <w:pStyle w:val="g-md-li"/>
-        <w:shd w:val="clear" w:color="auto" w:fill="FFFFFF"/>
-        <w:spacing w:before="0" w:beforeAutospacing="0" w:after="0" w:afterAutospacing="0"/>
-        <w:rPr>
-          <w:rFonts w:asciiTheme="minorHAnsi" w:hAnsiTheme="minorHAnsi" w:cstheme="minorHAnsi"/>
-          <w:color w:val="10162F"/>
-          <w:sz w:val="20"/>
-          <w:szCs w:val="20"/>
-          <w:u w:val="single"/>
-        </w:rPr>
-      </w:pPr>
-    </w:p>
-    <w:p>
-      <w:pPr>
-        <w:pStyle w:val="g-md-li"/>
-        <w:numPr>
-          <w:ilvl w:val="0"/>
-          <w:numId w:val="3"/>
-        </w:numPr>
         <w:shd w:val="clear" w:color="auto" w:fill="FFFFFF"/>
         <w:tabs>
-          <w:tab w:val="clear" w:pos="720"/>
-          <w:tab w:val="num" w:pos="360"/>
+          <w:tab w:val="left" w:pos="916"/>
+          <w:tab w:val="left" w:pos="1832"/>
+          <w:tab w:val="left" w:pos="2748"/>
+          <w:tab w:val="left" w:pos="3664"/>
+          <w:tab w:val="left" w:pos="4580"/>
+          <w:tab w:val="left" w:pos="5496"/>
+          <w:tab w:val="left" w:pos="6412"/>
+          <w:tab w:val="left" w:pos="7328"/>
+          <w:tab w:val="left" w:pos="8244"/>
+          <w:tab w:val="left" w:pos="9160"/>
+          <w:tab w:val="left" w:pos="10076"/>
+          <w:tab w:val="left" w:pos="10992"/>
+          <w:tab w:val="left" w:pos="11908"/>
+          <w:tab w:val="left" w:pos="12824"/>
+          <w:tab w:val="left" w:pos="13740"/>
+          <w:tab w:val="left" w:pos="14656"/>
         </w:tabs>
-        <w:spacing w:before="0" w:beforeAutospacing="0" w:after="0" w:afterAutospacing="0"/>
         <w:ind w:left="360"/>
         <w:rPr>
           <w:rFonts w:asciiTheme="minorHAnsi" w:hAnsiTheme="minorHAnsi" w:cstheme="minorHAnsi"/>
           <w:color w:val="10162F"/>
           <w:sz w:val="20"/>
           <w:szCs w:val="20"/>
-        </w:rPr>
-      </w:pPr>
-      <w:r>
-        <w:rPr>
-          <w:rFonts w:asciiTheme="minorHAnsi" w:hAnsiTheme="minorHAnsi" w:cstheme="minorHAnsi"/>
-          <w:color w:val="10162F"/>
-          <w:sz w:val="20"/>
-          <w:szCs w:val="20"/>
-        </w:rPr>
-        <w:t>Increasing the values in a distribution by a constant </w:t>
-      </w:r>
-      <w:proofErr w:type="spellStart"/>
-      <w:r>
-        <w:rPr>
-          <w:rStyle w:val="Emphasis"/>
-          <w:rFonts w:asciiTheme="minorHAnsi" w:hAnsiTheme="minorHAnsi" w:cstheme="minorHAnsi"/>
-          <w:color w:val="10162F"/>
-          <w:sz w:val="20"/>
-          <w:szCs w:val="20"/>
-        </w:rPr>
-        <w:t>a</w:t>
-      </w:r>
-      <w:proofErr w:type="spellEnd"/>
-      <w:r>
-        <w:rPr>
-          <w:rFonts w:asciiTheme="minorHAnsi" w:hAnsiTheme="minorHAnsi" w:cstheme="minorHAnsi"/>
-          <w:color w:val="10162F"/>
-          <w:sz w:val="20"/>
-          <w:szCs w:val="20"/>
-        </w:rPr>
-        <w:t> does not change the variance</w:t>
-      </w:r>
-      <w:r>
-        <w:rPr>
-          <w:rFonts w:asciiTheme="minorHAnsi" w:hAnsiTheme="minorHAnsi" w:cstheme="minorHAnsi"/>
-          <w:color w:val="10162F"/>
-          <w:sz w:val="20"/>
-          <w:szCs w:val="20"/>
-        </w:rPr>
-        <w:t xml:space="preserve">, </w:t>
-      </w:r>
-    </w:p>
-    <w:p>
-      <w:pPr>
-        <w:pStyle w:val="g-md-li"/>
+          <w:shd w:val="clear" w:color="auto" w:fill="FFFFFF"/>
+        </w:rPr>
+      </w:pPr>
+    </w:p>
+    <w:p>
+      <w:pPr>
         <w:shd w:val="clear" w:color="auto" w:fill="FFFFFF"/>
-        <w:spacing w:before="0" w:beforeAutospacing="0" w:after="0" w:afterAutospacing="0"/>
+        <w:tabs>
+          <w:tab w:val="left" w:pos="916"/>
+          <w:tab w:val="left" w:pos="1832"/>
+          <w:tab w:val="left" w:pos="2748"/>
+          <w:tab w:val="left" w:pos="3664"/>
+          <w:tab w:val="left" w:pos="4580"/>
+          <w:tab w:val="left" w:pos="5496"/>
+          <w:tab w:val="left" w:pos="6412"/>
+          <w:tab w:val="left" w:pos="7328"/>
+          <w:tab w:val="left" w:pos="8244"/>
+          <w:tab w:val="left" w:pos="9160"/>
+          <w:tab w:val="left" w:pos="10076"/>
+          <w:tab w:val="left" w:pos="10992"/>
+          <w:tab w:val="left" w:pos="11908"/>
+          <w:tab w:val="left" w:pos="12824"/>
+          <w:tab w:val="left" w:pos="13740"/>
+          <w:tab w:val="left" w:pos="14656"/>
+        </w:tabs>
+        <w:rPr>
+          <w:rFonts w:asciiTheme="minorHAnsi" w:hAnsiTheme="minorHAnsi" w:cstheme="minorHAnsi"/>
+          <w:color w:val="10162F"/>
+          <w:sz w:val="20"/>
+          <w:szCs w:val="20"/>
+          <w:shd w:val="clear" w:color="auto" w:fill="FFFFFF"/>
+        </w:rPr>
+      </w:pPr>
+    </w:p>
+    <w:p>
+      <w:pPr>
+        <w:shd w:val="clear" w:color="auto" w:fill="FFFFFF"/>
+        <w:tabs>
+          <w:tab w:val="left" w:pos="916"/>
+          <w:tab w:val="left" w:pos="1832"/>
+          <w:tab w:val="left" w:pos="2748"/>
+          <w:tab w:val="left" w:pos="3664"/>
+          <w:tab w:val="left" w:pos="4580"/>
+          <w:tab w:val="left" w:pos="5496"/>
+          <w:tab w:val="left" w:pos="6412"/>
+          <w:tab w:val="left" w:pos="7328"/>
+          <w:tab w:val="left" w:pos="8244"/>
+          <w:tab w:val="left" w:pos="9160"/>
+          <w:tab w:val="left" w:pos="10076"/>
+          <w:tab w:val="left" w:pos="10992"/>
+          <w:tab w:val="left" w:pos="11908"/>
+          <w:tab w:val="left" w:pos="12824"/>
+          <w:tab w:val="left" w:pos="13740"/>
+          <w:tab w:val="left" w:pos="14656"/>
+        </w:tabs>
         <w:ind w:left="360"/>
         <w:rPr>
           <w:rFonts w:asciiTheme="minorHAnsi" w:hAnsiTheme="minorHAnsi" w:cstheme="minorHAnsi"/>
-          <w:color w:val="10162F"/>
-          <w:sz w:val="20"/>
-          <w:szCs w:val="20"/>
+          <w:b/>
+          <w:bCs/>
+          <w:color w:val="10162F"/>
+          <w:sz w:val="20"/>
+          <w:szCs w:val="20"/>
+          <w:shd w:val="clear" w:color="auto" w:fill="FFFFFF"/>
+        </w:rPr>
+      </w:pPr>
+      <w:r>
+        <w:rPr>
+          <w:rFonts w:asciiTheme="minorHAnsi" w:hAnsiTheme="minorHAnsi" w:cstheme="minorHAnsi"/>
+          <w:b/>
+          <w:bCs/>
+          <w:sz w:val="20"/>
+          <w:szCs w:val="20"/>
+        </w:rPr>
+        <w:t>Data science example</w:t>
+      </w:r>
+    </w:p>
+    <w:p>
+      <w:pPr>
+        <w:shd w:val="clear" w:color="auto" w:fill="FFFFFF"/>
+        <w:tabs>
+          <w:tab w:val="left" w:pos="916"/>
+          <w:tab w:val="left" w:pos="1832"/>
+          <w:tab w:val="left" w:pos="2748"/>
+          <w:tab w:val="left" w:pos="3664"/>
+          <w:tab w:val="left" w:pos="4580"/>
+          <w:tab w:val="left" w:pos="5496"/>
+          <w:tab w:val="left" w:pos="6412"/>
+          <w:tab w:val="left" w:pos="7328"/>
+          <w:tab w:val="left" w:pos="8244"/>
+          <w:tab w:val="left" w:pos="9160"/>
+          <w:tab w:val="left" w:pos="10076"/>
+          <w:tab w:val="left" w:pos="10992"/>
+          <w:tab w:val="left" w:pos="11908"/>
+          <w:tab w:val="left" w:pos="12824"/>
+          <w:tab w:val="left" w:pos="13740"/>
+          <w:tab w:val="left" w:pos="14656"/>
+        </w:tabs>
+        <w:ind w:left="360"/>
+        <w:rPr>
+          <w:rFonts w:asciiTheme="minorHAnsi" w:hAnsiTheme="minorHAnsi" w:cstheme="minorHAnsi"/>
+          <w:color w:val="10162F"/>
+          <w:sz w:val="20"/>
+          <w:szCs w:val="20"/>
+          <w:shd w:val="clear" w:color="auto" w:fill="FFFFFF"/>
+        </w:rPr>
+      </w:pPr>
+    </w:p>
+    <w:p>
+      <w:pPr>
+        <w:ind w:left="360"/>
+        <w:rPr>
+          <w:rFonts w:asciiTheme="minorHAnsi" w:hAnsiTheme="minorHAnsi" w:cstheme="minorHAnsi"/>
+          <w:sz w:val="20"/>
+          <w:szCs w:val="20"/>
+        </w:rPr>
+      </w:pPr>
+      <w:r>
+        <w:rPr>
+          <w:rFonts w:asciiTheme="minorHAnsi" w:hAnsiTheme="minorHAnsi" w:cstheme="minorHAnsi"/>
+          <w:sz w:val="20"/>
+          <w:szCs w:val="20"/>
+        </w:rPr>
+        <w:t>Suppose a sensor is discovered to read every temperature 2 degrees too low.</w:t>
+      </w:r>
+      <w:r>
+        <w:rPr>
+          <w:rFonts w:asciiTheme="minorHAnsi" w:hAnsiTheme="minorHAnsi" w:cstheme="minorHAnsi"/>
+          <w:sz w:val="20"/>
+          <w:szCs w:val="20"/>
+        </w:rPr>
+        <w:br/>
+        <w:t xml:space="preserve">If </w:t>
+      </w:r>
+      <w:r>
+        <w:rPr>
+          <w:rFonts w:ascii="Cambria Math" w:hAnsi="Cambria Math" w:cstheme="minorHAnsi"/>
+          <w:sz w:val="20"/>
+          <w:szCs w:val="20"/>
+        </w:rPr>
+        <w:t>X</w:t>
+      </w:r>
+      <w:r>
+        <w:rPr>
+          <w:rFonts w:asciiTheme="minorHAnsi" w:hAnsiTheme="minorHAnsi" w:cstheme="minorHAnsi"/>
+          <w:sz w:val="20"/>
+          <w:szCs w:val="20"/>
+        </w:rPr>
+        <w:t xml:space="preserve"> is the recorded temperature, the corrected value is </w:t>
+      </w:r>
+      <w:r>
+        <w:rPr>
+          <w:rFonts w:ascii="Cambria Math" w:hAnsi="Cambria Math" w:cstheme="minorHAnsi"/>
+          <w:sz w:val="20"/>
+          <w:szCs w:val="20"/>
+        </w:rPr>
+        <w:t>X+2</w:t>
+      </w:r>
+      <w:r>
+        <w:rPr>
+          <w:rFonts w:asciiTheme="minorHAnsi" w:hAnsiTheme="minorHAnsi" w:cstheme="minorHAnsi"/>
+          <w:sz w:val="20"/>
+          <w:szCs w:val="20"/>
+        </w:rPr>
+        <w:t>.</w:t>
+      </w:r>
+    </w:p>
+    <w:p>
+      <w:pPr>
+        <w:ind w:left="360"/>
+        <w:rPr>
+          <w:rFonts w:asciiTheme="minorHAnsi" w:hAnsiTheme="minorHAnsi" w:cstheme="minorHAnsi"/>
+          <w:sz w:val="20"/>
+          <w:szCs w:val="20"/>
+        </w:rPr>
+      </w:pPr>
+      <w:r>
+        <w:rPr>
+          <w:rFonts w:asciiTheme="minorHAnsi" w:hAnsiTheme="minorHAnsi" w:cstheme="minorHAnsi"/>
+          <w:sz w:val="20"/>
+          <w:szCs w:val="20"/>
+        </w:rPr>
+        <w:br/>
+        <w:t>Then the corrected average is</w:t>
+      </w:r>
+    </w:p>
+    <w:p>
+      <w:pPr>
+        <w:ind w:left="360"/>
+        <w:rPr>
+          <w:rFonts w:asciiTheme="minorHAnsi" w:hAnsiTheme="minorHAnsi" w:cstheme="minorHAnsi"/>
+          <w:sz w:val="20"/>
+          <w:szCs w:val="20"/>
+        </w:rPr>
+      </w:pPr>
+    </w:p>
+    <w:p>
+      <w:pPr>
+        <w:jc w:val="center"/>
+        <w:rPr>
+          <w:rFonts w:ascii="Cambria Math" w:hAnsi="Cambria Math" w:cstheme="minorHAnsi"/>
+          <w:sz w:val="20"/>
+          <w:szCs w:val="20"/>
+        </w:rPr>
+      </w:pPr>
+      <w:r>
+        <w:rPr>
+          <w:rFonts w:ascii="Cambria Math" w:hAnsi="Cambria Math" w:cstheme="minorHAnsi"/>
+          <w:sz w:val="20"/>
+          <w:szCs w:val="20"/>
+        </w:rPr>
+        <w:t>E(X+2)=E(X)+2</w:t>
+      </w:r>
+    </w:p>
+    <w:p>
+      <w:pPr>
+        <w:rPr>
+          <w:rFonts w:asciiTheme="minorHAnsi" w:hAnsiTheme="minorHAnsi" w:cstheme="minorHAnsi"/>
+          <w:sz w:val="20"/>
+          <w:szCs w:val="20"/>
+        </w:rPr>
+      </w:pPr>
+    </w:p>
+    <w:p>
+      <w:pPr>
+        <w:ind w:left="709" w:hanging="349"/>
+        <w:rPr>
+          <w:rFonts w:asciiTheme="minorHAnsi" w:hAnsiTheme="minorHAnsi" w:cstheme="minorHAnsi"/>
+          <w:sz w:val="20"/>
+          <w:szCs w:val="20"/>
+        </w:rPr>
+      </w:pPr>
+      <w:r>
+        <w:rPr>
+          <w:rFonts w:asciiTheme="minorHAnsi" w:hAnsiTheme="minorHAnsi" w:cstheme="minorHAnsi"/>
+          <w:sz w:val="20"/>
+          <w:szCs w:val="20"/>
+        </w:rPr>
+        <w:t>A</w:t>
+      </w:r>
+      <w:r>
+        <w:rPr>
+          <w:rFonts w:asciiTheme="minorHAnsi" w:hAnsiTheme="minorHAnsi" w:cstheme="minorHAnsi"/>
+          <w:sz w:val="20"/>
+          <w:szCs w:val="20"/>
+        </w:rPr>
+        <w:t>dding a constant changes the center, but not the underlying randomness.</w:t>
+      </w:r>
+    </w:p>
+    <w:p>
+      <w:pPr>
+        <w:shd w:val="clear" w:color="auto" w:fill="FFFFFF"/>
+        <w:tabs>
+          <w:tab w:val="left" w:pos="916"/>
+          <w:tab w:val="left" w:pos="1832"/>
+          <w:tab w:val="left" w:pos="2748"/>
+          <w:tab w:val="left" w:pos="3664"/>
+          <w:tab w:val="left" w:pos="4580"/>
+          <w:tab w:val="left" w:pos="5496"/>
+          <w:tab w:val="left" w:pos="6412"/>
+          <w:tab w:val="left" w:pos="7328"/>
+          <w:tab w:val="left" w:pos="8244"/>
+          <w:tab w:val="left" w:pos="9160"/>
+          <w:tab w:val="left" w:pos="10076"/>
+          <w:tab w:val="left" w:pos="10992"/>
+          <w:tab w:val="left" w:pos="11908"/>
+          <w:tab w:val="left" w:pos="12824"/>
+          <w:tab w:val="left" w:pos="13740"/>
+          <w:tab w:val="left" w:pos="14656"/>
+        </w:tabs>
+        <w:ind w:left="360"/>
+        <w:rPr>
+          <w:rFonts w:asciiTheme="minorHAnsi" w:hAnsiTheme="minorHAnsi" w:cstheme="minorHAnsi"/>
+          <w:color w:val="10162F"/>
+          <w:sz w:val="20"/>
+          <w:szCs w:val="20"/>
+          <w:shd w:val="clear" w:color="auto" w:fill="FFFFFF"/>
+        </w:rPr>
+      </w:pPr>
+    </w:p>
+    <w:p>
+      <w:pPr>
+        <w:shd w:val="clear" w:color="auto" w:fill="FFFFFF"/>
+        <w:tabs>
+          <w:tab w:val="left" w:pos="916"/>
+          <w:tab w:val="left" w:pos="1832"/>
+          <w:tab w:val="left" w:pos="2748"/>
+          <w:tab w:val="left" w:pos="3664"/>
+          <w:tab w:val="left" w:pos="4580"/>
+          <w:tab w:val="left" w:pos="5496"/>
+          <w:tab w:val="left" w:pos="6412"/>
+          <w:tab w:val="left" w:pos="7328"/>
+          <w:tab w:val="left" w:pos="8244"/>
+          <w:tab w:val="left" w:pos="9160"/>
+          <w:tab w:val="left" w:pos="10076"/>
+          <w:tab w:val="left" w:pos="10992"/>
+          <w:tab w:val="left" w:pos="11908"/>
+          <w:tab w:val="left" w:pos="12824"/>
+          <w:tab w:val="left" w:pos="13740"/>
+          <w:tab w:val="left" w:pos="14656"/>
+        </w:tabs>
+        <w:ind w:left="360"/>
+        <w:rPr>
+          <w:rFonts w:asciiTheme="minorHAnsi" w:hAnsiTheme="minorHAnsi" w:cstheme="minorHAnsi"/>
+          <w:color w:val="10162F"/>
+          <w:sz w:val="20"/>
+          <w:szCs w:val="20"/>
+          <w:shd w:val="clear" w:color="auto" w:fill="FFFFFF"/>
+        </w:rPr>
+      </w:pPr>
+    </w:p>
+    <w:p>
+      <w:pPr>
+        <w:shd w:val="clear" w:color="auto" w:fill="FFFFFF"/>
+        <w:tabs>
+          <w:tab w:val="left" w:pos="916"/>
+          <w:tab w:val="left" w:pos="1832"/>
+          <w:tab w:val="left" w:pos="2748"/>
+          <w:tab w:val="left" w:pos="3664"/>
+          <w:tab w:val="left" w:pos="4580"/>
+          <w:tab w:val="left" w:pos="5496"/>
+          <w:tab w:val="left" w:pos="6412"/>
+          <w:tab w:val="left" w:pos="7328"/>
+          <w:tab w:val="left" w:pos="8244"/>
+          <w:tab w:val="left" w:pos="9160"/>
+          <w:tab w:val="left" w:pos="10076"/>
+          <w:tab w:val="left" w:pos="10992"/>
+          <w:tab w:val="left" w:pos="11908"/>
+          <w:tab w:val="left" w:pos="12824"/>
+          <w:tab w:val="left" w:pos="13740"/>
+          <w:tab w:val="left" w:pos="14656"/>
+        </w:tabs>
+        <w:ind w:left="360"/>
+        <w:rPr>
+          <w:rFonts w:asciiTheme="minorHAnsi" w:hAnsiTheme="minorHAnsi" w:cstheme="minorHAnsi"/>
+          <w:color w:val="10162F"/>
+          <w:sz w:val="20"/>
+          <w:szCs w:val="20"/>
+          <w:shd w:val="clear" w:color="auto" w:fill="FFFFFF"/>
+        </w:rPr>
+      </w:pPr>
+    </w:p>
+    <w:p>
+      <w:pPr>
+        <w:shd w:val="clear" w:color="auto" w:fill="FFFFFF"/>
+        <w:tabs>
+          <w:tab w:val="left" w:pos="916"/>
+          <w:tab w:val="left" w:pos="1832"/>
+          <w:tab w:val="left" w:pos="2748"/>
+          <w:tab w:val="left" w:pos="3664"/>
+          <w:tab w:val="left" w:pos="4580"/>
+          <w:tab w:val="left" w:pos="5496"/>
+          <w:tab w:val="left" w:pos="6412"/>
+          <w:tab w:val="left" w:pos="7328"/>
+          <w:tab w:val="left" w:pos="8244"/>
+          <w:tab w:val="left" w:pos="9160"/>
+          <w:tab w:val="left" w:pos="10076"/>
+          <w:tab w:val="left" w:pos="10992"/>
+          <w:tab w:val="left" w:pos="11908"/>
+          <w:tab w:val="left" w:pos="12824"/>
+          <w:tab w:val="left" w:pos="13740"/>
+          <w:tab w:val="left" w:pos="14656"/>
+        </w:tabs>
+        <w:ind w:left="360"/>
+        <w:rPr>
+          <w:rFonts w:asciiTheme="minorHAnsi" w:hAnsiTheme="minorHAnsi" w:cstheme="minorHAnsi"/>
+          <w:color w:val="10162F"/>
+          <w:sz w:val="20"/>
+          <w:szCs w:val="20"/>
+          <w:shd w:val="clear" w:color="auto" w:fill="FFFFFF"/>
+        </w:rPr>
+      </w:pPr>
+    </w:p>
+    <w:p>
+      <w:pPr>
+        <w:shd w:val="clear" w:color="auto" w:fill="FFFFFF"/>
+        <w:tabs>
+          <w:tab w:val="left" w:pos="916"/>
+          <w:tab w:val="left" w:pos="1832"/>
+          <w:tab w:val="left" w:pos="2748"/>
+          <w:tab w:val="left" w:pos="3664"/>
+          <w:tab w:val="left" w:pos="4580"/>
+          <w:tab w:val="left" w:pos="5496"/>
+          <w:tab w:val="left" w:pos="6412"/>
+          <w:tab w:val="left" w:pos="7328"/>
+          <w:tab w:val="left" w:pos="8244"/>
+          <w:tab w:val="left" w:pos="9160"/>
+          <w:tab w:val="left" w:pos="10076"/>
+          <w:tab w:val="left" w:pos="10992"/>
+          <w:tab w:val="left" w:pos="11908"/>
+          <w:tab w:val="left" w:pos="12824"/>
+          <w:tab w:val="left" w:pos="13740"/>
+          <w:tab w:val="left" w:pos="14656"/>
+        </w:tabs>
+        <w:rPr>
+          <w:rFonts w:asciiTheme="minorHAnsi" w:hAnsiTheme="minorHAnsi" w:cstheme="minorHAnsi"/>
+          <w:color w:val="10162F"/>
+          <w:sz w:val="20"/>
+          <w:szCs w:val="20"/>
+          <w:u w:val="single"/>
+          <w:shd w:val="clear" w:color="auto" w:fill="FFFFFF"/>
+        </w:rPr>
+      </w:pPr>
+      <w:r>
+        <w:rPr>
+          <w:rFonts w:asciiTheme="minorHAnsi" w:hAnsiTheme="minorHAnsi" w:cstheme="minorHAnsi"/>
+          <w:color w:val="10162F"/>
+          <w:sz w:val="20"/>
+          <w:szCs w:val="20"/>
+          <w:u w:val="single"/>
+          <w:shd w:val="clear" w:color="auto" w:fill="FFFFFF"/>
+        </w:rPr>
+        <w:lastRenderedPageBreak/>
+        <w:t>Adding a constant does not change the variance</w:t>
+      </w:r>
+    </w:p>
+    <w:p>
+      <w:pPr>
+        <w:shd w:val="clear" w:color="auto" w:fill="FFFFFF"/>
+        <w:tabs>
+          <w:tab w:val="left" w:pos="916"/>
+          <w:tab w:val="left" w:pos="1832"/>
+          <w:tab w:val="left" w:pos="2748"/>
+          <w:tab w:val="left" w:pos="3664"/>
+          <w:tab w:val="left" w:pos="4580"/>
+          <w:tab w:val="left" w:pos="5496"/>
+          <w:tab w:val="left" w:pos="6412"/>
+          <w:tab w:val="left" w:pos="7328"/>
+          <w:tab w:val="left" w:pos="8244"/>
+          <w:tab w:val="left" w:pos="9160"/>
+          <w:tab w:val="left" w:pos="10076"/>
+          <w:tab w:val="left" w:pos="10992"/>
+          <w:tab w:val="left" w:pos="11908"/>
+          <w:tab w:val="left" w:pos="12824"/>
+          <w:tab w:val="left" w:pos="13740"/>
+          <w:tab w:val="left" w:pos="14656"/>
+        </w:tabs>
+        <w:ind w:left="360"/>
+        <w:rPr>
+          <w:rFonts w:asciiTheme="minorHAnsi" w:hAnsiTheme="minorHAnsi" w:cstheme="minorHAnsi"/>
+          <w:color w:val="10162F"/>
+          <w:sz w:val="20"/>
+          <w:szCs w:val="20"/>
+          <w:shd w:val="clear" w:color="auto" w:fill="FFFFFF"/>
+        </w:rPr>
+      </w:pPr>
+    </w:p>
+    <w:p>
+      <w:pPr>
+        <w:shd w:val="clear" w:color="auto" w:fill="FFFFFF"/>
+        <w:tabs>
+          <w:tab w:val="left" w:pos="916"/>
+          <w:tab w:val="left" w:pos="1832"/>
+          <w:tab w:val="left" w:pos="2748"/>
+          <w:tab w:val="left" w:pos="3664"/>
+          <w:tab w:val="left" w:pos="4580"/>
+          <w:tab w:val="left" w:pos="5496"/>
+          <w:tab w:val="left" w:pos="6412"/>
+          <w:tab w:val="left" w:pos="7328"/>
+          <w:tab w:val="left" w:pos="8244"/>
+          <w:tab w:val="left" w:pos="9160"/>
+          <w:tab w:val="left" w:pos="10076"/>
+          <w:tab w:val="left" w:pos="10992"/>
+          <w:tab w:val="left" w:pos="11908"/>
+          <w:tab w:val="left" w:pos="12824"/>
+          <w:tab w:val="left" w:pos="13740"/>
+          <w:tab w:val="left" w:pos="14656"/>
+        </w:tabs>
+        <w:ind w:left="360"/>
+        <w:rPr>
+          <w:rFonts w:asciiTheme="minorHAnsi" w:hAnsiTheme="minorHAnsi" w:cstheme="minorHAnsi"/>
+          <w:color w:val="10162F"/>
+          <w:sz w:val="20"/>
+          <w:szCs w:val="20"/>
+          <w:shd w:val="clear" w:color="auto" w:fill="FFFFFF"/>
+        </w:rPr>
+      </w:pPr>
+      <w:r>
+        <w:rPr>
+          <w:rFonts w:asciiTheme="minorHAnsi" w:hAnsiTheme="minorHAnsi" w:cstheme="minorHAnsi"/>
+          <w:sz w:val="20"/>
+          <w:szCs w:val="20"/>
+        </w:rPr>
+        <w:t>Variance measures spread. If you add the same constant to every value, the spread stays the same:</w:t>
+      </w:r>
+    </w:p>
+    <w:p>
+      <w:pPr>
+        <w:shd w:val="clear" w:color="auto" w:fill="FFFFFF"/>
+        <w:tabs>
+          <w:tab w:val="left" w:pos="916"/>
+          <w:tab w:val="left" w:pos="1832"/>
+          <w:tab w:val="left" w:pos="2748"/>
+          <w:tab w:val="left" w:pos="3664"/>
+          <w:tab w:val="left" w:pos="4580"/>
+          <w:tab w:val="left" w:pos="5496"/>
+          <w:tab w:val="left" w:pos="6412"/>
+          <w:tab w:val="left" w:pos="7328"/>
+          <w:tab w:val="left" w:pos="8244"/>
+          <w:tab w:val="left" w:pos="9160"/>
+          <w:tab w:val="left" w:pos="10076"/>
+          <w:tab w:val="left" w:pos="10992"/>
+          <w:tab w:val="left" w:pos="11908"/>
+          <w:tab w:val="left" w:pos="12824"/>
+          <w:tab w:val="left" w:pos="13740"/>
+          <w:tab w:val="left" w:pos="14656"/>
+        </w:tabs>
+        <w:ind w:left="360"/>
+        <w:rPr>
+          <w:rFonts w:asciiTheme="minorHAnsi" w:hAnsiTheme="minorHAnsi" w:cstheme="minorHAnsi"/>
+          <w:color w:val="10162F"/>
+          <w:sz w:val="20"/>
+          <w:szCs w:val="20"/>
+          <w:shd w:val="clear" w:color="auto" w:fill="FFFFFF"/>
         </w:rPr>
       </w:pPr>
     </w:p>
@@ -11751,7 +12198,51 @@
           <w:szCs w:val="20"/>
           <w:shd w:val="clear" w:color="auto" w:fill="FFFFFF"/>
         </w:rPr>
-        <w:t>)</w:t>
+        <w:t xml:space="preserve">) </w:t>
+      </w:r>
+      <w:r>
+        <w:rPr>
+          <w:rStyle w:val="mrel"/>
+          <w:rFonts w:ascii="Cambria Math" w:hAnsi="Cambria Math" w:cstheme="minorHAnsi"/>
+          <w:color w:val="10162F"/>
+          <w:sz w:val="20"/>
+          <w:szCs w:val="20"/>
+          <w:shd w:val="clear" w:color="auto" w:fill="FFFFFF"/>
+        </w:rPr>
+        <w:t xml:space="preserve">= </w:t>
+      </w:r>
+      <w:r>
+        <w:rPr>
+          <w:rStyle w:val="mord"/>
+          <w:rFonts w:ascii="Cambria Math" w:hAnsi="Cambria Math" w:cstheme="minorHAnsi"/>
+          <w:color w:val="10162F"/>
+          <w:sz w:val="20"/>
+          <w:szCs w:val="20"/>
+          <w:shd w:val="clear" w:color="auto" w:fill="FFFFFF"/>
+        </w:rPr>
+        <w:t>Var</w:t>
+      </w:r>
+      <w:r>
+        <w:rPr>
+          <w:rStyle w:val="mopen"/>
+          <w:rFonts w:ascii="Cambria Math" w:hAnsi="Cambria Math" w:cstheme="minorHAnsi"/>
+          <w:color w:val="10162F"/>
+          <w:sz w:val="20"/>
+          <w:szCs w:val="20"/>
+          <w:shd w:val="clear" w:color="auto" w:fill="FFFFFF"/>
+        </w:rPr>
+        <w:t>(</w:t>
+      </w:r>
+      <w:r>
+        <w:rPr>
+          <w:rStyle w:val="mord"/>
+          <w:rFonts w:ascii="Cambria Math" w:hAnsi="Cambria Math" w:cstheme="minorHAnsi"/>
+          <w:color w:val="10162F"/>
+          <w:sz w:val="20"/>
+          <w:szCs w:val="20"/>
+          <w:shd w:val="clear" w:color="auto" w:fill="FFFFFF"/>
+        </w:rPr>
+        <w:t>X</w:t>
       </w:r>
       <w:r>
         <w:rPr>
@@ -11762,244 +12253,332 @@
           <w:szCs w:val="20"/>
           <w:shd w:val="clear" w:color="auto" w:fill="FFFFFF"/>
         </w:rPr>
-        <w:t xml:space="preserve"> </w:t>
-      </w:r>
-      <w:r>
-        <w:rPr>
-          <w:rStyle w:val="mrel"/>
-          <w:rFonts w:ascii="Cambria Math" w:hAnsi="Cambria Math" w:cstheme="minorHAnsi"/>
-          <w:color w:val="10162F"/>
-          <w:sz w:val="20"/>
-          <w:szCs w:val="20"/>
-          <w:shd w:val="clear" w:color="auto" w:fill="FFFFFF"/>
-        </w:rPr>
-        <w:t>=</w:t>
-      </w:r>
-      <w:r>
-        <w:rPr>
-          <w:rStyle w:val="mrel"/>
-          <w:rFonts w:ascii="Cambria Math" w:hAnsi="Cambria Math" w:cstheme="minorHAnsi"/>
-          <w:color w:val="10162F"/>
-          <w:sz w:val="20"/>
-          <w:szCs w:val="20"/>
-          <w:shd w:val="clear" w:color="auto" w:fill="FFFFFF"/>
-        </w:rPr>
-        <w:t xml:space="preserve"> </w:t>
-      </w:r>
-      <w:r>
-        <w:rPr>
-          <w:rStyle w:val="mord"/>
-          <w:rFonts w:ascii="Cambria Math" w:hAnsi="Cambria Math" w:cstheme="minorHAnsi"/>
-          <w:color w:val="10162F"/>
-          <w:sz w:val="20"/>
-          <w:szCs w:val="20"/>
-          <w:shd w:val="clear" w:color="auto" w:fill="FFFFFF"/>
-        </w:rPr>
-        <w:t>Var</w:t>
-      </w:r>
-      <w:r>
-        <w:rPr>
-          <w:rStyle w:val="mopen"/>
-          <w:rFonts w:ascii="Cambria Math" w:hAnsi="Cambria Math" w:cstheme="minorHAnsi"/>
-          <w:color w:val="10162F"/>
-          <w:sz w:val="20"/>
-          <w:szCs w:val="20"/>
-          <w:shd w:val="clear" w:color="auto" w:fill="FFFFFF"/>
-        </w:rPr>
-        <w:t>(</w:t>
-      </w:r>
-      <w:r>
-        <w:rPr>
-          <w:rStyle w:val="mord"/>
-          <w:rFonts w:ascii="Cambria Math" w:hAnsi="Cambria Math" w:cstheme="minorHAnsi"/>
-          <w:color w:val="10162F"/>
-          <w:sz w:val="20"/>
-          <w:szCs w:val="20"/>
-          <w:shd w:val="clear" w:color="auto" w:fill="FFFFFF"/>
-        </w:rPr>
-        <w:t>X</w:t>
-      </w:r>
-      <w:r>
-        <w:rPr>
-          <w:rStyle w:val="mclose"/>
-          <w:rFonts w:ascii="Cambria Math" w:hAnsi="Cambria Math" w:cstheme="minorHAnsi"/>
-          <w:color w:val="10162F"/>
-          <w:sz w:val="20"/>
-          <w:szCs w:val="20"/>
-          <w:shd w:val="clear" w:color="auto" w:fill="FFFFFF"/>
-        </w:rPr>
         <w:t>)</w:t>
       </w:r>
     </w:p>
     <w:p>
       <w:pPr>
-        <w:pStyle w:val="g-md-li"/>
-        <w:shd w:val="clear" w:color="auto" w:fill="FFFFFF"/>
-        <w:spacing w:before="0" w:beforeAutospacing="0" w:after="0" w:afterAutospacing="0"/>
-        <w:ind w:left="720"/>
-        <w:jc w:val="center"/>
-        <w:rPr>
-          <w:rStyle w:val="mclose"/>
-          <w:rFonts w:asciiTheme="minorHAnsi" w:hAnsiTheme="minorHAnsi" w:cstheme="minorHAnsi"/>
-          <w:color w:val="10162F"/>
-          <w:sz w:val="20"/>
-          <w:szCs w:val="20"/>
-          <w:shd w:val="clear" w:color="auto" w:fill="FFFFFF"/>
-        </w:rPr>
-      </w:pPr>
-    </w:p>
-    <w:p>
-      <w:pPr>
-        <w:pStyle w:val="g-md-li"/>
-        <w:shd w:val="clear" w:color="auto" w:fill="FFFFFF"/>
-        <w:spacing w:before="0" w:beforeAutospacing="0" w:after="0" w:afterAutospacing="0"/>
-        <w:ind w:left="360"/>
-        <w:rPr>
-          <w:rFonts w:asciiTheme="minorHAnsi" w:hAnsiTheme="minorHAnsi" w:cstheme="minorHAnsi"/>
-          <w:color w:val="10162F"/>
-          <w:sz w:val="20"/>
-          <w:szCs w:val="20"/>
-          <w:shd w:val="clear" w:color="auto" w:fill="FFFFFF"/>
-        </w:rPr>
-      </w:pPr>
-      <w:r>
-        <w:rPr>
-          <w:rFonts w:asciiTheme="minorHAnsi" w:hAnsiTheme="minorHAnsi" w:cstheme="minorHAnsi"/>
-          <w:color w:val="10162F"/>
-          <w:sz w:val="20"/>
-          <w:szCs w:val="20"/>
-          <w:shd w:val="clear" w:color="auto" w:fill="FFFFFF"/>
-        </w:rPr>
-        <w:t xml:space="preserve">This is because the variance of a constant is 0 (there is no range for a single number). Adding a constant to a random variable does not add any additional variance. Let’s take the previous example with the teacher curving </w:t>
-      </w:r>
-      <w:proofErr w:type="gramStart"/>
-      <w:r>
-        <w:rPr>
-          <w:rFonts w:asciiTheme="minorHAnsi" w:hAnsiTheme="minorHAnsi" w:cstheme="minorHAnsi"/>
-          <w:color w:val="10162F"/>
-          <w:sz w:val="20"/>
-          <w:szCs w:val="20"/>
-          <w:shd w:val="clear" w:color="auto" w:fill="FFFFFF"/>
-        </w:rPr>
-        <w:t>grades:</w:t>
-      </w:r>
-      <w:proofErr w:type="gramEnd"/>
-      <w:r>
-        <w:rPr>
-          <w:rFonts w:asciiTheme="minorHAnsi" w:hAnsiTheme="minorHAnsi" w:cstheme="minorHAnsi"/>
-          <w:color w:val="10162F"/>
-          <w:sz w:val="20"/>
-          <w:szCs w:val="20"/>
-          <w:shd w:val="clear" w:color="auto" w:fill="FFFFFF"/>
-        </w:rPr>
-        <w:t xml:space="preserve"> though the expected value (or average) of the test changes from 78 to 80, the spread and dispersion (or variance) of the test scores stays the same.</w:t>
-      </w:r>
-    </w:p>
-    <w:p>
-      <w:pPr>
-        <w:pStyle w:val="g-md-li"/>
-        <w:shd w:val="clear" w:color="auto" w:fill="FFFFFF"/>
-        <w:spacing w:before="0" w:beforeAutospacing="0" w:after="0" w:afterAutospacing="0"/>
-        <w:ind w:left="360"/>
-        <w:rPr>
-          <w:rFonts w:asciiTheme="minorHAnsi" w:hAnsiTheme="minorHAnsi" w:cstheme="minorHAnsi"/>
-          <w:color w:val="10162F"/>
-          <w:sz w:val="20"/>
-          <w:szCs w:val="20"/>
-          <w:shd w:val="clear" w:color="auto" w:fill="FFFFFF"/>
-        </w:rPr>
-      </w:pPr>
-    </w:p>
-    <w:p>
-      <w:pPr>
-        <w:pStyle w:val="g-md-li"/>
-        <w:numPr>
-          <w:ilvl w:val="0"/>
-          <w:numId w:val="3"/>
-        </w:numPr>
         <w:shd w:val="clear" w:color="auto" w:fill="FFFFFF"/>
         <w:tabs>
-          <w:tab w:val="clear" w:pos="720"/>
-          <w:tab w:val="num" w:pos="360"/>
+          <w:tab w:val="left" w:pos="916"/>
+          <w:tab w:val="left" w:pos="1832"/>
+          <w:tab w:val="left" w:pos="2748"/>
+          <w:tab w:val="left" w:pos="3664"/>
+          <w:tab w:val="left" w:pos="4580"/>
+          <w:tab w:val="left" w:pos="5496"/>
+          <w:tab w:val="left" w:pos="6412"/>
+          <w:tab w:val="left" w:pos="7328"/>
+          <w:tab w:val="left" w:pos="8244"/>
+          <w:tab w:val="left" w:pos="9160"/>
+          <w:tab w:val="left" w:pos="10076"/>
+          <w:tab w:val="left" w:pos="10992"/>
+          <w:tab w:val="left" w:pos="11908"/>
+          <w:tab w:val="left" w:pos="12824"/>
+          <w:tab w:val="left" w:pos="13740"/>
+          <w:tab w:val="left" w:pos="14656"/>
         </w:tabs>
-        <w:spacing w:before="0" w:beforeAutospacing="0" w:after="0" w:afterAutospacing="0"/>
         <w:ind w:left="360"/>
         <w:rPr>
           <w:rFonts w:asciiTheme="minorHAnsi" w:hAnsiTheme="minorHAnsi" w:cstheme="minorHAnsi"/>
           <w:color w:val="10162F"/>
           <w:sz w:val="20"/>
           <w:szCs w:val="20"/>
-        </w:rPr>
-      </w:pPr>
-      <w:r>
-        <w:rPr>
-          <w:rFonts w:asciiTheme="minorHAnsi" w:hAnsiTheme="minorHAnsi" w:cstheme="minorHAnsi"/>
-          <w:color w:val="10162F"/>
-          <w:sz w:val="20"/>
-          <w:szCs w:val="20"/>
-        </w:rPr>
-        <w:t>Scaling the values of a random variable by a constant </w:t>
-      </w:r>
-      <w:r>
-        <w:rPr>
-          <w:rStyle w:val="Emphasis"/>
-          <w:rFonts w:asciiTheme="minorHAnsi" w:hAnsiTheme="minorHAnsi" w:cstheme="minorHAnsi"/>
-          <w:color w:val="10162F"/>
-          <w:sz w:val="20"/>
-          <w:szCs w:val="20"/>
-        </w:rPr>
-        <w:t>a</w:t>
-      </w:r>
-      <w:r>
-        <w:rPr>
-          <w:rFonts w:asciiTheme="minorHAnsi" w:hAnsiTheme="minorHAnsi" w:cstheme="minorHAnsi"/>
-          <w:color w:val="10162F"/>
-          <w:sz w:val="20"/>
-          <w:szCs w:val="20"/>
-        </w:rPr>
-        <w:t> </w:t>
-      </w:r>
-      <w:proofErr w:type="gramStart"/>
-      <w:r>
-        <w:rPr>
-          <w:rFonts w:asciiTheme="minorHAnsi" w:hAnsiTheme="minorHAnsi" w:cstheme="minorHAnsi"/>
-          <w:color w:val="10162F"/>
-          <w:sz w:val="20"/>
-          <w:szCs w:val="20"/>
-        </w:rPr>
-        <w:t>scales</w:t>
-      </w:r>
-      <w:proofErr w:type="gramEnd"/>
-      <w:r>
-        <w:rPr>
-          <w:rFonts w:asciiTheme="minorHAnsi" w:hAnsiTheme="minorHAnsi" w:cstheme="minorHAnsi"/>
-          <w:color w:val="10162F"/>
-          <w:sz w:val="20"/>
-          <w:szCs w:val="20"/>
-        </w:rPr>
-        <w:t xml:space="preserve"> the variance by the constant squared</w:t>
-      </w:r>
-      <w:r>
-        <w:rPr>
-          <w:rFonts w:asciiTheme="minorHAnsi" w:hAnsiTheme="minorHAnsi" w:cstheme="minorHAnsi"/>
-          <w:color w:val="10162F"/>
-          <w:sz w:val="20"/>
-          <w:szCs w:val="20"/>
-        </w:rPr>
-        <w:t xml:space="preserve">, </w:t>
-      </w:r>
-    </w:p>
-    <w:p>
-      <w:pPr>
-        <w:pStyle w:val="g-md-li"/>
+          <w:shd w:val="clear" w:color="auto" w:fill="FFFFFF"/>
+        </w:rPr>
+      </w:pPr>
+    </w:p>
+    <w:p>
+      <w:pPr>
         <w:shd w:val="clear" w:color="auto" w:fill="FFFFFF"/>
-        <w:spacing w:before="0" w:beforeAutospacing="0" w:after="0" w:afterAutospacing="0"/>
+        <w:tabs>
+          <w:tab w:val="left" w:pos="916"/>
+          <w:tab w:val="left" w:pos="1832"/>
+          <w:tab w:val="left" w:pos="2748"/>
+          <w:tab w:val="left" w:pos="3664"/>
+          <w:tab w:val="left" w:pos="4580"/>
+          <w:tab w:val="left" w:pos="5496"/>
+          <w:tab w:val="left" w:pos="6412"/>
+          <w:tab w:val="left" w:pos="7328"/>
+          <w:tab w:val="left" w:pos="8244"/>
+          <w:tab w:val="left" w:pos="9160"/>
+          <w:tab w:val="left" w:pos="10076"/>
+          <w:tab w:val="left" w:pos="10992"/>
+          <w:tab w:val="left" w:pos="11908"/>
+          <w:tab w:val="left" w:pos="12824"/>
+          <w:tab w:val="left" w:pos="13740"/>
+          <w:tab w:val="left" w:pos="14656"/>
+        </w:tabs>
         <w:ind w:left="360"/>
         <w:rPr>
           <w:rFonts w:asciiTheme="minorHAnsi" w:hAnsiTheme="minorHAnsi" w:cstheme="minorHAnsi"/>
-          <w:color w:val="10162F"/>
-          <w:sz w:val="20"/>
-          <w:szCs w:val="20"/>
+          <w:b/>
+          <w:bCs/>
+          <w:color w:val="10162F"/>
+          <w:sz w:val="20"/>
+          <w:szCs w:val="20"/>
+          <w:shd w:val="clear" w:color="auto" w:fill="FFFFFF"/>
+        </w:rPr>
+      </w:pPr>
+      <w:r>
+        <w:rPr>
+          <w:rFonts w:asciiTheme="minorHAnsi" w:hAnsiTheme="minorHAnsi" w:cstheme="minorHAnsi"/>
+          <w:b/>
+          <w:bCs/>
+          <w:sz w:val="20"/>
+          <w:szCs w:val="20"/>
+        </w:rPr>
+        <w:t>Data science example</w:t>
+      </w:r>
+    </w:p>
+    <w:p>
+      <w:pPr>
+        <w:shd w:val="clear" w:color="auto" w:fill="FFFFFF"/>
+        <w:tabs>
+          <w:tab w:val="left" w:pos="916"/>
+          <w:tab w:val="left" w:pos="1832"/>
+          <w:tab w:val="left" w:pos="2748"/>
+          <w:tab w:val="left" w:pos="3664"/>
+          <w:tab w:val="left" w:pos="4580"/>
+          <w:tab w:val="left" w:pos="5496"/>
+          <w:tab w:val="left" w:pos="6412"/>
+          <w:tab w:val="left" w:pos="7328"/>
+          <w:tab w:val="left" w:pos="8244"/>
+          <w:tab w:val="left" w:pos="9160"/>
+          <w:tab w:val="left" w:pos="10076"/>
+          <w:tab w:val="left" w:pos="10992"/>
+          <w:tab w:val="left" w:pos="11908"/>
+          <w:tab w:val="left" w:pos="12824"/>
+          <w:tab w:val="left" w:pos="13740"/>
+          <w:tab w:val="left" w:pos="14656"/>
+        </w:tabs>
+        <w:ind w:left="360"/>
+        <w:rPr>
+          <w:rFonts w:asciiTheme="minorHAnsi" w:hAnsiTheme="minorHAnsi" w:cstheme="minorHAnsi"/>
+          <w:color w:val="10162F"/>
+          <w:sz w:val="20"/>
+          <w:szCs w:val="20"/>
+          <w:shd w:val="clear" w:color="auto" w:fill="FFFFFF"/>
+        </w:rPr>
+      </w:pPr>
+    </w:p>
+    <w:p>
+      <w:pPr>
+        <w:shd w:val="clear" w:color="auto" w:fill="FFFFFF"/>
+        <w:tabs>
+          <w:tab w:val="left" w:pos="916"/>
+          <w:tab w:val="left" w:pos="1832"/>
+          <w:tab w:val="left" w:pos="2748"/>
+          <w:tab w:val="left" w:pos="3664"/>
+          <w:tab w:val="left" w:pos="4580"/>
+          <w:tab w:val="left" w:pos="5496"/>
+          <w:tab w:val="left" w:pos="6412"/>
+          <w:tab w:val="left" w:pos="7328"/>
+          <w:tab w:val="left" w:pos="8244"/>
+          <w:tab w:val="left" w:pos="9160"/>
+          <w:tab w:val="left" w:pos="10076"/>
+          <w:tab w:val="left" w:pos="10992"/>
+          <w:tab w:val="left" w:pos="11908"/>
+          <w:tab w:val="left" w:pos="12824"/>
+          <w:tab w:val="left" w:pos="13740"/>
+          <w:tab w:val="left" w:pos="14656"/>
+        </w:tabs>
+        <w:ind w:left="360"/>
+        <w:rPr>
+          <w:rFonts w:asciiTheme="minorHAnsi" w:hAnsiTheme="minorHAnsi" w:cstheme="minorHAnsi"/>
+          <w:color w:val="10162F"/>
+          <w:sz w:val="20"/>
+          <w:szCs w:val="20"/>
+          <w:shd w:val="clear" w:color="auto" w:fill="FFFFFF"/>
+        </w:rPr>
+      </w:pPr>
+      <w:r>
+        <w:rPr>
+          <w:rFonts w:asciiTheme="minorHAnsi" w:hAnsiTheme="minorHAnsi" w:cstheme="minorHAnsi"/>
+          <w:sz w:val="20"/>
+          <w:szCs w:val="20"/>
+        </w:rPr>
+        <w:t>If all house-price predictions were adjusted upward by $5,000 because of a tax-credit correction, the predictions would all shift, but their spread would stay the same.</w:t>
+      </w:r>
+    </w:p>
+    <w:p>
+      <w:pPr>
+        <w:pStyle w:val="NormalWeb"/>
+        <w:ind w:left="360"/>
+        <w:rPr>
+          <w:rFonts w:asciiTheme="minorHAnsi" w:hAnsiTheme="minorHAnsi" w:cstheme="minorHAnsi"/>
+          <w:sz w:val="20"/>
+          <w:szCs w:val="20"/>
+        </w:rPr>
+      </w:pPr>
+      <w:r>
+        <w:rPr>
+          <w:rFonts w:asciiTheme="minorHAnsi" w:hAnsiTheme="minorHAnsi" w:cstheme="minorHAnsi"/>
+          <w:sz w:val="20"/>
+          <w:szCs w:val="20"/>
+        </w:rPr>
+        <w:t>The average prediction changes, but the variability does not</w:t>
+      </w:r>
+    </w:p>
+    <w:p>
+      <w:pPr>
+        <w:shd w:val="clear" w:color="auto" w:fill="FFFFFF"/>
+        <w:tabs>
+          <w:tab w:val="left" w:pos="916"/>
+          <w:tab w:val="left" w:pos="1832"/>
+          <w:tab w:val="left" w:pos="2748"/>
+          <w:tab w:val="left" w:pos="3664"/>
+          <w:tab w:val="left" w:pos="4580"/>
+          <w:tab w:val="left" w:pos="5496"/>
+          <w:tab w:val="left" w:pos="6412"/>
+          <w:tab w:val="left" w:pos="7328"/>
+          <w:tab w:val="left" w:pos="8244"/>
+          <w:tab w:val="left" w:pos="9160"/>
+          <w:tab w:val="left" w:pos="10076"/>
+          <w:tab w:val="left" w:pos="10992"/>
+          <w:tab w:val="left" w:pos="11908"/>
+          <w:tab w:val="left" w:pos="12824"/>
+          <w:tab w:val="left" w:pos="13740"/>
+          <w:tab w:val="left" w:pos="14656"/>
+        </w:tabs>
+        <w:rPr>
+          <w:rFonts w:asciiTheme="minorHAnsi" w:hAnsiTheme="minorHAnsi" w:cstheme="minorHAnsi"/>
+          <w:color w:val="10162F"/>
+          <w:sz w:val="20"/>
+          <w:szCs w:val="20"/>
+          <w:u w:val="single"/>
+          <w:shd w:val="clear" w:color="auto" w:fill="FFFFFF"/>
+        </w:rPr>
+      </w:pPr>
+      <w:r>
+        <w:rPr>
+          <w:rFonts w:asciiTheme="minorHAnsi" w:hAnsiTheme="minorHAnsi" w:cstheme="minorHAnsi"/>
+          <w:sz w:val="20"/>
+          <w:szCs w:val="20"/>
+          <w:u w:val="single"/>
+        </w:rPr>
+        <w:t>Scaling changes variance more dramatically</w:t>
+      </w:r>
+    </w:p>
+    <w:p>
+      <w:pPr>
+        <w:shd w:val="clear" w:color="auto" w:fill="FFFFFF"/>
+        <w:tabs>
+          <w:tab w:val="left" w:pos="916"/>
+          <w:tab w:val="left" w:pos="1832"/>
+          <w:tab w:val="left" w:pos="2748"/>
+          <w:tab w:val="left" w:pos="3664"/>
+          <w:tab w:val="left" w:pos="4580"/>
+          <w:tab w:val="left" w:pos="5496"/>
+          <w:tab w:val="left" w:pos="6412"/>
+          <w:tab w:val="left" w:pos="7328"/>
+          <w:tab w:val="left" w:pos="8244"/>
+          <w:tab w:val="left" w:pos="9160"/>
+          <w:tab w:val="left" w:pos="10076"/>
+          <w:tab w:val="left" w:pos="10992"/>
+          <w:tab w:val="left" w:pos="11908"/>
+          <w:tab w:val="left" w:pos="12824"/>
+          <w:tab w:val="left" w:pos="13740"/>
+          <w:tab w:val="left" w:pos="14656"/>
+        </w:tabs>
+        <w:ind w:left="360"/>
+        <w:rPr>
+          <w:rFonts w:asciiTheme="minorHAnsi" w:hAnsiTheme="minorHAnsi" w:cstheme="minorHAnsi"/>
+          <w:color w:val="10162F"/>
+          <w:sz w:val="20"/>
+          <w:szCs w:val="20"/>
+          <w:shd w:val="clear" w:color="auto" w:fill="FFFFFF"/>
+        </w:rPr>
+      </w:pPr>
+    </w:p>
+    <w:p>
+      <w:pPr>
+        <w:shd w:val="clear" w:color="auto" w:fill="FFFFFF"/>
+        <w:tabs>
+          <w:tab w:val="left" w:pos="916"/>
+          <w:tab w:val="left" w:pos="1832"/>
+          <w:tab w:val="left" w:pos="2748"/>
+          <w:tab w:val="left" w:pos="3664"/>
+          <w:tab w:val="left" w:pos="4580"/>
+          <w:tab w:val="left" w:pos="5496"/>
+          <w:tab w:val="left" w:pos="6412"/>
+          <w:tab w:val="left" w:pos="7328"/>
+          <w:tab w:val="left" w:pos="8244"/>
+          <w:tab w:val="left" w:pos="9160"/>
+          <w:tab w:val="left" w:pos="10076"/>
+          <w:tab w:val="left" w:pos="10992"/>
+          <w:tab w:val="left" w:pos="11908"/>
+          <w:tab w:val="left" w:pos="12824"/>
+          <w:tab w:val="left" w:pos="13740"/>
+          <w:tab w:val="left" w:pos="14656"/>
+        </w:tabs>
+        <w:ind w:left="360"/>
+        <w:rPr>
+          <w:rFonts w:asciiTheme="minorHAnsi" w:hAnsiTheme="minorHAnsi" w:cstheme="minorHAnsi"/>
+          <w:color w:val="10162F"/>
+          <w:sz w:val="20"/>
+          <w:szCs w:val="20"/>
+          <w:shd w:val="clear" w:color="auto" w:fill="FFFFFF"/>
+        </w:rPr>
+      </w:pPr>
+      <w:r>
+        <w:rPr>
+          <w:rFonts w:asciiTheme="minorHAnsi" w:hAnsiTheme="minorHAnsi" w:cstheme="minorHAnsi"/>
+          <w:color w:val="10162F"/>
+          <w:sz w:val="20"/>
+          <w:szCs w:val="20"/>
+          <w:shd w:val="clear" w:color="auto" w:fill="FFFFFF"/>
+        </w:rPr>
+        <w:t xml:space="preserve">If a random variable is multiplied by a constant, </w:t>
+      </w:r>
+      <w:r>
+        <w:rPr>
+          <w:rFonts w:asciiTheme="minorHAnsi" w:hAnsiTheme="minorHAnsi" w:cstheme="minorHAnsi"/>
+          <w:color w:val="10162F"/>
+          <w:sz w:val="20"/>
+          <w:szCs w:val="20"/>
+          <w:shd w:val="clear" w:color="auto" w:fill="FFFFFF"/>
+        </w:rPr>
+        <w:t xml:space="preserve">the </w:t>
+      </w:r>
+      <w:r>
+        <w:rPr>
+          <w:rFonts w:asciiTheme="minorHAnsi" w:hAnsiTheme="minorHAnsi" w:cstheme="minorHAnsi"/>
+          <w:color w:val="10162F"/>
+          <w:sz w:val="20"/>
+          <w:szCs w:val="20"/>
+          <w:shd w:val="clear" w:color="auto" w:fill="FFFFFF"/>
+        </w:rPr>
+        <w:t>variance is multiplied by the square of that constant:</w:t>
+      </w:r>
+    </w:p>
+    <w:p>
+      <w:pPr>
+        <w:shd w:val="clear" w:color="auto" w:fill="FFFFFF"/>
+        <w:tabs>
+          <w:tab w:val="left" w:pos="916"/>
+          <w:tab w:val="left" w:pos="1832"/>
+          <w:tab w:val="left" w:pos="2748"/>
+          <w:tab w:val="left" w:pos="3664"/>
+          <w:tab w:val="left" w:pos="4580"/>
+          <w:tab w:val="left" w:pos="5496"/>
+          <w:tab w:val="left" w:pos="6412"/>
+          <w:tab w:val="left" w:pos="7328"/>
+          <w:tab w:val="left" w:pos="8244"/>
+          <w:tab w:val="left" w:pos="9160"/>
+          <w:tab w:val="left" w:pos="10076"/>
+          <w:tab w:val="left" w:pos="10992"/>
+          <w:tab w:val="left" w:pos="11908"/>
+          <w:tab w:val="left" w:pos="12824"/>
+          <w:tab w:val="left" w:pos="13740"/>
+          <w:tab w:val="left" w:pos="14656"/>
+        </w:tabs>
+        <w:ind w:left="360"/>
+        <w:rPr>
+          <w:rFonts w:asciiTheme="minorHAnsi" w:hAnsiTheme="minorHAnsi" w:cstheme="minorHAnsi"/>
+          <w:color w:val="10162F"/>
+          <w:sz w:val="20"/>
+          <w:szCs w:val="20"/>
+          <w:shd w:val="clear" w:color="auto" w:fill="FFFFFF"/>
         </w:rPr>
       </w:pPr>
     </w:p>
@@ -12130,37 +12709,6 @@
     </w:p>
     <w:p>
       <w:pPr>
-        <w:pStyle w:val="ListParagraph"/>
-        <w:shd w:val="clear" w:color="auto" w:fill="FFFFFF"/>
-        <w:tabs>
-          <w:tab w:val="left" w:pos="916"/>
-          <w:tab w:val="left" w:pos="1832"/>
-          <w:tab w:val="left" w:pos="2748"/>
-          <w:tab w:val="left" w:pos="3664"/>
-          <w:tab w:val="left" w:pos="4580"/>
-          <w:tab w:val="left" w:pos="5496"/>
-          <w:tab w:val="left" w:pos="6412"/>
-          <w:tab w:val="left" w:pos="7328"/>
-          <w:tab w:val="left" w:pos="8244"/>
-          <w:tab w:val="left" w:pos="9160"/>
-          <w:tab w:val="left" w:pos="10076"/>
-          <w:tab w:val="left" w:pos="10992"/>
-          <w:tab w:val="left" w:pos="11908"/>
-          <w:tab w:val="left" w:pos="12824"/>
-          <w:tab w:val="left" w:pos="13740"/>
-          <w:tab w:val="left" w:pos="14656"/>
-        </w:tabs>
-        <w:jc w:val="center"/>
-        <w:rPr>
-          <w:rFonts w:ascii="Cambria Math" w:hAnsi="Cambria Math" w:cs="Courier New"/>
-          <w:color w:val="10162F"/>
-          <w:sz w:val="20"/>
-          <w:szCs w:val="20"/>
-        </w:rPr>
-      </w:pPr>
-    </w:p>
-    <w:p>
-      <w:pPr>
         <w:shd w:val="clear" w:color="auto" w:fill="FFFFFF"/>
         <w:tabs>
           <w:tab w:val="left" w:pos="916"/>
@@ -12181,35 +12729,118 @@
           <w:tab w:val="left" w:pos="14656"/>
         </w:tabs>
         <w:ind w:left="360"/>
-      </w:pPr>
-      <w:r>
-        <w:rPr>
-          <w:rFonts w:asciiTheme="minorHAnsi" w:hAnsiTheme="minorHAnsi" w:cstheme="minorHAnsi"/>
-          <w:color w:val="10162F"/>
-          <w:sz w:val="20"/>
-          <w:szCs w:val="20"/>
-        </w:rPr>
-        <w:t xml:space="preserve">Consider a game of flipping coins.  If a user flips a penny and gets </w:t>
-      </w:r>
-      <w:proofErr w:type="gramStart"/>
-      <w:r>
-        <w:rPr>
-          <w:rFonts w:asciiTheme="minorHAnsi" w:hAnsiTheme="minorHAnsi" w:cstheme="minorHAnsi"/>
-          <w:color w:val="10162F"/>
-          <w:sz w:val="20"/>
-          <w:szCs w:val="20"/>
-        </w:rPr>
-        <w:t>heads</w:t>
-      </w:r>
-      <w:proofErr w:type="gramEnd"/>
-      <w:r>
-        <w:rPr>
-          <w:rFonts w:asciiTheme="minorHAnsi" w:hAnsiTheme="minorHAnsi" w:cstheme="minorHAnsi"/>
-          <w:color w:val="10162F"/>
-          <w:sz w:val="20"/>
-          <w:szCs w:val="20"/>
-        </w:rPr>
-        <w:t xml:space="preserve"> they get 1 point.</w:t>
+        <w:rPr>
+          <w:rFonts w:asciiTheme="minorHAnsi" w:hAnsiTheme="minorHAnsi" w:cstheme="minorHAnsi"/>
+          <w:color w:val="10162F"/>
+          <w:sz w:val="20"/>
+          <w:szCs w:val="20"/>
+          <w:shd w:val="clear" w:color="auto" w:fill="FFFFFF"/>
+        </w:rPr>
+      </w:pPr>
+    </w:p>
+    <w:p>
+      <w:pPr>
+        <w:shd w:val="clear" w:color="auto" w:fill="FFFFFF"/>
+        <w:tabs>
+          <w:tab w:val="left" w:pos="916"/>
+          <w:tab w:val="left" w:pos="1832"/>
+          <w:tab w:val="left" w:pos="2748"/>
+          <w:tab w:val="left" w:pos="3664"/>
+          <w:tab w:val="left" w:pos="4580"/>
+          <w:tab w:val="left" w:pos="5496"/>
+          <w:tab w:val="left" w:pos="6412"/>
+          <w:tab w:val="left" w:pos="7328"/>
+          <w:tab w:val="left" w:pos="8244"/>
+          <w:tab w:val="left" w:pos="9160"/>
+          <w:tab w:val="left" w:pos="10076"/>
+          <w:tab w:val="left" w:pos="10992"/>
+          <w:tab w:val="left" w:pos="11908"/>
+          <w:tab w:val="left" w:pos="12824"/>
+          <w:tab w:val="left" w:pos="13740"/>
+          <w:tab w:val="left" w:pos="14656"/>
+        </w:tabs>
+        <w:ind w:left="360"/>
+        <w:rPr>
+          <w:rFonts w:asciiTheme="minorHAnsi" w:hAnsiTheme="minorHAnsi" w:cstheme="minorHAnsi"/>
+          <w:b/>
+          <w:bCs/>
+          <w:color w:val="10162F"/>
+          <w:sz w:val="20"/>
+          <w:szCs w:val="20"/>
+          <w:shd w:val="clear" w:color="auto" w:fill="FFFFFF"/>
+        </w:rPr>
+      </w:pPr>
+      <w:r>
+        <w:rPr>
+          <w:rFonts w:asciiTheme="minorHAnsi" w:hAnsiTheme="minorHAnsi" w:cstheme="minorHAnsi"/>
+          <w:b/>
+          <w:bCs/>
+          <w:sz w:val="20"/>
+          <w:szCs w:val="20"/>
+        </w:rPr>
+        <w:t>Data science example</w:t>
+      </w:r>
+    </w:p>
+    <w:p>
+      <w:pPr>
+        <w:shd w:val="clear" w:color="auto" w:fill="FFFFFF"/>
+        <w:tabs>
+          <w:tab w:val="left" w:pos="916"/>
+          <w:tab w:val="left" w:pos="1832"/>
+          <w:tab w:val="left" w:pos="2748"/>
+          <w:tab w:val="left" w:pos="3664"/>
+          <w:tab w:val="left" w:pos="4580"/>
+          <w:tab w:val="left" w:pos="5496"/>
+          <w:tab w:val="left" w:pos="6412"/>
+          <w:tab w:val="left" w:pos="7328"/>
+          <w:tab w:val="left" w:pos="8244"/>
+          <w:tab w:val="left" w:pos="9160"/>
+          <w:tab w:val="left" w:pos="10076"/>
+          <w:tab w:val="left" w:pos="10992"/>
+          <w:tab w:val="left" w:pos="11908"/>
+          <w:tab w:val="left" w:pos="12824"/>
+          <w:tab w:val="left" w:pos="13740"/>
+          <w:tab w:val="left" w:pos="14656"/>
+        </w:tabs>
+        <w:rPr>
+          <w:rFonts w:ascii="Cambria Math" w:hAnsi="Cambria Math" w:cs="Courier New"/>
+          <w:color w:val="10162F"/>
+          <w:sz w:val="20"/>
+          <w:szCs w:val="20"/>
+        </w:rPr>
+      </w:pPr>
+    </w:p>
+    <w:p>
+      <w:pPr>
+        <w:shd w:val="clear" w:color="auto" w:fill="FFFFFF"/>
+        <w:tabs>
+          <w:tab w:val="left" w:pos="916"/>
+          <w:tab w:val="left" w:pos="1832"/>
+          <w:tab w:val="left" w:pos="2748"/>
+          <w:tab w:val="left" w:pos="3664"/>
+          <w:tab w:val="left" w:pos="4580"/>
+          <w:tab w:val="left" w:pos="5496"/>
+          <w:tab w:val="left" w:pos="6412"/>
+          <w:tab w:val="left" w:pos="7328"/>
+          <w:tab w:val="left" w:pos="8244"/>
+          <w:tab w:val="left" w:pos="9160"/>
+          <w:tab w:val="left" w:pos="10076"/>
+          <w:tab w:val="left" w:pos="10992"/>
+          <w:tab w:val="left" w:pos="11908"/>
+          <w:tab w:val="left" w:pos="12824"/>
+          <w:tab w:val="left" w:pos="13740"/>
+          <w:tab w:val="left" w:pos="14656"/>
+        </w:tabs>
+        <w:ind w:left="360"/>
+      </w:pPr>
+      <w:r>
+        <w:rPr>
+          <w:rFonts w:asciiTheme="minorHAnsi" w:hAnsiTheme="minorHAnsi" w:cstheme="minorHAnsi"/>
+          <w:color w:val="10162F"/>
+          <w:sz w:val="20"/>
+          <w:szCs w:val="20"/>
+        </w:rPr>
+        <w:t>Consider a game of flipping coins.  If a user flips a penny and gets heads they get 1 point.</w:t>
       </w:r>
       <w:r>
         <w:rPr>
@@ -12226,15 +12857,7 @@
           <w:sz w:val="20"/>
           <w:szCs w:val="20"/>
         </w:rPr>
-        <w:t>If</w:t>
-      </w:r>
-      <w:r>
-        <w:rPr>
-          <w:rFonts w:asciiTheme="minorHAnsi" w:hAnsiTheme="minorHAnsi" w:cstheme="minorHAnsi"/>
-          <w:sz w:val="20"/>
-          <w:szCs w:val="20"/>
-        </w:rPr>
-        <w:t xml:space="preserve"> </w:t>
+        <w:t xml:space="preserve">If </w:t>
       </w:r>
       <w:r>
         <w:rPr>
@@ -12251,31 +12874,7 @@
           <w:sz w:val="20"/>
           <w:szCs w:val="20"/>
         </w:rPr>
-        <w:t xml:space="preserve"> </w:t>
-      </w:r>
-      <w:r>
-        <w:rPr>
-          <w:rFonts w:asciiTheme="minorHAnsi" w:hAnsiTheme="minorHAnsi" w:cstheme="minorHAnsi"/>
-          <w:sz w:val="20"/>
-          <w:szCs w:val="20"/>
-        </w:rPr>
-        <w:t>is</w:t>
-      </w:r>
-      <w:r>
-        <w:rPr>
-          <w:rFonts w:asciiTheme="minorHAnsi" w:hAnsiTheme="minorHAnsi" w:cstheme="minorHAnsi"/>
-          <w:sz w:val="20"/>
-          <w:szCs w:val="20"/>
-        </w:rPr>
-        <w:t xml:space="preserve"> the number of heads in 10 fair coin flips. Then</w:t>
-      </w:r>
-      <w:r>
-        <w:rPr>
-          <w:rFonts w:asciiTheme="minorHAnsi" w:hAnsiTheme="minorHAnsi" w:cstheme="minorHAnsi"/>
-          <w:sz w:val="20"/>
-          <w:szCs w:val="20"/>
-        </w:rPr>
-        <w:t xml:space="preserve"> the variance is, </w:t>
+        <w:t xml:space="preserve"> is the number of heads in 10 fair coin flips. Then the variance is, </w:t>
       </w:r>
     </w:p>
     <w:p>
@@ -12419,7 +13018,6 @@
         </w:rPr>
         <w:t>(</w:t>
       </w:r>
-      <w:proofErr w:type="gramStart"/>
       <w:r>
         <w:rPr>
           <w:rStyle w:val="mord"/>
@@ -12447,7 +13045,6 @@
         </w:rPr>
         <w:t>(</w:t>
       </w:r>
-      <w:proofErr w:type="gramEnd"/>
       <w:r>
         <w:rPr>
           <w:rStyle w:val="mord"/>
@@ -12800,7 +13397,43 @@
           <w:sz w:val="20"/>
           <w:szCs w:val="20"/>
         </w:rPr>
-        <w:t>5</w:t>
+        <w:t>5X</w:t>
+      </w:r>
+      <w:r>
+        <w:rPr>
+          <w:rStyle w:val="mclose"/>
+          <w:rFonts w:ascii="Cambria Math" w:hAnsi="Cambria Math"/>
+          <w:sz w:val="20"/>
+          <w:szCs w:val="20"/>
+        </w:rPr>
+        <w:t>)</w:t>
+      </w:r>
+      <w:r>
+        <w:rPr>
+          <w:rStyle w:val="mclose"/>
+          <w:rFonts w:ascii="Cambria Math" w:hAnsi="Cambria Math"/>
+          <w:sz w:val="20"/>
+          <w:szCs w:val="20"/>
+        </w:rPr>
+        <w:t xml:space="preserve"> </w:t>
+      </w:r>
+      <w:r>
+        <w:rPr>
+          <w:rStyle w:val="mrel"/>
+          <w:rFonts w:ascii="Cambria Math" w:hAnsi="Cambria Math"/>
+          <w:sz w:val="20"/>
+          <w:szCs w:val="20"/>
+        </w:rPr>
+        <w:t>=</w:t>
+      </w:r>
+      <w:r>
+        <w:rPr>
+          <w:rStyle w:val="mrel"/>
+          <w:rFonts w:ascii="Cambria Math" w:hAnsi="Cambria Math"/>
+          <w:sz w:val="20"/>
+          <w:szCs w:val="20"/>
+        </w:rPr>
+        <w:t xml:space="preserve"> </w:t>
       </w:r>
       <w:r>
         <w:rPr>
@@ -12809,20 +13442,39 @@
           <w:sz w:val="20"/>
           <w:szCs w:val="20"/>
         </w:rPr>
-        <w:t>X</w:t>
-      </w:r>
-      <w:r>
-        <w:rPr>
-          <w:rStyle w:val="mclose"/>
+        <w:t>5</w:t>
+      </w:r>
+      <w:r>
+        <w:rPr>
+          <w:rStyle w:val="mord"/>
           <w:rFonts w:ascii="Cambria Math" w:hAnsi="Cambria Math"/>
           <w:sz w:val="20"/>
           <w:szCs w:val="20"/>
-        </w:rPr>
-        <w:t>)</w:t>
-      </w:r>
-      <w:r>
-        <w:rPr>
-          <w:rStyle w:val="mclose"/>
+          <w:vertAlign w:val="superscript"/>
+        </w:rPr>
+        <w:t>2</w:t>
+      </w:r>
+      <w:r>
+        <w:rPr>
+          <w:rStyle w:val="mbin"/>
+          <w:rFonts w:ascii="Cambria Math" w:hAnsi="Cambria Math" w:cs="Cambria Math"/>
+          <w:sz w:val="20"/>
+          <w:szCs w:val="20"/>
+        </w:rPr>
+        <w:t>⋅</w:t>
+      </w:r>
+      <w:r>
+        <w:rPr>
+          <w:rStyle w:val="mord"/>
+          <w:rFonts w:ascii="Cambria Math" w:hAnsi="Cambria Math"/>
+          <w:sz w:val="20"/>
+          <w:szCs w:val="20"/>
+        </w:rPr>
+        <w:t>2.5</w:t>
+      </w:r>
+      <w:r>
+        <w:rPr>
+          <w:rStyle w:val="mord"/>
           <w:rFonts w:ascii="Cambria Math" w:hAnsi="Cambria Math"/>
           <w:sz w:val="20"/>
           <w:szCs w:val="20"/>
@@ -12854,80 +13506,7 @@
           <w:sz w:val="20"/>
           <w:szCs w:val="20"/>
         </w:rPr>
-        <w:t>5</w:t>
-      </w:r>
-      <w:r>
-        <w:rPr>
-          <w:rStyle w:val="mord"/>
-          <w:rFonts w:ascii="Cambria Math" w:hAnsi="Cambria Math"/>
-          <w:sz w:val="20"/>
-          <w:szCs w:val="20"/>
-          <w:vertAlign w:val="superscript"/>
-        </w:rPr>
-        <w:t>2</w:t>
-      </w:r>
-      <w:r>
-        <w:rPr>
-          <w:rStyle w:val="mbin"/>
-          <w:rFonts w:ascii="Cambria Math" w:hAnsi="Cambria Math" w:cs="Cambria Math"/>
-          <w:sz w:val="20"/>
-          <w:szCs w:val="20"/>
-        </w:rPr>
-        <w:t>⋅</w:t>
-      </w:r>
-      <w:r>
-        <w:rPr>
-          <w:rStyle w:val="mord"/>
-          <w:rFonts w:ascii="Cambria Math" w:hAnsi="Cambria Math"/>
-          <w:sz w:val="20"/>
-          <w:szCs w:val="20"/>
-        </w:rPr>
-        <w:t>2.5</w:t>
-      </w:r>
-      <w:r>
-        <w:rPr>
-          <w:rStyle w:val="mord"/>
-          <w:rFonts w:ascii="Cambria Math" w:hAnsi="Cambria Math"/>
-          <w:sz w:val="20"/>
-          <w:szCs w:val="20"/>
-        </w:rPr>
-        <w:t xml:space="preserve"> </w:t>
-      </w:r>
-      <w:r>
-        <w:rPr>
-          <w:rStyle w:val="mrel"/>
-          <w:rFonts w:ascii="Cambria Math" w:hAnsi="Cambria Math"/>
-          <w:sz w:val="20"/>
-          <w:szCs w:val="20"/>
-        </w:rPr>
-        <w:t>=</w:t>
-      </w:r>
-      <w:r>
-        <w:rPr>
-          <w:rStyle w:val="mrel"/>
-          <w:rFonts w:ascii="Cambria Math" w:hAnsi="Cambria Math"/>
-          <w:sz w:val="20"/>
-          <w:szCs w:val="20"/>
-        </w:rPr>
-        <w:t xml:space="preserve"> </w:t>
-      </w:r>
-      <w:r>
-        <w:rPr>
-          <w:rStyle w:val="mord"/>
-          <w:rFonts w:ascii="Cambria Math" w:hAnsi="Cambria Math"/>
-          <w:sz w:val="20"/>
-          <w:szCs w:val="20"/>
-        </w:rPr>
-        <w:t>6</w:t>
-      </w:r>
-      <w:r>
-        <w:rPr>
-          <w:rStyle w:val="mord"/>
-          <w:rFonts w:ascii="Cambria Math" w:hAnsi="Cambria Math"/>
-          <w:sz w:val="20"/>
-          <w:szCs w:val="20"/>
-        </w:rPr>
-        <w:t>2.5</w:t>
+        <w:t>62.5</w:t>
       </w:r>
     </w:p>
     <w:p>
@@ -13035,7 +13614,60 @@
         <w:pStyle w:val="g-md-li"/>
         <w:shd w:val="clear" w:color="auto" w:fill="FFFFFF"/>
         <w:spacing w:before="0" w:beforeAutospacing="0" w:after="0" w:afterAutospacing="0"/>
-        <w:ind w:left="360"/>
+        <w:rPr>
+          <w:rFonts w:asciiTheme="minorHAnsi" w:hAnsiTheme="minorHAnsi" w:cstheme="minorHAnsi"/>
+          <w:color w:val="10162F"/>
+          <w:sz w:val="20"/>
+          <w:szCs w:val="20"/>
+          <w:shd w:val="clear" w:color="auto" w:fill="FFFFFF"/>
+        </w:rPr>
+      </w:pPr>
+    </w:p>
+    <w:p>
+      <w:pPr>
+        <w:shd w:val="clear" w:color="auto" w:fill="FFFFFF"/>
+        <w:tabs>
+          <w:tab w:val="left" w:pos="916"/>
+          <w:tab w:val="left" w:pos="1832"/>
+          <w:tab w:val="left" w:pos="2748"/>
+          <w:tab w:val="left" w:pos="3664"/>
+          <w:tab w:val="left" w:pos="4580"/>
+          <w:tab w:val="left" w:pos="5496"/>
+          <w:tab w:val="left" w:pos="6412"/>
+          <w:tab w:val="left" w:pos="7328"/>
+          <w:tab w:val="left" w:pos="8244"/>
+          <w:tab w:val="left" w:pos="9160"/>
+          <w:tab w:val="left" w:pos="10076"/>
+          <w:tab w:val="left" w:pos="10992"/>
+          <w:tab w:val="left" w:pos="11908"/>
+          <w:tab w:val="left" w:pos="12824"/>
+          <w:tab w:val="left" w:pos="13740"/>
+          <w:tab w:val="left" w:pos="14656"/>
+        </w:tabs>
+        <w:rPr>
+          <w:rFonts w:asciiTheme="minorHAnsi" w:hAnsiTheme="minorHAnsi" w:cstheme="minorHAnsi"/>
+          <w:color w:val="10162F"/>
+          <w:sz w:val="20"/>
+          <w:szCs w:val="20"/>
+          <w:u w:val="single"/>
+          <w:shd w:val="clear" w:color="auto" w:fill="FFFFFF"/>
+        </w:rPr>
+      </w:pPr>
+      <w:r>
+        <w:rPr>
+          <w:rFonts w:asciiTheme="minorHAnsi" w:hAnsiTheme="minorHAnsi" w:cstheme="minorHAnsi"/>
+          <w:sz w:val="20"/>
+          <w:szCs w:val="20"/>
+          <w:u w:val="single"/>
+        </w:rPr>
+        <w:t>Independent variances add</w:t>
+      </w:r>
+    </w:p>
+    <w:p>
+      <w:pPr>
+        <w:pStyle w:val="g-md-li"/>
+        <w:shd w:val="clear" w:color="auto" w:fill="FFFFFF"/>
+        <w:spacing w:before="0" w:beforeAutospacing="0" w:after="0" w:afterAutospacing="0"/>
         <w:rPr>
           <w:rFonts w:asciiTheme="minorHAnsi" w:hAnsiTheme="minorHAnsi" w:cstheme="minorHAnsi"/>
           <w:color w:val="10162F"/>
@@ -13059,165 +13691,24 @@
           <w:shd w:val="clear" w:color="auto" w:fill="FFFFFF"/>
         </w:rPr>
       </w:pPr>
-    </w:p>
-    <w:p>
-      <w:pPr>
-        <w:pStyle w:val="g-md-li"/>
-        <w:shd w:val="clear" w:color="auto" w:fill="FFFFFF"/>
-        <w:spacing w:before="0" w:beforeAutospacing="0" w:after="0" w:afterAutospacing="0"/>
-        <w:ind w:left="360"/>
-        <w:rPr>
-          <w:rFonts w:asciiTheme="minorHAnsi" w:hAnsiTheme="minorHAnsi" w:cstheme="minorHAnsi"/>
-          <w:color w:val="10162F"/>
-          <w:sz w:val="20"/>
-          <w:szCs w:val="20"/>
-          <w:shd w:val="clear" w:color="auto" w:fill="FFFFFF"/>
-        </w:rPr>
-      </w:pPr>
-    </w:p>
-    <w:p>
-      <w:pPr>
-        <w:pStyle w:val="g-md-li"/>
-        <w:shd w:val="clear" w:color="auto" w:fill="FFFFFF"/>
-        <w:spacing w:before="0" w:beforeAutospacing="0" w:after="0" w:afterAutospacing="0"/>
-        <w:ind w:left="360"/>
-        <w:rPr>
-          <w:rFonts w:asciiTheme="minorHAnsi" w:hAnsiTheme="minorHAnsi" w:cstheme="minorHAnsi"/>
-          <w:color w:val="10162F"/>
-          <w:sz w:val="20"/>
-          <w:szCs w:val="20"/>
-          <w:shd w:val="clear" w:color="auto" w:fill="FFFFFF"/>
-        </w:rPr>
-      </w:pPr>
-    </w:p>
-    <w:p>
-      <w:pPr>
-        <w:pStyle w:val="g-md-li"/>
-        <w:shd w:val="clear" w:color="auto" w:fill="FFFFFF"/>
-        <w:spacing w:before="0" w:beforeAutospacing="0" w:after="0" w:afterAutospacing="0"/>
-        <w:ind w:left="360"/>
-        <w:rPr>
-          <w:rFonts w:asciiTheme="minorHAnsi" w:hAnsiTheme="minorHAnsi" w:cstheme="minorHAnsi"/>
-          <w:color w:val="10162F"/>
-          <w:sz w:val="20"/>
-          <w:szCs w:val="20"/>
-          <w:shd w:val="clear" w:color="auto" w:fill="FFFFFF"/>
-        </w:rPr>
-      </w:pPr>
-    </w:p>
-    <w:p>
-      <w:pPr>
-        <w:pStyle w:val="g-md-li"/>
-        <w:shd w:val="clear" w:color="auto" w:fill="FFFFFF"/>
-        <w:spacing w:before="0" w:beforeAutospacing="0" w:after="0" w:afterAutospacing="0"/>
-        <w:ind w:left="360"/>
-        <w:rPr>
-          <w:rFonts w:asciiTheme="minorHAnsi" w:hAnsiTheme="minorHAnsi" w:cstheme="minorHAnsi"/>
-          <w:color w:val="10162F"/>
-          <w:sz w:val="20"/>
-          <w:szCs w:val="20"/>
-          <w:shd w:val="clear" w:color="auto" w:fill="FFFFFF"/>
-        </w:rPr>
-      </w:pPr>
-    </w:p>
-    <w:p>
-      <w:pPr>
-        <w:pStyle w:val="g-md-li"/>
-        <w:shd w:val="clear" w:color="auto" w:fill="FFFFFF"/>
-        <w:spacing w:before="0" w:beforeAutospacing="0" w:after="0" w:afterAutospacing="0"/>
-        <w:ind w:left="360"/>
-        <w:rPr>
-          <w:rFonts w:asciiTheme="minorHAnsi" w:hAnsiTheme="minorHAnsi" w:cstheme="minorHAnsi"/>
-          <w:color w:val="10162F"/>
-          <w:sz w:val="20"/>
-          <w:szCs w:val="20"/>
-          <w:shd w:val="clear" w:color="auto" w:fill="FFFFFF"/>
-        </w:rPr>
-      </w:pPr>
-    </w:p>
-    <w:p>
-      <w:pPr>
-        <w:pStyle w:val="g-md-li"/>
-        <w:shd w:val="clear" w:color="auto" w:fill="FFFFFF"/>
-        <w:spacing w:before="0" w:beforeAutospacing="0" w:after="0" w:afterAutospacing="0"/>
-        <w:ind w:left="360"/>
-        <w:rPr>
-          <w:rFonts w:asciiTheme="minorHAnsi" w:hAnsiTheme="minorHAnsi" w:cstheme="minorHAnsi"/>
-          <w:color w:val="10162F"/>
-          <w:sz w:val="20"/>
-          <w:szCs w:val="20"/>
-          <w:shd w:val="clear" w:color="auto" w:fill="FFFFFF"/>
-        </w:rPr>
-      </w:pPr>
-    </w:p>
-    <w:p>
-      <w:pPr>
-        <w:pStyle w:val="g-md-li"/>
-        <w:shd w:val="clear" w:color="auto" w:fill="FFFFFF"/>
-        <w:spacing w:before="0" w:beforeAutospacing="0" w:after="0" w:afterAutospacing="0"/>
-        <w:ind w:left="360"/>
-        <w:rPr>
-          <w:rFonts w:asciiTheme="minorHAnsi" w:hAnsiTheme="minorHAnsi" w:cstheme="minorHAnsi"/>
-          <w:color w:val="10162F"/>
-          <w:sz w:val="20"/>
-          <w:szCs w:val="20"/>
-          <w:shd w:val="clear" w:color="auto" w:fill="FFFFFF"/>
-        </w:rPr>
-      </w:pPr>
-    </w:p>
-    <w:p>
-      <w:pPr>
-        <w:pStyle w:val="g-md-li"/>
-        <w:shd w:val="clear" w:color="auto" w:fill="FFFFFF"/>
-        <w:spacing w:before="0" w:beforeAutospacing="0" w:after="0" w:afterAutospacing="0"/>
-        <w:ind w:left="360"/>
-        <w:rPr>
-          <w:rFonts w:asciiTheme="minorHAnsi" w:hAnsiTheme="minorHAnsi" w:cstheme="minorHAnsi"/>
-          <w:color w:val="10162F"/>
-          <w:sz w:val="20"/>
-          <w:szCs w:val="20"/>
-          <w:shd w:val="clear" w:color="auto" w:fill="FFFFFF"/>
-        </w:rPr>
-      </w:pPr>
-    </w:p>
-    <w:p>
-      <w:pPr>
-        <w:pStyle w:val="g-md-li"/>
-        <w:numPr>
-          <w:ilvl w:val="0"/>
-          <w:numId w:val="3"/>
-        </w:numPr>
-        <w:shd w:val="clear" w:color="auto" w:fill="FFFFFF"/>
-        <w:tabs>
-          <w:tab w:val="clear" w:pos="720"/>
-          <w:tab w:val="num" w:pos="360"/>
-        </w:tabs>
-        <w:spacing w:before="0" w:beforeAutospacing="0" w:after="0" w:afterAutospacing="0"/>
-        <w:ind w:left="360"/>
-        <w:rPr>
-          <w:rFonts w:asciiTheme="minorHAnsi" w:hAnsiTheme="minorHAnsi" w:cstheme="minorHAnsi"/>
-          <w:color w:val="10162F"/>
-          <w:sz w:val="20"/>
-          <w:szCs w:val="20"/>
-        </w:rPr>
-      </w:pPr>
-      <w:r>
-        <w:rPr>
-          <w:rFonts w:asciiTheme="minorHAnsi" w:hAnsiTheme="minorHAnsi" w:cstheme="minorHAnsi"/>
-          <w:color w:val="10162F"/>
-          <w:sz w:val="20"/>
-          <w:szCs w:val="20"/>
-        </w:rPr>
-        <w:t>The variance of the sum of two random variables is the sum of the individual variances</w:t>
-      </w:r>
-      <w:r>
-        <w:rPr>
-          <w:rFonts w:asciiTheme="minorHAnsi" w:hAnsiTheme="minorHAnsi" w:cstheme="minorHAnsi"/>
-          <w:color w:val="10162F"/>
-          <w:sz w:val="20"/>
-          <w:szCs w:val="20"/>
-        </w:rPr>
-        <w:t xml:space="preserve">, </w:t>
+      <w:r>
+        <w:rPr>
+          <w:rFonts w:asciiTheme="minorHAnsi" w:hAnsiTheme="minorHAnsi" w:cstheme="minorHAnsi"/>
+          <w:color w:val="10162F"/>
+          <w:sz w:val="20"/>
+          <w:szCs w:val="20"/>
+          <w:shd w:val="clear" w:color="auto" w:fill="FFFFFF"/>
+        </w:rPr>
+        <w:t>If two random variables are independent, the variance of their sum is the sum of their variances:</w:t>
+      </w:r>
+      <w:r>
+        <w:rPr>
+          <w:rFonts w:asciiTheme="minorHAnsi" w:hAnsiTheme="minorHAnsi" w:cstheme="minorHAnsi"/>
+          <w:color w:val="10162F"/>
+          <w:sz w:val="20"/>
+          <w:szCs w:val="20"/>
+        </w:rPr>
+        <w:t xml:space="preserve"> </w:t>
       </w:r>
     </w:p>
     <w:p>
@@ -13413,46 +13904,9 @@
           <w:color w:val="10162F"/>
           <w:sz w:val="20"/>
           <w:szCs w:val="20"/>
-        </w:rPr>
-      </w:pPr>
-      <w:r>
-        <w:rPr>
-          <w:rFonts w:asciiTheme="minorHAnsi" w:hAnsiTheme="minorHAnsi" w:cstheme="minorHAnsi"/>
-          <w:color w:val="10162F"/>
-          <w:sz w:val="20"/>
-          <w:szCs w:val="20"/>
-        </w:rPr>
-        <w:t xml:space="preserve">This principle ONLY holds if the X and Y are independent random variables. Let’s say that X is the event getting a </w:t>
-      </w:r>
-      <w:proofErr w:type="gramStart"/>
-      <w:r>
-        <w:rPr>
-          <w:rFonts w:asciiTheme="minorHAnsi" w:hAnsiTheme="minorHAnsi" w:cstheme="minorHAnsi"/>
-          <w:color w:val="10162F"/>
-          <w:sz w:val="20"/>
-          <w:szCs w:val="20"/>
-        </w:rPr>
-        <w:t>heads</w:t>
-      </w:r>
-      <w:proofErr w:type="gramEnd"/>
-      <w:r>
-        <w:rPr>
-          <w:rFonts w:asciiTheme="minorHAnsi" w:hAnsiTheme="minorHAnsi" w:cstheme="minorHAnsi"/>
-          <w:color w:val="10162F"/>
-          <w:sz w:val="20"/>
-          <w:szCs w:val="20"/>
-        </w:rPr>
-        <w:t xml:space="preserve"> on a single fair coin flip, and Y is the event rolling a 2 on a fair six-sided die</w:t>
-      </w:r>
-      <w:r>
-        <w:rPr>
-          <w:rFonts w:asciiTheme="minorHAnsi" w:hAnsiTheme="minorHAnsi" w:cstheme="minorHAnsi"/>
-          <w:color w:val="10162F"/>
-          <w:sz w:val="20"/>
-          <w:szCs w:val="20"/>
-        </w:rPr>
-        <w:t xml:space="preserve">, </w:t>
-      </w:r>
+          <w:shd w:val="clear" w:color="auto" w:fill="FFFFFF"/>
+        </w:rPr>
+      </w:pPr>
     </w:p>
     <w:p>
       <w:pPr>
@@ -13475,13 +13929,72 @@
           <w:tab w:val="left" w:pos="13740"/>
           <w:tab w:val="left" w:pos="14656"/>
         </w:tabs>
-        <w:rPr>
-          <w:rFonts w:asciiTheme="minorHAnsi" w:hAnsiTheme="minorHAnsi" w:cstheme="minorHAnsi"/>
-          <w:color w:val="10162F"/>
-          <w:sz w:val="20"/>
-          <w:szCs w:val="20"/>
-        </w:rPr>
-      </w:pPr>
+        <w:ind w:left="360"/>
+        <w:rPr>
+          <w:rFonts w:asciiTheme="minorHAnsi" w:hAnsiTheme="minorHAnsi" w:cstheme="minorHAnsi"/>
+          <w:b/>
+          <w:bCs/>
+          <w:sz w:val="20"/>
+          <w:szCs w:val="20"/>
+        </w:rPr>
+      </w:pPr>
+      <w:r>
+        <w:rPr>
+          <w:rFonts w:asciiTheme="minorHAnsi" w:hAnsiTheme="minorHAnsi" w:cstheme="minorHAnsi"/>
+          <w:b/>
+          <w:bCs/>
+          <w:sz w:val="20"/>
+          <w:szCs w:val="20"/>
+        </w:rPr>
+        <w:t>Data science example</w:t>
+      </w:r>
+    </w:p>
+    <w:p>
+      <w:pPr>
+        <w:spacing w:before="100" w:beforeAutospacing="1" w:after="100" w:afterAutospacing="1"/>
+        <w:ind w:left="360"/>
+        <w:rPr>
+          <w:rFonts w:asciiTheme="minorHAnsi" w:hAnsiTheme="minorHAnsi" w:cstheme="minorHAnsi"/>
+          <w:sz w:val="20"/>
+          <w:szCs w:val="20"/>
+        </w:rPr>
+      </w:pPr>
+      <w:r>
+        <w:rPr>
+          <w:rFonts w:asciiTheme="minorHAnsi" w:hAnsiTheme="minorHAnsi" w:cstheme="minorHAnsi"/>
+          <w:sz w:val="20"/>
+          <w:szCs w:val="20"/>
+        </w:rPr>
+        <w:t>Suppose X is the daily number of app crashes on Android and Y is the daily number on iPhone.</w:t>
+      </w:r>
+      <w:r>
+        <w:rPr>
+          <w:rFonts w:asciiTheme="minorHAnsi" w:hAnsiTheme="minorHAnsi" w:cstheme="minorHAnsi"/>
+          <w:sz w:val="20"/>
+          <w:szCs w:val="20"/>
+        </w:rPr>
+        <w:br/>
+        <w:t>If those counts are treated as independent, then the variability in the total daily crashes is</w:t>
+      </w:r>
+    </w:p>
+    <w:p>
+      <w:pPr>
+        <w:ind w:left="360"/>
+        <w:jc w:val="center"/>
+        <w:rPr>
+          <w:rFonts w:ascii="Cambria Math" w:hAnsi="Cambria Math" w:cstheme="minorHAnsi"/>
+          <w:sz w:val="20"/>
+          <w:szCs w:val="20"/>
+        </w:rPr>
+      </w:pPr>
+      <w:r>
+        <w:rPr>
+          <w:rFonts w:ascii="Cambria Math" w:hAnsi="Cambria Math" w:cstheme="minorHAnsi"/>
+          <w:sz w:val="20"/>
+          <w:szCs w:val="20"/>
+        </w:rPr>
+        <w:t>Var(X+Y)=Var(X)+Var(Y)</w:t>
+      </w:r>
     </w:p>
     <w:p>
       <w:pPr>
@@ -13504,394 +14017,6 @@
           <w:tab w:val="left" w:pos="13740"/>
           <w:tab w:val="left" w:pos="14656"/>
         </w:tabs>
-        <w:jc w:val="center"/>
-        <w:rPr>
-          <w:rFonts w:ascii="Cambria Math" w:hAnsi="Cambria Math"/>
-          <w:i/>
-          <w:iCs/>
-          <w:color w:val="10162F"/>
-          <w:sz w:val="20"/>
-          <w:szCs w:val="20"/>
-        </w:rPr>
-      </w:pPr>
-      <w:r>
-        <w:rPr>
-          <w:rFonts w:ascii="Cambria Math" w:hAnsi="Cambria Math"/>
-          <w:color w:val="10162F"/>
-          <w:sz w:val="20"/>
-          <w:szCs w:val="20"/>
-          <w:bdr w:val="none" w:sz="0" w:space="0" w:color="auto" w:frame="1"/>
-        </w:rPr>
-        <w:t>Var(X)=0.5</w:t>
-      </w:r>
-      <w:proofErr w:type="gramStart"/>
-      <w:r>
-        <w:rPr>
-          <w:rFonts w:ascii="Cambria Math" w:hAnsi="Cambria Math" w:cs="Cambria Math"/>
-          <w:color w:val="10162F"/>
-          <w:sz w:val="20"/>
-          <w:szCs w:val="20"/>
-          <w:bdr w:val="none" w:sz="0" w:space="0" w:color="auto" w:frame="1"/>
-        </w:rPr>
-        <w:t>∗</w:t>
-      </w:r>
-      <w:r>
-        <w:rPr>
-          <w:rFonts w:ascii="Cambria Math" w:hAnsi="Cambria Math"/>
-          <w:color w:val="10162F"/>
-          <w:sz w:val="20"/>
-          <w:szCs w:val="20"/>
-          <w:bdr w:val="none" w:sz="0" w:space="0" w:color="auto" w:frame="1"/>
-        </w:rPr>
-        <w:t>(</w:t>
-      </w:r>
-      <w:proofErr w:type="gramEnd"/>
-      <w:r>
-        <w:rPr>
-          <w:rFonts w:ascii="Cambria Math" w:hAnsi="Cambria Math"/>
-          <w:color w:val="10162F"/>
-          <w:sz w:val="20"/>
-          <w:szCs w:val="20"/>
-          <w:bdr w:val="none" w:sz="0" w:space="0" w:color="auto" w:frame="1"/>
-        </w:rPr>
-        <w:t>1−0.5)=0.25</w:t>
-      </w:r>
-    </w:p>
-    <w:p>
-      <w:pPr>
-        <w:shd w:val="clear" w:color="auto" w:fill="FFFFFF"/>
-        <w:tabs>
-          <w:tab w:val="left" w:pos="916"/>
-          <w:tab w:val="left" w:pos="1832"/>
-          <w:tab w:val="left" w:pos="2748"/>
-          <w:tab w:val="left" w:pos="3664"/>
-          <w:tab w:val="left" w:pos="4580"/>
-          <w:tab w:val="left" w:pos="5496"/>
-          <w:tab w:val="left" w:pos="6412"/>
-          <w:tab w:val="left" w:pos="7328"/>
-          <w:tab w:val="left" w:pos="8244"/>
-          <w:tab w:val="left" w:pos="9160"/>
-          <w:tab w:val="left" w:pos="10076"/>
-          <w:tab w:val="left" w:pos="10992"/>
-          <w:tab w:val="left" w:pos="11908"/>
-          <w:tab w:val="left" w:pos="12824"/>
-          <w:tab w:val="left" w:pos="13740"/>
-          <w:tab w:val="left" w:pos="14656"/>
-        </w:tabs>
-        <w:jc w:val="center"/>
-        <w:rPr>
-          <w:rFonts w:ascii="Cambria Math" w:hAnsi="Cambria Math"/>
-          <w:i/>
-          <w:iCs/>
-          <w:color w:val="10162F"/>
-          <w:sz w:val="20"/>
-          <w:szCs w:val="20"/>
-        </w:rPr>
-      </w:pPr>
-    </w:p>
-    <w:p>
-      <w:pPr>
-        <w:shd w:val="clear" w:color="auto" w:fill="FFFFFF"/>
-        <w:tabs>
-          <w:tab w:val="left" w:pos="916"/>
-          <w:tab w:val="left" w:pos="1832"/>
-          <w:tab w:val="left" w:pos="2748"/>
-          <w:tab w:val="left" w:pos="3664"/>
-          <w:tab w:val="left" w:pos="4580"/>
-          <w:tab w:val="left" w:pos="5496"/>
-          <w:tab w:val="left" w:pos="6412"/>
-          <w:tab w:val="left" w:pos="7328"/>
-          <w:tab w:val="left" w:pos="8244"/>
-          <w:tab w:val="left" w:pos="9160"/>
-          <w:tab w:val="left" w:pos="10076"/>
-          <w:tab w:val="left" w:pos="10992"/>
-          <w:tab w:val="left" w:pos="11908"/>
-          <w:tab w:val="left" w:pos="12824"/>
-          <w:tab w:val="left" w:pos="13740"/>
-          <w:tab w:val="left" w:pos="14656"/>
-        </w:tabs>
-        <w:jc w:val="center"/>
-        <w:rPr>
-          <w:rStyle w:val="mord"/>
-          <w:rFonts w:ascii="Cambria Math" w:hAnsi="Cambria Math"/>
-          <w:color w:val="10162F"/>
-          <w:sz w:val="20"/>
-          <w:szCs w:val="20"/>
-          <w:shd w:val="clear" w:color="auto" w:fill="FFFFFF"/>
-        </w:rPr>
-      </w:pPr>
-      <w:r>
-        <w:rPr>
-          <w:rStyle w:val="mord"/>
-          <w:rFonts w:ascii="Cambria Math" w:hAnsi="Cambria Math"/>
-          <w:color w:val="10162F"/>
-          <w:sz w:val="20"/>
-          <w:szCs w:val="20"/>
-          <w:shd w:val="clear" w:color="auto" w:fill="FFFFFF"/>
-        </w:rPr>
-        <w:t>Var</w:t>
-      </w:r>
-      <w:r>
-        <w:rPr>
-          <w:rStyle w:val="mopen"/>
-          <w:rFonts w:ascii="Cambria Math" w:hAnsi="Cambria Math"/>
-          <w:color w:val="10162F"/>
-          <w:sz w:val="20"/>
-          <w:szCs w:val="20"/>
-          <w:shd w:val="clear" w:color="auto" w:fill="FFFFFF"/>
-        </w:rPr>
-        <w:t>(</w:t>
-      </w:r>
-      <w:r>
-        <w:rPr>
-          <w:rStyle w:val="mord"/>
-          <w:rFonts w:ascii="Cambria Math" w:hAnsi="Cambria Math"/>
-          <w:color w:val="10162F"/>
-          <w:sz w:val="20"/>
-          <w:szCs w:val="20"/>
-          <w:shd w:val="clear" w:color="auto" w:fill="FFFFFF"/>
-        </w:rPr>
-        <w:t>Y</w:t>
-      </w:r>
-      <w:r>
-        <w:rPr>
-          <w:rStyle w:val="mclose"/>
-          <w:rFonts w:ascii="Cambria Math" w:hAnsi="Cambria Math"/>
-          <w:color w:val="10162F"/>
-          <w:sz w:val="20"/>
-          <w:szCs w:val="20"/>
-          <w:shd w:val="clear" w:color="auto" w:fill="FFFFFF"/>
-        </w:rPr>
-        <w:t>)</w:t>
-      </w:r>
-      <w:r>
-        <w:rPr>
-          <w:rStyle w:val="mrel"/>
-          <w:rFonts w:ascii="Cambria Math" w:hAnsi="Cambria Math"/>
-          <w:color w:val="10162F"/>
-          <w:sz w:val="20"/>
-          <w:szCs w:val="20"/>
-          <w:shd w:val="clear" w:color="auto" w:fill="FFFFFF"/>
-        </w:rPr>
-        <w:t>=</w:t>
-      </w:r>
-      <w:r>
-        <w:rPr>
-          <w:rStyle w:val="mord"/>
-          <w:rFonts w:ascii="Cambria Math" w:hAnsi="Cambria Math"/>
-          <w:color w:val="10162F"/>
-          <w:sz w:val="20"/>
-          <w:szCs w:val="20"/>
-          <w:shd w:val="clear" w:color="auto" w:fill="FFFFFF"/>
-        </w:rPr>
-        <w:t>0.167</w:t>
-      </w:r>
-      <w:proofErr w:type="gramStart"/>
-      <w:r>
-        <w:rPr>
-          <w:rStyle w:val="mbin"/>
-          <w:rFonts w:ascii="Cambria Math" w:hAnsi="Cambria Math" w:cs="Cambria Math"/>
-          <w:color w:val="10162F"/>
-          <w:sz w:val="20"/>
-          <w:szCs w:val="20"/>
-          <w:shd w:val="clear" w:color="auto" w:fill="FFFFFF"/>
-        </w:rPr>
-        <w:t>∗</w:t>
-      </w:r>
-      <w:r>
-        <w:rPr>
-          <w:rStyle w:val="mopen"/>
-          <w:rFonts w:ascii="Cambria Math" w:hAnsi="Cambria Math"/>
-          <w:color w:val="10162F"/>
-          <w:sz w:val="20"/>
-          <w:szCs w:val="20"/>
-          <w:shd w:val="clear" w:color="auto" w:fill="FFFFFF"/>
-        </w:rPr>
-        <w:t>(</w:t>
-      </w:r>
-      <w:proofErr w:type="gramEnd"/>
-      <w:r>
-        <w:rPr>
-          <w:rStyle w:val="mord"/>
-          <w:rFonts w:ascii="Cambria Math" w:hAnsi="Cambria Math"/>
-          <w:color w:val="10162F"/>
-          <w:sz w:val="20"/>
-          <w:szCs w:val="20"/>
-          <w:shd w:val="clear" w:color="auto" w:fill="FFFFFF"/>
-        </w:rPr>
-        <w:t>1</w:t>
-      </w:r>
-      <w:r>
-        <w:rPr>
-          <w:rStyle w:val="mbin"/>
-          <w:rFonts w:ascii="Cambria Math" w:hAnsi="Cambria Math"/>
-          <w:color w:val="10162F"/>
-          <w:sz w:val="20"/>
-          <w:szCs w:val="20"/>
-          <w:shd w:val="clear" w:color="auto" w:fill="FFFFFF"/>
-        </w:rPr>
-        <w:t>−</w:t>
-      </w:r>
-      <w:r>
-        <w:rPr>
-          <w:rStyle w:val="mord"/>
-          <w:rFonts w:ascii="Cambria Math" w:hAnsi="Cambria Math"/>
-          <w:color w:val="10162F"/>
-          <w:sz w:val="20"/>
-          <w:szCs w:val="20"/>
-          <w:shd w:val="clear" w:color="auto" w:fill="FFFFFF"/>
-        </w:rPr>
-        <w:t>0.167</w:t>
-      </w:r>
-      <w:r>
-        <w:rPr>
-          <w:rStyle w:val="mclose"/>
-          <w:rFonts w:ascii="Cambria Math" w:hAnsi="Cambria Math"/>
-          <w:color w:val="10162F"/>
-          <w:sz w:val="20"/>
-          <w:szCs w:val="20"/>
-          <w:shd w:val="clear" w:color="auto" w:fill="FFFFFF"/>
-        </w:rPr>
-        <w:t>)</w:t>
-      </w:r>
-      <w:r>
-        <w:rPr>
-          <w:rStyle w:val="mrel"/>
-          <w:rFonts w:ascii="Cambria Math" w:hAnsi="Cambria Math"/>
-          <w:color w:val="10162F"/>
-          <w:sz w:val="20"/>
-          <w:szCs w:val="20"/>
-          <w:shd w:val="clear" w:color="auto" w:fill="FFFFFF"/>
-        </w:rPr>
-        <w:t>=</w:t>
-      </w:r>
-      <w:r>
-        <w:rPr>
-          <w:rStyle w:val="mord"/>
-          <w:rFonts w:ascii="Cambria Math" w:hAnsi="Cambria Math"/>
-          <w:color w:val="10162F"/>
-          <w:sz w:val="20"/>
-          <w:szCs w:val="20"/>
-          <w:shd w:val="clear" w:color="auto" w:fill="FFFFFF"/>
-        </w:rPr>
-        <w:t>0.139</w:t>
-      </w:r>
-    </w:p>
-    <w:p>
-      <w:pPr>
-        <w:shd w:val="clear" w:color="auto" w:fill="FFFFFF"/>
-        <w:tabs>
-          <w:tab w:val="left" w:pos="916"/>
-          <w:tab w:val="left" w:pos="1832"/>
-          <w:tab w:val="left" w:pos="2748"/>
-          <w:tab w:val="left" w:pos="3664"/>
-          <w:tab w:val="left" w:pos="4580"/>
-          <w:tab w:val="left" w:pos="5496"/>
-          <w:tab w:val="left" w:pos="6412"/>
-          <w:tab w:val="left" w:pos="7328"/>
-          <w:tab w:val="left" w:pos="8244"/>
-          <w:tab w:val="left" w:pos="9160"/>
-          <w:tab w:val="left" w:pos="10076"/>
-          <w:tab w:val="left" w:pos="10992"/>
-          <w:tab w:val="left" w:pos="11908"/>
-          <w:tab w:val="left" w:pos="12824"/>
-          <w:tab w:val="left" w:pos="13740"/>
-          <w:tab w:val="left" w:pos="14656"/>
-        </w:tabs>
-        <w:jc w:val="center"/>
-        <w:rPr>
-          <w:rStyle w:val="mord"/>
-          <w:rFonts w:ascii="Cambria Math" w:hAnsi="Cambria Math"/>
-          <w:color w:val="10162F"/>
-          <w:sz w:val="20"/>
-          <w:szCs w:val="20"/>
-          <w:shd w:val="clear" w:color="auto" w:fill="FFFFFF"/>
-        </w:rPr>
-      </w:pPr>
-    </w:p>
-    <w:p>
-      <w:pPr>
-        <w:shd w:val="clear" w:color="auto" w:fill="FFFFFF"/>
-        <w:tabs>
-          <w:tab w:val="left" w:pos="916"/>
-          <w:tab w:val="left" w:pos="1832"/>
-          <w:tab w:val="left" w:pos="2748"/>
-          <w:tab w:val="left" w:pos="3664"/>
-          <w:tab w:val="left" w:pos="4580"/>
-          <w:tab w:val="left" w:pos="5496"/>
-          <w:tab w:val="left" w:pos="6412"/>
-          <w:tab w:val="left" w:pos="7328"/>
-          <w:tab w:val="left" w:pos="8244"/>
-          <w:tab w:val="left" w:pos="9160"/>
-          <w:tab w:val="left" w:pos="10076"/>
-          <w:tab w:val="left" w:pos="10992"/>
-          <w:tab w:val="left" w:pos="11908"/>
-          <w:tab w:val="left" w:pos="12824"/>
-          <w:tab w:val="left" w:pos="13740"/>
-          <w:tab w:val="left" w:pos="14656"/>
-        </w:tabs>
-        <w:jc w:val="center"/>
-        <w:rPr>
-          <w:rFonts w:ascii="Cambria Math" w:hAnsi="Cambria Math" w:cs="Courier New"/>
-          <w:color w:val="10162F"/>
-          <w:sz w:val="20"/>
-          <w:szCs w:val="20"/>
-        </w:rPr>
-      </w:pPr>
-      <w:r>
-        <w:rPr>
-          <w:rFonts w:ascii="Cambria Math" w:hAnsi="Cambria Math"/>
-          <w:color w:val="10162F"/>
-          <w:sz w:val="20"/>
-          <w:szCs w:val="20"/>
-          <w:bdr w:val="none" w:sz="0" w:space="0" w:color="auto" w:frame="1"/>
-        </w:rPr>
-        <w:t>Var(X+</w:t>
-      </w:r>
-      <w:proofErr w:type="gramStart"/>
-      <w:r>
-        <w:rPr>
-          <w:rFonts w:ascii="Cambria Math" w:hAnsi="Cambria Math"/>
-          <w:color w:val="10162F"/>
-          <w:sz w:val="20"/>
-          <w:szCs w:val="20"/>
-          <w:bdr w:val="none" w:sz="0" w:space="0" w:color="auto" w:frame="1"/>
-        </w:rPr>
-        <w:t>Y)=</w:t>
-      </w:r>
-      <w:proofErr w:type="gramEnd"/>
-      <w:r>
-        <w:rPr>
-          <w:rFonts w:ascii="Cambria Math" w:hAnsi="Cambria Math"/>
-          <w:color w:val="10162F"/>
-          <w:sz w:val="20"/>
-          <w:szCs w:val="20"/>
-          <w:bdr w:val="none" w:sz="0" w:space="0" w:color="auto" w:frame="1"/>
-        </w:rPr>
-        <w:t>Var(X)+Var(Y)=0.25+0.139=0.389</w:t>
-      </w:r>
-    </w:p>
-    <w:p>
-      <w:pPr>
-        <w:shd w:val="clear" w:color="auto" w:fill="FFFFFF"/>
-        <w:tabs>
-          <w:tab w:val="left" w:pos="916"/>
-          <w:tab w:val="left" w:pos="1832"/>
-          <w:tab w:val="left" w:pos="2748"/>
-          <w:tab w:val="left" w:pos="3664"/>
-          <w:tab w:val="left" w:pos="4580"/>
-          <w:tab w:val="left" w:pos="5496"/>
-          <w:tab w:val="left" w:pos="6412"/>
-          <w:tab w:val="left" w:pos="7328"/>
-          <w:tab w:val="left" w:pos="8244"/>
-          <w:tab w:val="left" w:pos="9160"/>
-          <w:tab w:val="left" w:pos="10076"/>
-          <w:tab w:val="left" w:pos="10992"/>
-          <w:tab w:val="left" w:pos="11908"/>
-          <w:tab w:val="left" w:pos="12824"/>
-          <w:tab w:val="left" w:pos="13740"/>
-          <w:tab w:val="left" w:pos="14656"/>
-        </w:tabs>
         <w:rPr>
           <w:rFonts w:asciiTheme="minorHAnsi" w:hAnsiTheme="minorHAnsi" w:cstheme="minorHAnsi"/>
           <w:color w:val="10162F"/>
@@ -13937,33 +14062,7 @@
           <w:u w:val="single"/>
           <w:shd w:val="clear" w:color="auto" w:fill="FFFFFF"/>
         </w:rPr>
-        <w:t>31.</w:t>
-      </w:r>
-      <w:r>
-        <w:rPr>
-          <w:rFonts w:asciiTheme="minorHAnsi" w:hAnsiTheme="minorHAnsi" w:cstheme="minorHAnsi"/>
-          <w:b/>
-          <w:bCs/>
-          <w:color w:val="002060"/>
-          <w:sz w:val="20"/>
-          <w:szCs w:val="20"/>
-          <w:u w:val="single"/>
-          <w:shd w:val="clear" w:color="auto" w:fill="FFFFFF"/>
-        </w:rPr>
-        <w:t>8</w:t>
-      </w:r>
-      <w:r>
-        <w:rPr>
-          <w:rFonts w:asciiTheme="minorHAnsi" w:hAnsiTheme="minorHAnsi" w:cstheme="minorHAnsi"/>
-          <w:b/>
-          <w:bCs/>
-          <w:color w:val="002060"/>
-          <w:sz w:val="20"/>
-          <w:szCs w:val="20"/>
-          <w:u w:val="single"/>
-          <w:shd w:val="clear" w:color="auto" w:fill="FFFFFF"/>
-        </w:rPr>
-        <w:t xml:space="preserve"> Exercise 1</w:t>
+        <w:t>31.8 Exercise 1</w:t>
       </w:r>
     </w:p>
     <w:p>
@@ -14309,6 +14408,304 @@
     </w:lvl>
   </w:abstractNum>
   <w:abstractNum w:abstractNumId="2" w15:restartNumberingAfterBreak="0">
+    <w:nsid w:val="3F9E3F90"/>
+    <w:multiLevelType w:val="multilevel"/>
+    <w:tmpl w:val="758E3024"/>
+    <w:lvl w:ilvl="0">
+      <w:start w:val="1"/>
+      <w:numFmt w:val="bullet"/>
+      <w:lvlText w:val=""/>
+      <w:lvlJc w:val="left"/>
+      <w:pPr>
+        <w:tabs>
+          <w:tab w:val="num" w:pos="720"/>
+        </w:tabs>
+        <w:ind w:left="720" w:hanging="360"/>
+      </w:pPr>
+      <w:rPr>
+        <w:rFonts w:ascii="Symbol" w:hAnsi="Symbol" w:hint="default"/>
+        <w:sz w:val="20"/>
+      </w:rPr>
+    </w:lvl>
+    <w:lvl w:ilvl="1" w:tentative="1">
+      <w:start w:val="1"/>
+      <w:numFmt w:val="bullet"/>
+      <w:lvlText w:val="o"/>
+      <w:lvlJc w:val="left"/>
+      <w:pPr>
+        <w:tabs>
+          <w:tab w:val="num" w:pos="1440"/>
+        </w:tabs>
+        <w:ind w:left="1440" w:hanging="360"/>
+      </w:pPr>
+      <w:rPr>
+        <w:rFonts w:ascii="Courier New" w:hAnsi="Courier New" w:hint="default"/>
+        <w:sz w:val="20"/>
+      </w:rPr>
+    </w:lvl>
+    <w:lvl w:ilvl="2" w:tentative="1">
+      <w:start w:val="1"/>
+      <w:numFmt w:val="bullet"/>
+      <w:lvlText w:val=""/>
+      <w:lvlJc w:val="left"/>
+      <w:pPr>
+        <w:tabs>
+          <w:tab w:val="num" w:pos="2160"/>
+        </w:tabs>
+        <w:ind w:left="2160" w:hanging="360"/>
+      </w:pPr>
+      <w:rPr>
+        <w:rFonts w:ascii="Wingdings" w:hAnsi="Wingdings" w:hint="default"/>
+        <w:sz w:val="20"/>
+      </w:rPr>
+    </w:lvl>
+    <w:lvl w:ilvl="3" w:tentative="1">
+      <w:start w:val="1"/>
+      <w:numFmt w:val="bullet"/>
+      <w:lvlText w:val=""/>
+      <w:lvlJc w:val="left"/>
+      <w:pPr>
+        <w:tabs>
+          <w:tab w:val="num" w:pos="2880"/>
+        </w:tabs>
+        <w:ind w:left="2880" w:hanging="360"/>
+      </w:pPr>
+      <w:rPr>
+        <w:rFonts w:ascii="Wingdings" w:hAnsi="Wingdings" w:hint="default"/>
+        <w:sz w:val="20"/>
+      </w:rPr>
+    </w:lvl>
+    <w:lvl w:ilvl="4" w:tentative="1">
+      <w:start w:val="1"/>
+      <w:numFmt w:val="bullet"/>
+      <w:lvlText w:val=""/>
+      <w:lvlJc w:val="left"/>
+      <w:pPr>
+        <w:tabs>
+          <w:tab w:val="num" w:pos="3600"/>
+        </w:tabs>
+        <w:ind w:left="3600" w:hanging="360"/>
+      </w:pPr>
+      <w:rPr>
+        <w:rFonts w:ascii="Wingdings" w:hAnsi="Wingdings" w:hint="default"/>
+        <w:sz w:val="20"/>
+      </w:rPr>
+    </w:lvl>
+    <w:lvl w:ilvl="5" w:tentative="1">
+      <w:start w:val="1"/>
+      <w:numFmt w:val="bullet"/>
+      <w:lvlText w:val=""/>
+      <w:lvlJc w:val="left"/>
+      <w:pPr>
+        <w:tabs>
+          <w:tab w:val="num" w:pos="4320"/>
+        </w:tabs>
+        <w:ind w:left="4320" w:hanging="360"/>
+      </w:pPr>
+      <w:rPr>
+        <w:rFonts w:ascii="Wingdings" w:hAnsi="Wingdings" w:hint="default"/>
+        <w:sz w:val="20"/>
+      </w:rPr>
+    </w:lvl>
+    <w:lvl w:ilvl="6" w:tentative="1">
+      <w:start w:val="1"/>
+      <w:numFmt w:val="bullet"/>
+      <w:lvlText w:val=""/>
+      <w:lvlJc w:val="left"/>
+      <w:pPr>
+        <w:tabs>
+          <w:tab w:val="num" w:pos="5040"/>
+        </w:tabs>
+        <w:ind w:left="5040" w:hanging="360"/>
+      </w:pPr>
+      <w:rPr>
+        <w:rFonts w:ascii="Wingdings" w:hAnsi="Wingdings" w:hint="default"/>
+        <w:sz w:val="20"/>
+      </w:rPr>
+    </w:lvl>
+    <w:lvl w:ilvl="7" w:tentative="1">
+      <w:start w:val="1"/>
+      <w:numFmt w:val="bullet"/>
+      <w:lvlText w:val=""/>
+      <w:lvlJc w:val="left"/>
+      <w:pPr>
+        <w:tabs>
+          <w:tab w:val="num" w:pos="5760"/>
+        </w:tabs>
+        <w:ind w:left="5760" w:hanging="360"/>
+      </w:pPr>
+      <w:rPr>
+        <w:rFonts w:ascii="Wingdings" w:hAnsi="Wingdings" w:hint="default"/>
+        <w:sz w:val="20"/>
+      </w:rPr>
+    </w:lvl>
+    <w:lvl w:ilvl="8" w:tentative="1">
+      <w:start w:val="1"/>
+      <w:numFmt w:val="bullet"/>
+      <w:lvlText w:val=""/>
+      <w:lvlJc w:val="left"/>
+      <w:pPr>
+        <w:tabs>
+          <w:tab w:val="num" w:pos="6480"/>
+        </w:tabs>
+        <w:ind w:left="6480" w:hanging="360"/>
+      </w:pPr>
+      <w:rPr>
+        <w:rFonts w:ascii="Wingdings" w:hAnsi="Wingdings" w:hint="default"/>
+        <w:sz w:val="20"/>
+      </w:rPr>
+    </w:lvl>
+  </w:abstractNum>
+  <w:abstractNum w:abstractNumId="3" w15:restartNumberingAfterBreak="0">
+    <w:nsid w:val="73490C20"/>
+    <w:multiLevelType w:val="multilevel"/>
+    <w:tmpl w:val="98DCCE4C"/>
+    <w:lvl w:ilvl="0">
+      <w:start w:val="1"/>
+      <w:numFmt w:val="bullet"/>
+      <w:lvlText w:val=""/>
+      <w:lvlJc w:val="left"/>
+      <w:pPr>
+        <w:tabs>
+          <w:tab w:val="num" w:pos="720"/>
+        </w:tabs>
+        <w:ind w:left="720" w:hanging="360"/>
+      </w:pPr>
+      <w:rPr>
+        <w:rFonts w:ascii="Symbol" w:hAnsi="Symbol" w:hint="default"/>
+        <w:sz w:val="20"/>
+      </w:rPr>
+    </w:lvl>
+    <w:lvl w:ilvl="1" w:tentative="1">
+      <w:start w:val="1"/>
+      <w:numFmt w:val="bullet"/>
+      <w:lvlText w:val="o"/>
+      <w:lvlJc w:val="left"/>
+      <w:pPr>
+        <w:tabs>
+          <w:tab w:val="num" w:pos="1440"/>
+        </w:tabs>
+        <w:ind w:left="1440" w:hanging="360"/>
+      </w:pPr>
+      <w:rPr>
+        <w:rFonts w:ascii="Courier New" w:hAnsi="Courier New" w:hint="default"/>
+        <w:sz w:val="20"/>
+      </w:rPr>
+    </w:lvl>
+    <w:lvl w:ilvl="2" w:tentative="1">
+      <w:start w:val="1"/>
+      <w:numFmt w:val="bullet"/>
+      <w:lvlText w:val=""/>
+      <w:lvlJc w:val="left"/>
+      <w:pPr>
+        <w:tabs>
+          <w:tab w:val="num" w:pos="2160"/>
+        </w:tabs>
+        <w:ind w:left="2160" w:hanging="360"/>
+      </w:pPr>
+      <w:rPr>
+        <w:rFonts w:ascii="Wingdings" w:hAnsi="Wingdings" w:hint="default"/>
+        <w:sz w:val="20"/>
+      </w:rPr>
+    </w:lvl>
+    <w:lvl w:ilvl="3" w:tentative="1">
+      <w:start w:val="1"/>
+      <w:numFmt w:val="bullet"/>
+      <w:lvlText w:val=""/>
+      <w:lvlJc w:val="left"/>
+      <w:pPr>
+        <w:tabs>
+          <w:tab w:val="num" w:pos="2880"/>
+        </w:tabs>
+        <w:ind w:left="2880" w:hanging="360"/>
+      </w:pPr>
+      <w:rPr>
+        <w:rFonts w:ascii="Wingdings" w:hAnsi="Wingdings" w:hint="default"/>
+        <w:sz w:val="20"/>
+      </w:rPr>
+    </w:lvl>
+    <w:lvl w:ilvl="4" w:tentative="1">
+      <w:start w:val="1"/>
+      <w:numFmt w:val="bullet"/>
+      <w:lvlText w:val=""/>
+      <w:lvlJc w:val="left"/>
+      <w:pPr>
+        <w:tabs>
+          <w:tab w:val="num" w:pos="3600"/>
+        </w:tabs>
+        <w:ind w:left="3600" w:hanging="360"/>
+      </w:pPr>
+      <w:rPr>
+        <w:rFonts w:ascii="Wingdings" w:hAnsi="Wingdings" w:hint="default"/>
+        <w:sz w:val="20"/>
+      </w:rPr>
+    </w:lvl>
+    <w:lvl w:ilvl="5" w:tentative="1">
+      <w:start w:val="1"/>
+      <w:numFmt w:val="bullet"/>
+      <w:lvlText w:val=""/>
+      <w:lvlJc w:val="left"/>
+      <w:pPr>
+        <w:tabs>
+          <w:tab w:val="num" w:pos="4320"/>
+        </w:tabs>
+        <w:ind w:left="4320" w:hanging="360"/>
+      </w:pPr>
+      <w:rPr>
+        <w:rFonts w:ascii="Wingdings" w:hAnsi="Wingdings" w:hint="default"/>
+        <w:sz w:val="20"/>
+      </w:rPr>
+    </w:lvl>
+    <w:lvl w:ilvl="6" w:tentative="1">
+      <w:start w:val="1"/>
+      <w:numFmt w:val="bullet"/>
+      <w:lvlText w:val=""/>
+      <w:lvlJc w:val="left"/>
+      <w:pPr>
+        <w:tabs>
+          <w:tab w:val="num" w:pos="5040"/>
+        </w:tabs>
+        <w:ind w:left="5040" w:hanging="360"/>
+      </w:pPr>
+      <w:rPr>
+        <w:rFonts w:ascii="Wingdings" w:hAnsi="Wingdings" w:hint="default"/>
+        <w:sz w:val="20"/>
+      </w:rPr>
+    </w:lvl>
+    <w:lvl w:ilvl="7" w:tentative="1">
+      <w:start w:val="1"/>
+      <w:numFmt w:val="bullet"/>
+      <w:lvlText w:val=""/>
+      <w:lvlJc w:val="left"/>
+      <w:pPr>
+        <w:tabs>
+          <w:tab w:val="num" w:pos="5760"/>
+        </w:tabs>
+        <w:ind w:left="5760" w:hanging="360"/>
+      </w:pPr>
+      <w:rPr>
+        <w:rFonts w:ascii="Wingdings" w:hAnsi="Wingdings" w:hint="default"/>
+        <w:sz w:val="20"/>
+      </w:rPr>
+    </w:lvl>
+    <w:lvl w:ilvl="8" w:tentative="1">
+      <w:start w:val="1"/>
+      <w:numFmt w:val="bullet"/>
+      <w:lvlText w:val=""/>
+      <w:lvlJc w:val="left"/>
+      <w:pPr>
+        <w:tabs>
+          <w:tab w:val="num" w:pos="6480"/>
+        </w:tabs>
+        <w:ind w:left="6480" w:hanging="360"/>
+      </w:pPr>
+      <w:rPr>
+        <w:rFonts w:ascii="Wingdings" w:hAnsi="Wingdings" w:hint="default"/>
+        <w:sz w:val="20"/>
+      </w:rPr>
+    </w:lvl>
+  </w:abstractNum>
+  <w:abstractNum w:abstractNumId="4" w15:restartNumberingAfterBreak="0">
     <w:nsid w:val="78650E55"/>
     <w:multiLevelType w:val="hybridMultilevel"/>
     <w:tmpl w:val="6874B3E2"/>
@@ -14401,10 +14798,16 @@
     <w:abstractNumId w:val="0"/>
   </w:num>
   <w:num w:numId="2">
-    <w:abstractNumId w:val="2"/>
+    <w:abstractNumId w:val="4"/>
   </w:num>
   <w:num w:numId="3">
     <w:abstractNumId w:val="1"/>
+  </w:num>
+  <w:num w:numId="4">
+    <w:abstractNumId w:val="3"/>
+  </w:num>
+  <w:num w:numId="5">
+    <w:abstractNumId w:val="2"/>
   </w:num>
   <w:numIdMacAtCleanup w:val="3"/>
 </w:numbering>
